--- a/docs/Billy_Haile-Mariam_Resume.docx
+++ b/docs/Billy_Haile-Mariam_Resume.docx
@@ -1,6 +1,6 @@
 
 <file path=word/document.xml><?xml version="1.0" encoding="utf-8"?>
-<w:document xmlns:wpc="http://schemas.microsoft.com/office/word/2010/wordprocessingCanvas" xmlns:cx="http://schemas.microsoft.com/office/drawing/2014/chartex" xmlns:cx1="http://schemas.microsoft.com/office/drawing/2015/9/8/chartex" xmlns:cx2="http://schemas.microsoft.com/office/drawing/2015/10/21/chartex" xmlns:cx3="http://schemas.microsoft.com/office/drawing/2016/5/9/chartex" xmlns:cx4="http://schemas.microsoft.com/office/drawing/2016/5/10/chartex" xmlns:cx5="http://schemas.microsoft.com/office/drawing/2016/5/11/chartex" xmlns:cx6="http://schemas.microsoft.com/office/drawing/2016/5/12/chartex" xmlns:cx7="http://schemas.microsoft.com/office/drawing/2016/5/13/chartex" xmlns:cx8="http://schemas.microsoft.com/office/drawing/2016/5/14/chartex" xmlns:mc="http://schemas.openxmlformats.org/markup-compatibility/2006" xmlns:aink="http://schemas.microsoft.com/office/drawing/2016/ink" xmlns:am3d="http://schemas.microsoft.com/office/drawing/2017/model3d" xmlns:o="urn:schemas-microsoft-com:office:office" xmlns:oel="http://schemas.microsoft.com/office/2019/extlst" xmlns:r="http://schemas.openxmlformats.org/officeDocument/2006/relationships" xmlns:m="http://schemas.openxmlformats.org/officeDocument/2006/math" xmlns:v="urn:schemas-microsoft-com:vml" xmlns:wp14="http://schemas.microsoft.com/office/word/2010/wordprocessingDrawing" xmlns:wp="http://schemas.openxmlformats.org/drawingml/2006/wordprocessingDrawing" xmlns:w10="urn:schemas-microsoft-com:office:word" xmlns:w="http://schemas.openxmlformats.org/wordprocessingml/2006/main" xmlns:w14="http://schemas.microsoft.com/office/word/2010/wordml" xmlns:w15="http://schemas.microsoft.com/office/word/2012/wordml" xmlns:w16cex="http://schemas.microsoft.com/office/word/2018/wordml/cex" xmlns:w16cid="http://schemas.microsoft.com/office/word/2016/wordml/cid" xmlns:w16="http://schemas.microsoft.com/office/word/2018/wordml" xmlns:w16sdtdh="http://schemas.microsoft.com/office/word/2020/wordml/sdtdatahash" xmlns:w16se="http://schemas.microsoft.com/office/word/2015/wordml/symex" xmlns:wpg="http://schemas.microsoft.com/office/word/2010/wordprocessingGroup" xmlns:wpi="http://schemas.microsoft.com/office/word/2010/wordprocessingInk" xmlns:wne="http://schemas.microsoft.com/office/word/2006/wordml" xmlns:wps="http://schemas.microsoft.com/office/word/2010/wordprocessingShape" mc:Ignorable="w14 w15 w16se w16cid w16 w16cex w16sdtdh wp14">
+<w:document xmlns:wpc="http://schemas.microsoft.com/office/word/2010/wordprocessingCanvas" xmlns:cx="http://schemas.microsoft.com/office/drawing/2014/chartex" xmlns:cx1="http://schemas.microsoft.com/office/drawing/2015/9/8/chartex" xmlns:cx2="http://schemas.microsoft.com/office/drawing/2015/10/21/chartex" xmlns:cx3="http://schemas.microsoft.com/office/drawing/2016/5/9/chartex" xmlns:cx4="http://schemas.microsoft.com/office/drawing/2016/5/10/chartex" xmlns:cx5="http://schemas.microsoft.com/office/drawing/2016/5/11/chartex" xmlns:cx6="http://schemas.microsoft.com/office/drawing/2016/5/12/chartex" xmlns:cx7="http://schemas.microsoft.com/office/drawing/2016/5/13/chartex" xmlns:cx8="http://schemas.microsoft.com/office/drawing/2016/5/14/chartex" xmlns:mc="http://schemas.openxmlformats.org/markup-compatibility/2006" xmlns:aink="http://schemas.microsoft.com/office/drawing/2016/ink" xmlns:am3d="http://schemas.microsoft.com/office/drawing/2017/model3d" xmlns:o="urn:schemas-microsoft-com:office:office" xmlns:oel="http://schemas.microsoft.com/office/2019/extlst" xmlns:r="http://schemas.openxmlformats.org/officeDocument/2006/relationships" xmlns:m="http://schemas.openxmlformats.org/officeDocument/2006/math" xmlns:v="urn:schemas-microsoft-com:vml" xmlns:wp14="http://schemas.microsoft.com/office/word/2010/wordprocessingDrawing" xmlns:wp="http://schemas.openxmlformats.org/drawingml/2006/wordprocessingDrawing" xmlns:w10="urn:schemas-microsoft-com:office:word" xmlns:w="http://schemas.openxmlformats.org/wordprocessingml/2006/main" xmlns:w14="http://schemas.microsoft.com/office/word/2010/wordml" xmlns:w15="http://schemas.microsoft.com/office/word/2012/wordml" xmlns:w16cex="http://schemas.microsoft.com/office/word/2018/wordml/cex" xmlns:w16cid="http://schemas.microsoft.com/office/word/2016/wordml/cid" xmlns:w16="http://schemas.microsoft.com/office/word/2018/wordml" xmlns:w16du="http://schemas.microsoft.com/office/word/2023/wordml/word16du" xmlns:w16sdtdh="http://schemas.microsoft.com/office/word/2020/wordml/sdtdatahash" xmlns:w16sdtfl="http://schemas.microsoft.com/office/word/2024/wordml/sdtformatlock" xmlns:w16se="http://schemas.microsoft.com/office/word/2015/wordml/symex" xmlns:wpg="http://schemas.microsoft.com/office/word/2010/wordprocessingGroup" xmlns:wpi="http://schemas.microsoft.com/office/word/2010/wordprocessingInk" xmlns:wne="http://schemas.microsoft.com/office/word/2006/wordml" xmlns:wps="http://schemas.microsoft.com/office/word/2010/wordprocessingShape" mc:Ignorable="w14 w15 w16se w16cid w16 w16cex w16sdtdh w16sdtfl w16du wp14">
   <w:body>
     <w:p>
       <w:pPr>
@@ -484,67 +484,31 @@
         <w:rPr>
           <w:rFonts w:ascii="Times New Roman" w:hAnsi="Times New Roman" w:cs="Times New Roman"/>
         </w:rPr>
-        <w:t>Lead Software</w:t>
-      </w:r>
-      <w:r>
-        <w:rPr>
-          <w:rFonts w:ascii="Times New Roman" w:hAnsi="Times New Roman" w:cs="Times New Roman"/>
-        </w:rPr>
-        <w:t xml:space="preserve"> Engineer</w:t>
-      </w:r>
-      <w:r>
-        <w:rPr>
-          <w:rFonts w:ascii="Times New Roman" w:hAnsi="Times New Roman" w:cs="Times New Roman"/>
-        </w:rPr>
-        <w:t xml:space="preserve"> – Vice President</w:t>
-      </w:r>
-      <w:r>
-        <w:rPr>
-          <w:rFonts w:ascii="Times New Roman" w:hAnsi="Times New Roman" w:cs="Times New Roman"/>
-        </w:rPr>
-        <w:t xml:space="preserve"> | </w:t>
-      </w:r>
-      <w:r>
-        <w:rPr>
-          <w:rFonts w:ascii="Times New Roman" w:hAnsi="Times New Roman" w:cs="Times New Roman"/>
-        </w:rPr>
-        <w:t>Plano, TX</w:t>
-      </w:r>
-      <w:r>
-        <w:rPr>
-          <w:rFonts w:ascii="Times New Roman" w:hAnsi="Times New Roman" w:cs="Times New Roman"/>
-        </w:rPr>
-        <w:t xml:space="preserve"> | </w:t>
-      </w:r>
-      <w:r>
-        <w:rPr>
-          <w:rFonts w:ascii="Times New Roman" w:hAnsi="Times New Roman" w:cs="Times New Roman"/>
-        </w:rPr>
-        <w:t>August</w:t>
-      </w:r>
-      <w:r>
-        <w:rPr>
-          <w:rFonts w:ascii="Times New Roman" w:hAnsi="Times New Roman" w:cs="Times New Roman"/>
-        </w:rPr>
-        <w:t xml:space="preserve"> 202</w:t>
-      </w:r>
-      <w:r>
-        <w:rPr>
-          <w:rFonts w:ascii="Times New Roman" w:hAnsi="Times New Roman" w:cs="Times New Roman"/>
-        </w:rPr>
-        <w:t>3</w:t>
-      </w:r>
-      <w:r>
-        <w:rPr>
-          <w:rFonts w:ascii="Times New Roman" w:hAnsi="Times New Roman" w:cs="Times New Roman"/>
-        </w:rPr>
-        <w:t xml:space="preserve"> – </w:t>
-      </w:r>
-      <w:r>
-        <w:rPr>
-          <w:rFonts w:ascii="Times New Roman" w:hAnsi="Times New Roman" w:cs="Times New Roman"/>
-        </w:rPr>
-        <w:t>Present</w:t>
+        <w:t>Lead Software Engineer – Vice President</w:t>
+      </w:r>
+      <w:r>
+        <w:rPr>
+          <w:rFonts w:ascii="Times New Roman" w:hAnsi="Times New Roman" w:cs="Times New Roman"/>
+        </w:rPr>
+        <w:t xml:space="preserve"> | CCB Wealth Management Servicing</w:t>
+      </w:r>
+      <w:r>
+        <w:rPr>
+          <w:rFonts w:ascii="Times New Roman" w:hAnsi="Times New Roman" w:cs="Times New Roman"/>
+        </w:rPr>
+        <w:t xml:space="preserve"> | Plano, TX | August 2023 – </w:t>
+      </w:r>
+      <w:r>
+        <w:rPr>
+          <w:rFonts w:ascii="Times New Roman" w:hAnsi="Times New Roman" w:cs="Times New Roman"/>
+        </w:rPr>
+        <w:t>May 202</w:t>
+      </w:r>
+      <w:r>
+        <w:rPr>
+          <w:rFonts w:ascii="Times New Roman" w:hAnsi="Times New Roman" w:cs="Times New Roman"/>
+        </w:rPr>
+        <w:t>6</w:t>
       </w:r>
     </w:p>
     <w:p>
@@ -1434,21 +1398,7 @@
         <w:rPr>
           <w:rFonts w:ascii="Times New Roman" w:hAnsi="Times New Roman" w:cs="Times New Roman"/>
         </w:rPr>
-        <w:t xml:space="preserve">Worked on the back end of a distributed system that utilized technologies such as Java, Spring Boot, Axon/CQRS, Docker, Kafka, </w:t>
-      </w:r>
-      <w:proofErr w:type="spellStart"/>
-      <w:r>
-        <w:rPr>
-          <w:rFonts w:ascii="Times New Roman" w:hAnsi="Times New Roman" w:cs="Times New Roman"/>
-        </w:rPr>
-        <w:t>Hystrix</w:t>
-      </w:r>
-      <w:proofErr w:type="spellEnd"/>
-      <w:r>
-        <w:rPr>
-          <w:rFonts w:ascii="Times New Roman" w:hAnsi="Times New Roman" w:cs="Times New Roman"/>
-        </w:rPr>
-        <w:t>, and AWS to build micro-services and RESTful APIs</w:t>
+        <w:t>Worked on the back end of a distributed system that utilized technologies such as Java, Spring Boot, Axon/CQRS, Docker, Kafka, Hystrix, and AWS to build micro-services and RESTful APIs</w:t>
       </w:r>
     </w:p>
     <w:p>
@@ -1486,21 +1436,7 @@
         <w:rPr>
           <w:rFonts w:ascii="Times New Roman" w:hAnsi="Times New Roman" w:cs="Times New Roman"/>
         </w:rPr>
-        <w:t xml:space="preserve">Used </w:t>
-      </w:r>
-      <w:proofErr w:type="spellStart"/>
-      <w:r>
-        <w:rPr>
-          <w:rFonts w:ascii="Times New Roman" w:hAnsi="Times New Roman" w:cs="Times New Roman"/>
-        </w:rPr>
-        <w:t>Hystrix</w:t>
-      </w:r>
-      <w:proofErr w:type="spellEnd"/>
-      <w:r>
-        <w:rPr>
-          <w:rFonts w:ascii="Times New Roman" w:hAnsi="Times New Roman" w:cs="Times New Roman"/>
-        </w:rPr>
-        <w:t xml:space="preserve"> to add retry logic to parts of our system that interact with external services</w:t>
+        <w:t>Used Hystrix to add retry logic to parts of our system that interact with external services</w:t>
       </w:r>
     </w:p>
     <w:p>
@@ -2273,7 +2209,6 @@
         </w:rPr>
         <w:br/>
       </w:r>
-      <w:proofErr w:type="spellStart"/>
       <w:r>
         <w:rPr>
           <w:rFonts w:ascii="Times New Roman" w:hAnsi="Times New Roman" w:cs="Times New Roman"/>
@@ -2282,18 +2217,7 @@
           <w:sz w:val="24"/>
           <w:szCs w:val="24"/>
         </w:rPr>
-        <w:t>Ayoka</w:t>
-      </w:r>
-      <w:proofErr w:type="spellEnd"/>
-      <w:r>
-        <w:rPr>
-          <w:rFonts w:ascii="Times New Roman" w:hAnsi="Times New Roman" w:cs="Times New Roman"/>
-          <w:b/>
-          <w:bCs/>
-          <w:sz w:val="24"/>
-          <w:szCs w:val="24"/>
-        </w:rPr>
-        <w:t xml:space="preserve"> Systems</w:t>
+        <w:t>Ayoka Systems</w:t>
       </w:r>
       <w:r>
         <w:rPr>
@@ -2515,7 +2439,7 @@
 </file>
 
 <file path=word/endnotes.xml><?xml version="1.0" encoding="utf-8"?>
-<w:endnotes xmlns:wpc="http://schemas.microsoft.com/office/word/2010/wordprocessingCanvas" xmlns:cx="http://schemas.microsoft.com/office/drawing/2014/chartex" xmlns:cx1="http://schemas.microsoft.com/office/drawing/2015/9/8/chartex" xmlns:cx2="http://schemas.microsoft.com/office/drawing/2015/10/21/chartex" xmlns:cx3="http://schemas.microsoft.com/office/drawing/2016/5/9/chartex" xmlns:cx4="http://schemas.microsoft.com/office/drawing/2016/5/10/chartex" xmlns:cx5="http://schemas.microsoft.com/office/drawing/2016/5/11/chartex" xmlns:cx6="http://schemas.microsoft.com/office/drawing/2016/5/12/chartex" xmlns:cx7="http://schemas.microsoft.com/office/drawing/2016/5/13/chartex" xmlns:cx8="http://schemas.microsoft.com/office/drawing/2016/5/14/chartex" xmlns:mc="http://schemas.openxmlformats.org/markup-compatibility/2006" xmlns:aink="http://schemas.microsoft.com/office/drawing/2016/ink" xmlns:am3d="http://schemas.microsoft.com/office/drawing/2017/model3d" xmlns:o="urn:schemas-microsoft-com:office:office" xmlns:oel="http://schemas.microsoft.com/office/2019/extlst" xmlns:r="http://schemas.openxmlformats.org/officeDocument/2006/relationships" xmlns:m="http://schemas.openxmlformats.org/officeDocument/2006/math" xmlns:v="urn:schemas-microsoft-com:vml" xmlns:wp14="http://schemas.microsoft.com/office/word/2010/wordprocessingDrawing" xmlns:wp="http://schemas.openxmlformats.org/drawingml/2006/wordprocessingDrawing" xmlns:w10="urn:schemas-microsoft-com:office:word" xmlns:w="http://schemas.openxmlformats.org/wordprocessingml/2006/main" xmlns:w14="http://schemas.microsoft.com/office/word/2010/wordml" xmlns:w15="http://schemas.microsoft.com/office/word/2012/wordml" xmlns:w16cex="http://schemas.microsoft.com/office/word/2018/wordml/cex" xmlns:w16cid="http://schemas.microsoft.com/office/word/2016/wordml/cid" xmlns:w16="http://schemas.microsoft.com/office/word/2018/wordml" xmlns:w16sdtdh="http://schemas.microsoft.com/office/word/2020/wordml/sdtdatahash" xmlns:w16se="http://schemas.microsoft.com/office/word/2015/wordml/symex" xmlns:wpg="http://schemas.microsoft.com/office/word/2010/wordprocessingGroup" xmlns:wpi="http://schemas.microsoft.com/office/word/2010/wordprocessingInk" xmlns:wne="http://schemas.microsoft.com/office/word/2006/wordml" xmlns:wps="http://schemas.microsoft.com/office/word/2010/wordprocessingShape" mc:Ignorable="w14 w15 w16se w16cid w16 w16cex w16sdtdh wp14">
+<w:endnotes xmlns:wpc="http://schemas.microsoft.com/office/word/2010/wordprocessingCanvas" xmlns:cx="http://schemas.microsoft.com/office/drawing/2014/chartex" xmlns:cx1="http://schemas.microsoft.com/office/drawing/2015/9/8/chartex" xmlns:cx2="http://schemas.microsoft.com/office/drawing/2015/10/21/chartex" xmlns:cx3="http://schemas.microsoft.com/office/drawing/2016/5/9/chartex" xmlns:cx4="http://schemas.microsoft.com/office/drawing/2016/5/10/chartex" xmlns:cx5="http://schemas.microsoft.com/office/drawing/2016/5/11/chartex" xmlns:cx6="http://schemas.microsoft.com/office/drawing/2016/5/12/chartex" xmlns:cx7="http://schemas.microsoft.com/office/drawing/2016/5/13/chartex" xmlns:cx8="http://schemas.microsoft.com/office/drawing/2016/5/14/chartex" xmlns:mc="http://schemas.openxmlformats.org/markup-compatibility/2006" xmlns:aink="http://schemas.microsoft.com/office/drawing/2016/ink" xmlns:am3d="http://schemas.microsoft.com/office/drawing/2017/model3d" xmlns:o="urn:schemas-microsoft-com:office:office" xmlns:oel="http://schemas.microsoft.com/office/2019/extlst" xmlns:r="http://schemas.openxmlformats.org/officeDocument/2006/relationships" xmlns:m="http://schemas.openxmlformats.org/officeDocument/2006/math" xmlns:v="urn:schemas-microsoft-com:vml" xmlns:wp14="http://schemas.microsoft.com/office/word/2010/wordprocessingDrawing" xmlns:wp="http://schemas.openxmlformats.org/drawingml/2006/wordprocessingDrawing" xmlns:w10="urn:schemas-microsoft-com:office:word" xmlns:w="http://schemas.openxmlformats.org/wordprocessingml/2006/main" xmlns:w14="http://schemas.microsoft.com/office/word/2010/wordml" xmlns:w15="http://schemas.microsoft.com/office/word/2012/wordml" xmlns:w16cex="http://schemas.microsoft.com/office/word/2018/wordml/cex" xmlns:w16cid="http://schemas.microsoft.com/office/word/2016/wordml/cid" xmlns:w16="http://schemas.microsoft.com/office/word/2018/wordml" xmlns:w16du="http://schemas.microsoft.com/office/word/2023/wordml/word16du" xmlns:w16sdtdh="http://schemas.microsoft.com/office/word/2020/wordml/sdtdatahash" xmlns:w16sdtfl="http://schemas.microsoft.com/office/word/2024/wordml/sdtformatlock" xmlns:w16se="http://schemas.microsoft.com/office/word/2015/wordml/symex" xmlns:wpg="http://schemas.microsoft.com/office/word/2010/wordprocessingGroup" xmlns:wpi="http://schemas.microsoft.com/office/word/2010/wordprocessingInk" xmlns:wne="http://schemas.microsoft.com/office/word/2006/wordml" xmlns:wps="http://schemas.microsoft.com/office/word/2010/wordprocessingShape" mc:Ignorable="w14 w15 w16se w16cid w16 w16cex w16sdtdh w16sdtfl w16du wp14">
   <w:endnote w:type="separator" w:id="-1">
     <w:p>
       <w:pPr>
@@ -2540,7 +2464,7 @@
 </file>
 
 <file path=word/footnotes.xml><?xml version="1.0" encoding="utf-8"?>
-<w:footnotes xmlns:wpc="http://schemas.microsoft.com/office/word/2010/wordprocessingCanvas" xmlns:cx="http://schemas.microsoft.com/office/drawing/2014/chartex" xmlns:cx1="http://schemas.microsoft.com/office/drawing/2015/9/8/chartex" xmlns:cx2="http://schemas.microsoft.com/office/drawing/2015/10/21/chartex" xmlns:cx3="http://schemas.microsoft.com/office/drawing/2016/5/9/chartex" xmlns:cx4="http://schemas.microsoft.com/office/drawing/2016/5/10/chartex" xmlns:cx5="http://schemas.microsoft.com/office/drawing/2016/5/11/chartex" xmlns:cx6="http://schemas.microsoft.com/office/drawing/2016/5/12/chartex" xmlns:cx7="http://schemas.microsoft.com/office/drawing/2016/5/13/chartex" xmlns:cx8="http://schemas.microsoft.com/office/drawing/2016/5/14/chartex" xmlns:mc="http://schemas.openxmlformats.org/markup-compatibility/2006" xmlns:aink="http://schemas.microsoft.com/office/drawing/2016/ink" xmlns:am3d="http://schemas.microsoft.com/office/drawing/2017/model3d" xmlns:o="urn:schemas-microsoft-com:office:office" xmlns:oel="http://schemas.microsoft.com/office/2019/extlst" xmlns:r="http://schemas.openxmlformats.org/officeDocument/2006/relationships" xmlns:m="http://schemas.openxmlformats.org/officeDocument/2006/math" xmlns:v="urn:schemas-microsoft-com:vml" xmlns:wp14="http://schemas.microsoft.com/office/word/2010/wordprocessingDrawing" xmlns:wp="http://schemas.openxmlformats.org/drawingml/2006/wordprocessingDrawing" xmlns:w10="urn:schemas-microsoft-com:office:word" xmlns:w="http://schemas.openxmlformats.org/wordprocessingml/2006/main" xmlns:w14="http://schemas.microsoft.com/office/word/2010/wordml" xmlns:w15="http://schemas.microsoft.com/office/word/2012/wordml" xmlns:w16cex="http://schemas.microsoft.com/office/word/2018/wordml/cex" xmlns:w16cid="http://schemas.microsoft.com/office/word/2016/wordml/cid" xmlns:w16="http://schemas.microsoft.com/office/word/2018/wordml" xmlns:w16sdtdh="http://schemas.microsoft.com/office/word/2020/wordml/sdtdatahash" xmlns:w16se="http://schemas.microsoft.com/office/word/2015/wordml/symex" xmlns:wpg="http://schemas.microsoft.com/office/word/2010/wordprocessingGroup" xmlns:wpi="http://schemas.microsoft.com/office/word/2010/wordprocessingInk" xmlns:wne="http://schemas.microsoft.com/office/word/2006/wordml" xmlns:wps="http://schemas.microsoft.com/office/word/2010/wordprocessingShape" mc:Ignorable="w14 w15 w16se w16cid w16 w16cex w16sdtdh wp14">
+<w:footnotes xmlns:wpc="http://schemas.microsoft.com/office/word/2010/wordprocessingCanvas" xmlns:cx="http://schemas.microsoft.com/office/drawing/2014/chartex" xmlns:cx1="http://schemas.microsoft.com/office/drawing/2015/9/8/chartex" xmlns:cx2="http://schemas.microsoft.com/office/drawing/2015/10/21/chartex" xmlns:cx3="http://schemas.microsoft.com/office/drawing/2016/5/9/chartex" xmlns:cx4="http://schemas.microsoft.com/office/drawing/2016/5/10/chartex" xmlns:cx5="http://schemas.microsoft.com/office/drawing/2016/5/11/chartex" xmlns:cx6="http://schemas.microsoft.com/office/drawing/2016/5/12/chartex" xmlns:cx7="http://schemas.microsoft.com/office/drawing/2016/5/13/chartex" xmlns:cx8="http://schemas.microsoft.com/office/drawing/2016/5/14/chartex" xmlns:mc="http://schemas.openxmlformats.org/markup-compatibility/2006" xmlns:aink="http://schemas.microsoft.com/office/drawing/2016/ink" xmlns:am3d="http://schemas.microsoft.com/office/drawing/2017/model3d" xmlns:o="urn:schemas-microsoft-com:office:office" xmlns:oel="http://schemas.microsoft.com/office/2019/extlst" xmlns:r="http://schemas.openxmlformats.org/officeDocument/2006/relationships" xmlns:m="http://schemas.openxmlformats.org/officeDocument/2006/math" xmlns:v="urn:schemas-microsoft-com:vml" xmlns:wp14="http://schemas.microsoft.com/office/word/2010/wordprocessingDrawing" xmlns:wp="http://schemas.openxmlformats.org/drawingml/2006/wordprocessingDrawing" xmlns:w10="urn:schemas-microsoft-com:office:word" xmlns:w="http://schemas.openxmlformats.org/wordprocessingml/2006/main" xmlns:w14="http://schemas.microsoft.com/office/word/2010/wordml" xmlns:w15="http://schemas.microsoft.com/office/word/2012/wordml" xmlns:w16cex="http://schemas.microsoft.com/office/word/2018/wordml/cex" xmlns:w16cid="http://schemas.microsoft.com/office/word/2016/wordml/cid" xmlns:w16="http://schemas.microsoft.com/office/word/2018/wordml" xmlns:w16du="http://schemas.microsoft.com/office/word/2023/wordml/word16du" xmlns:w16sdtdh="http://schemas.microsoft.com/office/word/2020/wordml/sdtdatahash" xmlns:w16sdtfl="http://schemas.microsoft.com/office/word/2024/wordml/sdtformatlock" xmlns:w16se="http://schemas.microsoft.com/office/word/2015/wordml/symex" xmlns:wpg="http://schemas.microsoft.com/office/word/2010/wordprocessingGroup" xmlns:wpi="http://schemas.microsoft.com/office/word/2010/wordprocessingInk" xmlns:wne="http://schemas.microsoft.com/office/word/2006/wordml" xmlns:wps="http://schemas.microsoft.com/office/word/2010/wordprocessingShape" mc:Ignorable="w14 w15 w16se w16cid w16 w16cex w16sdtdh w16sdtfl w16du wp14">
   <w:footnote w:type="separator" w:id="-1">
     <w:p>
       <w:pPr>
@@ -2565,7 +2489,7 @@
 </file>
 
 <file path=word/header1.xml><?xml version="1.0" encoding="utf-8"?>
-<w:hdr xmlns:wpc="http://schemas.microsoft.com/office/word/2010/wordprocessingCanvas" xmlns:cx="http://schemas.microsoft.com/office/drawing/2014/chartex" xmlns:cx1="http://schemas.microsoft.com/office/drawing/2015/9/8/chartex" xmlns:cx2="http://schemas.microsoft.com/office/drawing/2015/10/21/chartex" xmlns:cx3="http://schemas.microsoft.com/office/drawing/2016/5/9/chartex" xmlns:cx4="http://schemas.microsoft.com/office/drawing/2016/5/10/chartex" xmlns:cx5="http://schemas.microsoft.com/office/drawing/2016/5/11/chartex" xmlns:cx6="http://schemas.microsoft.com/office/drawing/2016/5/12/chartex" xmlns:cx7="http://schemas.microsoft.com/office/drawing/2016/5/13/chartex" xmlns:cx8="http://schemas.microsoft.com/office/drawing/2016/5/14/chartex" xmlns:mc="http://schemas.openxmlformats.org/markup-compatibility/2006" xmlns:aink="http://schemas.microsoft.com/office/drawing/2016/ink" xmlns:am3d="http://schemas.microsoft.com/office/drawing/2017/model3d" xmlns:o="urn:schemas-microsoft-com:office:office" xmlns:oel="http://schemas.microsoft.com/office/2019/extlst" xmlns:r="http://schemas.openxmlformats.org/officeDocument/2006/relationships" xmlns:m="http://schemas.openxmlformats.org/officeDocument/2006/math" xmlns:v="urn:schemas-microsoft-com:vml" xmlns:wp14="http://schemas.microsoft.com/office/word/2010/wordprocessingDrawing" xmlns:wp="http://schemas.openxmlformats.org/drawingml/2006/wordprocessingDrawing" xmlns:w10="urn:schemas-microsoft-com:office:word" xmlns:w="http://schemas.openxmlformats.org/wordprocessingml/2006/main" xmlns:w14="http://schemas.microsoft.com/office/word/2010/wordml" xmlns:w15="http://schemas.microsoft.com/office/word/2012/wordml" xmlns:w16cex="http://schemas.microsoft.com/office/word/2018/wordml/cex" xmlns:w16cid="http://schemas.microsoft.com/office/word/2016/wordml/cid" xmlns:w16="http://schemas.microsoft.com/office/word/2018/wordml" xmlns:w16sdtdh="http://schemas.microsoft.com/office/word/2020/wordml/sdtdatahash" xmlns:w16se="http://schemas.microsoft.com/office/word/2015/wordml/symex" xmlns:wpg="http://schemas.microsoft.com/office/word/2010/wordprocessingGroup" xmlns:wpi="http://schemas.microsoft.com/office/word/2010/wordprocessingInk" xmlns:wne="http://schemas.microsoft.com/office/word/2006/wordml" xmlns:wps="http://schemas.microsoft.com/office/word/2010/wordprocessingShape" mc:Ignorable="w14 w15 w16se w16cid w16 w16cex w16sdtdh wp14">
+<w:hdr xmlns:wpc="http://schemas.microsoft.com/office/word/2010/wordprocessingCanvas" xmlns:cx="http://schemas.microsoft.com/office/drawing/2014/chartex" xmlns:cx1="http://schemas.microsoft.com/office/drawing/2015/9/8/chartex" xmlns:cx2="http://schemas.microsoft.com/office/drawing/2015/10/21/chartex" xmlns:cx3="http://schemas.microsoft.com/office/drawing/2016/5/9/chartex" xmlns:cx4="http://schemas.microsoft.com/office/drawing/2016/5/10/chartex" xmlns:cx5="http://schemas.microsoft.com/office/drawing/2016/5/11/chartex" xmlns:cx6="http://schemas.microsoft.com/office/drawing/2016/5/12/chartex" xmlns:cx7="http://schemas.microsoft.com/office/drawing/2016/5/13/chartex" xmlns:cx8="http://schemas.microsoft.com/office/drawing/2016/5/14/chartex" xmlns:mc="http://schemas.openxmlformats.org/markup-compatibility/2006" xmlns:aink="http://schemas.microsoft.com/office/drawing/2016/ink" xmlns:am3d="http://schemas.microsoft.com/office/drawing/2017/model3d" xmlns:o="urn:schemas-microsoft-com:office:office" xmlns:oel="http://schemas.microsoft.com/office/2019/extlst" xmlns:r="http://schemas.openxmlformats.org/officeDocument/2006/relationships" xmlns:m="http://schemas.openxmlformats.org/officeDocument/2006/math" xmlns:v="urn:schemas-microsoft-com:vml" xmlns:wp14="http://schemas.microsoft.com/office/word/2010/wordprocessingDrawing" xmlns:wp="http://schemas.openxmlformats.org/drawingml/2006/wordprocessingDrawing" xmlns:w10="urn:schemas-microsoft-com:office:word" xmlns:w="http://schemas.openxmlformats.org/wordprocessingml/2006/main" xmlns:w14="http://schemas.microsoft.com/office/word/2010/wordml" xmlns:w15="http://schemas.microsoft.com/office/word/2012/wordml" xmlns:w16cex="http://schemas.microsoft.com/office/word/2018/wordml/cex" xmlns:w16cid="http://schemas.microsoft.com/office/word/2016/wordml/cid" xmlns:w16="http://schemas.microsoft.com/office/word/2018/wordml" xmlns:w16du="http://schemas.microsoft.com/office/word/2023/wordml/word16du" xmlns:w16sdtdh="http://schemas.microsoft.com/office/word/2020/wordml/sdtdatahash" xmlns:w16sdtfl="http://schemas.microsoft.com/office/word/2024/wordml/sdtformatlock" xmlns:w16se="http://schemas.microsoft.com/office/word/2015/wordml/symex" xmlns:wpg="http://schemas.microsoft.com/office/word/2010/wordprocessingGroup" xmlns:wpi="http://schemas.microsoft.com/office/word/2010/wordprocessingInk" xmlns:wne="http://schemas.microsoft.com/office/word/2006/wordml" xmlns:wps="http://schemas.microsoft.com/office/word/2010/wordprocessingShape" mc:Ignorable="w14 w15 w16se w16cid w16 w16cex w16sdtdh w16sdtfl w16du wp14">
   <w:tbl>
     <w:tblPr>
       <w:tblStyle w:val="TableGrid"/>
@@ -2646,7 +2570,14 @@
               <w:sz w:val="28"/>
               <w:szCs w:val="28"/>
             </w:rPr>
-            <w:t xml:space="preserve">Senior </w:t>
+            <w:t>Lead</w:t>
+          </w:r>
+          <w:r>
+            <w:rPr>
+              <w:sz w:val="28"/>
+              <w:szCs w:val="28"/>
+            </w:rPr>
+            <w:t xml:space="preserve"> </w:t>
           </w:r>
           <w:r>
             <w:rPr>
@@ -2698,7 +2629,7 @@
 </file>
 
 <file path=word/numbering.xml><?xml version="1.0" encoding="utf-8"?>
-<w:numbering xmlns:wpc="http://schemas.microsoft.com/office/word/2010/wordprocessingCanvas" xmlns:cx="http://schemas.microsoft.com/office/drawing/2014/chartex" xmlns:cx1="http://schemas.microsoft.com/office/drawing/2015/9/8/chartex" xmlns:cx2="http://schemas.microsoft.com/office/drawing/2015/10/21/chartex" xmlns:cx3="http://schemas.microsoft.com/office/drawing/2016/5/9/chartex" xmlns:cx4="http://schemas.microsoft.com/office/drawing/2016/5/10/chartex" xmlns:cx5="http://schemas.microsoft.com/office/drawing/2016/5/11/chartex" xmlns:cx6="http://schemas.microsoft.com/office/drawing/2016/5/12/chartex" xmlns:cx7="http://schemas.microsoft.com/office/drawing/2016/5/13/chartex" xmlns:cx8="http://schemas.microsoft.com/office/drawing/2016/5/14/chartex" xmlns:mc="http://schemas.openxmlformats.org/markup-compatibility/2006" xmlns:aink="http://schemas.microsoft.com/office/drawing/2016/ink" xmlns:am3d="http://schemas.microsoft.com/office/drawing/2017/model3d" xmlns:o="urn:schemas-microsoft-com:office:office" xmlns:oel="http://schemas.microsoft.com/office/2019/extlst" xmlns:r="http://schemas.openxmlformats.org/officeDocument/2006/relationships" xmlns:m="http://schemas.openxmlformats.org/officeDocument/2006/math" xmlns:v="urn:schemas-microsoft-com:vml" xmlns:wp14="http://schemas.microsoft.com/office/word/2010/wordprocessingDrawing" xmlns:wp="http://schemas.openxmlformats.org/drawingml/2006/wordprocessingDrawing" xmlns:w10="urn:schemas-microsoft-com:office:word" xmlns:w="http://schemas.openxmlformats.org/wordprocessingml/2006/main" xmlns:w14="http://schemas.microsoft.com/office/word/2010/wordml" xmlns:w15="http://schemas.microsoft.com/office/word/2012/wordml" xmlns:w16cex="http://schemas.microsoft.com/office/word/2018/wordml/cex" xmlns:w16cid="http://schemas.microsoft.com/office/word/2016/wordml/cid" xmlns:w16="http://schemas.microsoft.com/office/word/2018/wordml" xmlns:w16sdtdh="http://schemas.microsoft.com/office/word/2020/wordml/sdtdatahash" xmlns:w16se="http://schemas.microsoft.com/office/word/2015/wordml/symex" xmlns:wpg="http://schemas.microsoft.com/office/word/2010/wordprocessingGroup" xmlns:wpi="http://schemas.microsoft.com/office/word/2010/wordprocessingInk" xmlns:wne="http://schemas.microsoft.com/office/word/2006/wordml" xmlns:wps="http://schemas.microsoft.com/office/word/2010/wordprocessingShape" mc:Ignorable="w14 w15 w16se w16cid w16 w16cex w16sdtdh wp14">
+<w:numbering xmlns:wpc="http://schemas.microsoft.com/office/word/2010/wordprocessingCanvas" xmlns:cx="http://schemas.microsoft.com/office/drawing/2014/chartex" xmlns:cx1="http://schemas.microsoft.com/office/drawing/2015/9/8/chartex" xmlns:cx2="http://schemas.microsoft.com/office/drawing/2015/10/21/chartex" xmlns:cx3="http://schemas.microsoft.com/office/drawing/2016/5/9/chartex" xmlns:cx4="http://schemas.microsoft.com/office/drawing/2016/5/10/chartex" xmlns:cx5="http://schemas.microsoft.com/office/drawing/2016/5/11/chartex" xmlns:cx6="http://schemas.microsoft.com/office/drawing/2016/5/12/chartex" xmlns:cx7="http://schemas.microsoft.com/office/drawing/2016/5/13/chartex" xmlns:cx8="http://schemas.microsoft.com/office/drawing/2016/5/14/chartex" xmlns:mc="http://schemas.openxmlformats.org/markup-compatibility/2006" xmlns:aink="http://schemas.microsoft.com/office/drawing/2016/ink" xmlns:am3d="http://schemas.microsoft.com/office/drawing/2017/model3d" xmlns:o="urn:schemas-microsoft-com:office:office" xmlns:oel="http://schemas.microsoft.com/office/2019/extlst" xmlns:r="http://schemas.openxmlformats.org/officeDocument/2006/relationships" xmlns:m="http://schemas.openxmlformats.org/officeDocument/2006/math" xmlns:v="urn:schemas-microsoft-com:vml" xmlns:wp14="http://schemas.microsoft.com/office/word/2010/wordprocessingDrawing" xmlns:wp="http://schemas.openxmlformats.org/drawingml/2006/wordprocessingDrawing" xmlns:w10="urn:schemas-microsoft-com:office:word" xmlns:w="http://schemas.openxmlformats.org/wordprocessingml/2006/main" xmlns:w14="http://schemas.microsoft.com/office/word/2010/wordml" xmlns:w15="http://schemas.microsoft.com/office/word/2012/wordml" xmlns:w16cex="http://schemas.microsoft.com/office/word/2018/wordml/cex" xmlns:w16cid="http://schemas.microsoft.com/office/word/2016/wordml/cid" xmlns:w16="http://schemas.microsoft.com/office/word/2018/wordml" xmlns:w16du="http://schemas.microsoft.com/office/word/2023/wordml/word16du" xmlns:w16sdtdh="http://schemas.microsoft.com/office/word/2020/wordml/sdtdatahash" xmlns:w16sdtfl="http://schemas.microsoft.com/office/word/2024/wordml/sdtformatlock" xmlns:w16se="http://schemas.microsoft.com/office/word/2015/wordml/symex" xmlns:wpg="http://schemas.microsoft.com/office/word/2010/wordprocessingGroup" xmlns:wpi="http://schemas.microsoft.com/office/word/2010/wordprocessingInk" xmlns:wne="http://schemas.microsoft.com/office/word/2006/wordml" xmlns:wps="http://schemas.microsoft.com/office/word/2010/wordprocessingShape" mc:Ignorable="w14 w15 w16se w16cid w16 w16cex w16sdtdh w16sdtfl w16du wp14">
   <w:abstractNum w:abstractNumId="0" w15:restartNumberingAfterBreak="0">
     <w:nsid w:val="116619CA"/>
     <w:multiLevelType w:val="hybridMultilevel"/>
@@ -4558,7 +4489,7 @@
 </file>
 
 <file path=word/styles.xml><?xml version="1.0" encoding="utf-8"?>
-<w:styles xmlns:mc="http://schemas.openxmlformats.org/markup-compatibility/2006" xmlns:r="http://schemas.openxmlformats.org/officeDocument/2006/relationships" xmlns:w="http://schemas.openxmlformats.org/wordprocessingml/2006/main" xmlns:w14="http://schemas.microsoft.com/office/word/2010/wordml" xmlns:w15="http://schemas.microsoft.com/office/word/2012/wordml" xmlns:w16cex="http://schemas.microsoft.com/office/word/2018/wordml/cex" xmlns:w16cid="http://schemas.microsoft.com/office/word/2016/wordml/cid" xmlns:w16="http://schemas.microsoft.com/office/word/2018/wordml" xmlns:w16sdtdh="http://schemas.microsoft.com/office/word/2020/wordml/sdtdatahash" xmlns:w16se="http://schemas.microsoft.com/office/word/2015/wordml/symex" mc:Ignorable="w14 w15 w16se w16cid w16 w16cex w16sdtdh">
+<w:styles xmlns:mc="http://schemas.openxmlformats.org/markup-compatibility/2006" xmlns:r="http://schemas.openxmlformats.org/officeDocument/2006/relationships" xmlns:w="http://schemas.openxmlformats.org/wordprocessingml/2006/main" xmlns:w14="http://schemas.microsoft.com/office/word/2010/wordml" xmlns:w15="http://schemas.microsoft.com/office/word/2012/wordml" xmlns:w16cex="http://schemas.microsoft.com/office/word/2018/wordml/cex" xmlns:w16cid="http://schemas.microsoft.com/office/word/2016/wordml/cid" xmlns:w16="http://schemas.microsoft.com/office/word/2018/wordml" xmlns:w16du="http://schemas.microsoft.com/office/word/2023/wordml/word16du" xmlns:w16sdtdh="http://schemas.microsoft.com/office/word/2020/wordml/sdtdatahash" xmlns:w16sdtfl="http://schemas.microsoft.com/office/word/2024/wordml/sdtformatlock" xmlns:w16se="http://schemas.microsoft.com/office/word/2015/wordml/symex" mc:Ignorable="w14 w15 w16se w16cid w16 w16cex w16sdtdh w16sdtfl w16du">
   <w:docDefaults>
     <w:rPrDefault>
       <w:rPr>

--- a/docs/Billy_Haile-Mariam_Resume.docx
+++ b/docs/Billy_Haile-Mariam_Resume.docx
@@ -1,6 +1,6 @@
 
 <file path=word/document.xml><?xml version="1.0" encoding="utf-8"?>
-<w:document xmlns:wpc="http://schemas.microsoft.com/office/word/2010/wordprocessingCanvas" xmlns:cx="http://schemas.microsoft.com/office/drawing/2014/chartex" xmlns:cx1="http://schemas.microsoft.com/office/drawing/2015/9/8/chartex" xmlns:cx2="http://schemas.microsoft.com/office/drawing/2015/10/21/chartex" xmlns:cx3="http://schemas.microsoft.com/office/drawing/2016/5/9/chartex" xmlns:cx4="http://schemas.microsoft.com/office/drawing/2016/5/10/chartex" xmlns:cx5="http://schemas.microsoft.com/office/drawing/2016/5/11/chartex" xmlns:cx6="http://schemas.microsoft.com/office/drawing/2016/5/12/chartex" xmlns:cx7="http://schemas.microsoft.com/office/drawing/2016/5/13/chartex" xmlns:cx8="http://schemas.microsoft.com/office/drawing/2016/5/14/chartex" xmlns:mc="http://schemas.openxmlformats.org/markup-compatibility/2006" xmlns:aink="http://schemas.microsoft.com/office/drawing/2016/ink" xmlns:am3d="http://schemas.microsoft.com/office/drawing/2017/model3d" xmlns:o="urn:schemas-microsoft-com:office:office" xmlns:oel="http://schemas.microsoft.com/office/2019/extlst" xmlns:r="http://schemas.openxmlformats.org/officeDocument/2006/relationships" xmlns:m="http://schemas.openxmlformats.org/officeDocument/2006/math" xmlns:v="urn:schemas-microsoft-com:vml" xmlns:wp14="http://schemas.microsoft.com/office/word/2010/wordprocessingDrawing" xmlns:wp="http://schemas.openxmlformats.org/drawingml/2006/wordprocessingDrawing" xmlns:w10="urn:schemas-microsoft-com:office:word" xmlns:w="http://schemas.openxmlformats.org/wordprocessingml/2006/main" xmlns:w14="http://schemas.microsoft.com/office/word/2010/wordml" xmlns:w15="http://schemas.microsoft.com/office/word/2012/wordml" xmlns:w16cex="http://schemas.microsoft.com/office/word/2018/wordml/cex" xmlns:w16cid="http://schemas.microsoft.com/office/word/2016/wordml/cid" xmlns:w16="http://schemas.microsoft.com/office/word/2018/wordml" xmlns:w16du="http://schemas.microsoft.com/office/word/2023/wordml/word16du" xmlns:w16sdtdh="http://schemas.microsoft.com/office/word/2020/wordml/sdtdatahash" xmlns:w16sdtfl="http://schemas.microsoft.com/office/word/2024/wordml/sdtformatlock" xmlns:w16se="http://schemas.microsoft.com/office/word/2015/wordml/symex" xmlns:wpg="http://schemas.microsoft.com/office/word/2010/wordprocessingGroup" xmlns:wpi="http://schemas.microsoft.com/office/word/2010/wordprocessingInk" xmlns:wne="http://schemas.microsoft.com/office/word/2006/wordml" xmlns:wps="http://schemas.microsoft.com/office/word/2010/wordprocessingShape" mc:Ignorable="w14 w15 w16se w16cid w16 w16cex w16sdtdh w16sdtfl w16du wp14">
+<w:document xmlns:wpc="http://schemas.microsoft.com/office/word/2010/wordprocessingCanvas" xmlns:cx="http://schemas.microsoft.com/office/drawing/2014/chartex" xmlns:cx1="http://schemas.microsoft.com/office/drawing/2015/9/8/chartex" xmlns:cx2="http://schemas.microsoft.com/office/drawing/2015/10/21/chartex" xmlns:cx3="http://schemas.microsoft.com/office/drawing/2016/5/9/chartex" xmlns:cx4="http://schemas.microsoft.com/office/drawing/2016/5/10/chartex" xmlns:cx5="http://schemas.microsoft.com/office/drawing/2016/5/11/chartex" xmlns:cx6="http://schemas.microsoft.com/office/drawing/2016/5/12/chartex" xmlns:cx7="http://schemas.microsoft.com/office/drawing/2016/5/13/chartex" xmlns:cx8="http://schemas.microsoft.com/office/drawing/2016/5/14/chartex" xmlns:mc="http://schemas.openxmlformats.org/markup-compatibility/2006" xmlns:m="http://schemas.openxmlformats.org/officeDocument/2006/math" xmlns:aink="http://schemas.microsoft.com/office/drawing/2016/ink" xmlns:am3d="http://schemas.microsoft.com/office/drawing/2017/model3d" xmlns:oel="http://schemas.microsoft.com/office/2019/extlst" xmlns:r="http://schemas.openxmlformats.org/officeDocument/2006/relationships" xmlns:wp14="http://schemas.microsoft.com/office/word/2010/wordprocessingDrawing" xmlns:wp="http://schemas.openxmlformats.org/drawingml/2006/wordprocessingDrawing" xmlns:wpg="http://schemas.microsoft.com/office/word/2010/wordprocessingGroup" xmlns:wpi="http://schemas.microsoft.com/office/word/2010/wordprocessingInk" xmlns:wps="http://schemas.microsoft.com/office/word/2010/wordprocessingShape" xmlns:o="urn:schemas-microsoft-com:office:office" xmlns:v="urn:schemas-microsoft-com:vml" xmlns:w10="urn:schemas-microsoft-com:office:word" xmlns:w="http://schemas.openxmlformats.org/wordprocessingml/2006/main" xmlns:w14="http://schemas.microsoft.com/office/word/2010/wordml" xmlns:w15="http://schemas.microsoft.com/office/word/2012/wordml" xmlns:w16cex="http://schemas.microsoft.com/office/word/2018/wordml/cex" xmlns:w16cid="http://schemas.microsoft.com/office/word/2016/wordml/cid" xmlns:w16="http://schemas.microsoft.com/office/word/2018/wordml" xmlns:w16sdtdh="http://schemas.microsoft.com/office/word/2020/wordml/sdtdatahash" xmlns:w16sdtfl="http://schemas.microsoft.com/office/word/2024/wordml/sdtformatlock" xmlns:w16se="http://schemas.microsoft.com/office/word/2015/wordml/symex" xmlns:w16du="http://schemas.microsoft.com/office/word/2023/wordml/word16du" xmlns:wne="http://schemas.microsoft.com/office/word/2006/wordml" mc:Ignorable="w14 w15 w16se w16cid w16 w16cex w16sdtdh w16sdtfl w16du wp14">
   <w:body>
     <w:p>
       <w:pPr>
@@ -92,6 +92,16 @@
           <w:szCs w:val="24"/>
         </w:rPr>
         <w:t>Technical Strengths</w:t>
+      </w:r>
+      <w:r>
+        <w:rPr>
+          <w:rFonts w:ascii="Times New Roman" w:hAnsi="Times New Roman" w:cs="Times New Roman"/>
+          <w:b/>
+          <w:bCs/>
+          <w:sz w:val="24"/>
+          <w:szCs w:val="24"/>
+        </w:rPr>
+        <w:br/>
       </w:r>
     </w:p>
     <w:tbl>
@@ -99,21 +109,13 @@
         <w:tblStyle w:val="TableGrid"/>
         <w:tblW w:w="0" w:type="auto"/>
         <w:jc w:val="center"/>
-        <w:tblBorders>
-          <w:top w:val="none" w:sz="0" w:space="0" w:color="auto"/>
-          <w:left w:val="none" w:sz="0" w:space="0" w:color="auto"/>
-          <w:bottom w:val="none" w:sz="0" w:space="0" w:color="auto"/>
-          <w:right w:val="none" w:sz="0" w:space="0" w:color="auto"/>
-          <w:insideH w:val="none" w:sz="0" w:space="0" w:color="auto"/>
-          <w:insideV w:val="none" w:sz="0" w:space="0" w:color="auto"/>
-        </w:tblBorders>
         <w:tblLook w:val="04A0" w:firstRow="1" w:lastRow="0" w:firstColumn="1" w:lastColumn="0" w:noHBand="0" w:noVBand="1"/>
       </w:tblPr>
       <w:tblGrid>
-        <w:gridCol w:w="2340"/>
-        <w:gridCol w:w="3060"/>
-        <w:gridCol w:w="2610"/>
-        <w:gridCol w:w="2690"/>
+        <w:gridCol w:w="2338"/>
+        <w:gridCol w:w="2738"/>
+        <w:gridCol w:w="2569"/>
+        <w:gridCol w:w="2425"/>
       </w:tblGrid>
       <w:tr>
         <w:trPr>
@@ -121,7 +123,7 @@
         </w:trPr>
         <w:tc>
           <w:tcPr>
-            <w:tcW w:w="2340" w:type="dxa"/>
+            <w:tcW w:w="2338" w:type="dxa"/>
             <w:vAlign w:val="center"/>
           </w:tcPr>
           <w:p>
@@ -137,19 +139,19 @@
               <w:rPr>
                 <w:rFonts w:ascii="Times New Roman" w:hAnsi="Times New Roman" w:cs="Times New Roman"/>
               </w:rPr>
-              <w:t xml:space="preserve">Core </w:t>
+              <w:t>Team Leadership</w:t>
             </w:r>
             <w:r>
               <w:rPr>
                 <w:rFonts w:ascii="Times New Roman" w:hAnsi="Times New Roman" w:cs="Times New Roman"/>
               </w:rPr>
-              <w:t>Java Development</w:t>
+              <w:br/>
             </w:r>
           </w:p>
         </w:tc>
         <w:tc>
           <w:tcPr>
-            <w:tcW w:w="3060" w:type="dxa"/>
+            <w:tcW w:w="2738" w:type="dxa"/>
             <w:vAlign w:val="center"/>
           </w:tcPr>
           <w:p>
@@ -165,13 +167,19 @@
               <w:rPr>
                 <w:rFonts w:ascii="Times New Roman" w:hAnsi="Times New Roman" w:cs="Times New Roman"/>
               </w:rPr>
-              <w:t>Spring/Spring Boot</w:t>
+              <w:t>System Architecture</w:t>
+            </w:r>
+            <w:r>
+              <w:rPr>
+                <w:rFonts w:ascii="Times New Roman" w:hAnsi="Times New Roman" w:cs="Times New Roman"/>
+              </w:rPr>
+              <w:br/>
             </w:r>
           </w:p>
         </w:tc>
         <w:tc>
           <w:tcPr>
-            <w:tcW w:w="2610" w:type="dxa"/>
+            <w:tcW w:w="2569" w:type="dxa"/>
             <w:vAlign w:val="center"/>
           </w:tcPr>
           <w:p>
@@ -187,13 +195,19 @@
               <w:rPr>
                 <w:rFonts w:ascii="Times New Roman" w:hAnsi="Times New Roman" w:cs="Times New Roman"/>
               </w:rPr>
-              <w:t>Public Cloud (AWS)</w:t>
+              <w:t>Executive Communication</w:t>
+            </w:r>
+            <w:r>
+              <w:rPr>
+                <w:rFonts w:ascii="Times New Roman" w:hAnsi="Times New Roman" w:cs="Times New Roman"/>
+              </w:rPr>
+              <w:br/>
             </w:r>
           </w:p>
         </w:tc>
         <w:tc>
           <w:tcPr>
-            <w:tcW w:w="2690" w:type="dxa"/>
+            <w:tcW w:w="2425" w:type="dxa"/>
             <w:vAlign w:val="center"/>
           </w:tcPr>
           <w:p>
@@ -209,19 +223,13 @@
               <w:rPr>
                 <w:rFonts w:ascii="Times New Roman" w:hAnsi="Times New Roman" w:cs="Times New Roman"/>
               </w:rPr>
-              <w:t>REST</w:t>
+              <w:t>System Thinking</w:t>
             </w:r>
             <w:r>
               <w:rPr>
                 <w:rFonts w:ascii="Times New Roman" w:hAnsi="Times New Roman" w:cs="Times New Roman"/>
               </w:rPr>
-              <w:t>ful</w:t>
-            </w:r>
-            <w:r>
-              <w:rPr>
-                <w:rFonts w:ascii="Times New Roman" w:hAnsi="Times New Roman" w:cs="Times New Roman"/>
-              </w:rPr>
-              <w:t xml:space="preserve"> Web Services</w:t>
+              <w:br/>
             </w:r>
           </w:p>
         </w:tc>
@@ -232,7 +240,7 @@
         </w:trPr>
         <w:tc>
           <w:tcPr>
-            <w:tcW w:w="2340" w:type="dxa"/>
+            <w:tcW w:w="2338" w:type="dxa"/>
             <w:vAlign w:val="center"/>
           </w:tcPr>
           <w:p>
@@ -248,13 +256,25 @@
               <w:rPr>
                 <w:rFonts w:ascii="Times New Roman" w:hAnsi="Times New Roman" w:cs="Times New Roman"/>
               </w:rPr>
-              <w:t>Domain Driven Design</w:t>
+              <w:t xml:space="preserve">Core </w:t>
+            </w:r>
+            <w:r>
+              <w:rPr>
+                <w:rFonts w:ascii="Times New Roman" w:hAnsi="Times New Roman" w:cs="Times New Roman"/>
+              </w:rPr>
+              <w:t xml:space="preserve">Java </w:t>
+            </w:r>
+            <w:r>
+              <w:rPr>
+                <w:rFonts w:ascii="Times New Roman" w:hAnsi="Times New Roman" w:cs="Times New Roman"/>
+              </w:rPr>
+              <w:br/>
             </w:r>
           </w:p>
         </w:tc>
         <w:tc>
           <w:tcPr>
-            <w:tcW w:w="3060" w:type="dxa"/>
+            <w:tcW w:w="2738" w:type="dxa"/>
             <w:vAlign w:val="center"/>
           </w:tcPr>
           <w:p>
@@ -270,13 +290,19 @@
               <w:rPr>
                 <w:rFonts w:ascii="Times New Roman" w:hAnsi="Times New Roman" w:cs="Times New Roman"/>
               </w:rPr>
-              <w:t>Event Driven Architecture</w:t>
+              <w:t>Spring/Spring Boot</w:t>
+            </w:r>
+            <w:r>
+              <w:rPr>
+                <w:rFonts w:ascii="Times New Roman" w:hAnsi="Times New Roman" w:cs="Times New Roman"/>
+              </w:rPr>
+              <w:br/>
             </w:r>
           </w:p>
         </w:tc>
         <w:tc>
           <w:tcPr>
-            <w:tcW w:w="2610" w:type="dxa"/>
+            <w:tcW w:w="2569" w:type="dxa"/>
             <w:vAlign w:val="center"/>
           </w:tcPr>
           <w:p>
@@ -292,13 +318,19 @@
               <w:rPr>
                 <w:rFonts w:ascii="Times New Roman" w:hAnsi="Times New Roman" w:cs="Times New Roman"/>
               </w:rPr>
-              <w:t>Test Driven Development</w:t>
+              <w:t>Public Cloud (AWS)</w:t>
+            </w:r>
+            <w:r>
+              <w:rPr>
+                <w:rFonts w:ascii="Times New Roman" w:hAnsi="Times New Roman" w:cs="Times New Roman"/>
+              </w:rPr>
+              <w:br/>
             </w:r>
           </w:p>
         </w:tc>
         <w:tc>
           <w:tcPr>
-            <w:tcW w:w="2690" w:type="dxa"/>
+            <w:tcW w:w="2425" w:type="dxa"/>
             <w:vAlign w:val="center"/>
           </w:tcPr>
           <w:p>
@@ -314,7 +346,25 @@
               <w:rPr>
                 <w:rFonts w:ascii="Times New Roman" w:hAnsi="Times New Roman" w:cs="Times New Roman"/>
               </w:rPr>
-              <w:t>Distributed Systems</w:t>
+              <w:t>REST</w:t>
+            </w:r>
+            <w:r>
+              <w:rPr>
+                <w:rFonts w:ascii="Times New Roman" w:hAnsi="Times New Roman" w:cs="Times New Roman"/>
+              </w:rPr>
+              <w:t>ful</w:t>
+            </w:r>
+            <w:r>
+              <w:rPr>
+                <w:rFonts w:ascii="Times New Roman" w:hAnsi="Times New Roman" w:cs="Times New Roman"/>
+              </w:rPr>
+              <w:t xml:space="preserve"> Web Services</w:t>
+            </w:r>
+            <w:r>
+              <w:rPr>
+                <w:rFonts w:ascii="Times New Roman" w:hAnsi="Times New Roman" w:cs="Times New Roman"/>
+              </w:rPr>
+              <w:br/>
             </w:r>
           </w:p>
         </w:tc>
@@ -325,7 +375,7 @@
         </w:trPr>
         <w:tc>
           <w:tcPr>
-            <w:tcW w:w="2340" w:type="dxa"/>
+            <w:tcW w:w="2338" w:type="dxa"/>
             <w:vAlign w:val="center"/>
           </w:tcPr>
           <w:p>
@@ -341,13 +391,19 @@
               <w:rPr>
                 <w:rFonts w:ascii="Times New Roman" w:hAnsi="Times New Roman" w:cs="Times New Roman"/>
               </w:rPr>
-              <w:t>Databases</w:t>
+              <w:t>Domain Driven Design</w:t>
+            </w:r>
+            <w:r>
+              <w:rPr>
+                <w:rFonts w:ascii="Times New Roman" w:hAnsi="Times New Roman" w:cs="Times New Roman"/>
+              </w:rPr>
+              <w:br/>
             </w:r>
           </w:p>
         </w:tc>
         <w:tc>
           <w:tcPr>
-            <w:tcW w:w="3060" w:type="dxa"/>
+            <w:tcW w:w="2738" w:type="dxa"/>
             <w:vAlign w:val="center"/>
           </w:tcPr>
           <w:p>
@@ -363,13 +419,19 @@
               <w:rPr>
                 <w:rFonts w:ascii="Times New Roman" w:hAnsi="Times New Roman" w:cs="Times New Roman"/>
               </w:rPr>
-              <w:t>Production Support</w:t>
+              <w:t>Event Driven Architecture</w:t>
+            </w:r>
+            <w:r>
+              <w:rPr>
+                <w:rFonts w:ascii="Times New Roman" w:hAnsi="Times New Roman" w:cs="Times New Roman"/>
+              </w:rPr>
+              <w:br/>
             </w:r>
           </w:p>
         </w:tc>
         <w:tc>
           <w:tcPr>
-            <w:tcW w:w="2610" w:type="dxa"/>
+            <w:tcW w:w="2569" w:type="dxa"/>
             <w:vAlign w:val="center"/>
           </w:tcPr>
           <w:p>
@@ -385,13 +447,19 @@
               <w:rPr>
                 <w:rFonts w:ascii="Times New Roman" w:hAnsi="Times New Roman" w:cs="Times New Roman"/>
               </w:rPr>
-              <w:t>Release Management</w:t>
+              <w:t>Test Driven Development</w:t>
+            </w:r>
+            <w:r>
+              <w:rPr>
+                <w:rFonts w:ascii="Times New Roman" w:hAnsi="Times New Roman" w:cs="Times New Roman"/>
+              </w:rPr>
+              <w:br/>
             </w:r>
           </w:p>
         </w:tc>
         <w:tc>
           <w:tcPr>
-            <w:tcW w:w="2690" w:type="dxa"/>
+            <w:tcW w:w="2425" w:type="dxa"/>
             <w:vAlign w:val="center"/>
           </w:tcPr>
           <w:p>
@@ -407,7 +475,247 @@
               <w:rPr>
                 <w:rFonts w:ascii="Times New Roman" w:hAnsi="Times New Roman" w:cs="Times New Roman"/>
               </w:rPr>
+              <w:t>Distributed Systems</w:t>
+            </w:r>
+            <w:r>
+              <w:rPr>
+                <w:rFonts w:ascii="Times New Roman" w:hAnsi="Times New Roman" w:cs="Times New Roman"/>
+              </w:rPr>
+              <w:br/>
+            </w:r>
+          </w:p>
+        </w:tc>
+      </w:tr>
+      <w:tr>
+        <w:trPr>
+          <w:jc w:val="center"/>
+        </w:trPr>
+        <w:tc>
+          <w:tcPr>
+            <w:tcW w:w="2338" w:type="dxa"/>
+            <w:vAlign w:val="center"/>
+          </w:tcPr>
+          <w:p>
+            <w:pPr>
+              <w:spacing w:line="250" w:lineRule="exact"/>
+              <w:contextualSpacing/>
+              <w:jc w:val="center"/>
+              <w:rPr>
+                <w:rFonts w:ascii="Times New Roman" w:hAnsi="Times New Roman" w:cs="Times New Roman"/>
+              </w:rPr>
+            </w:pPr>
+            <w:r>
+              <w:rPr>
+                <w:rFonts w:ascii="Times New Roman" w:hAnsi="Times New Roman" w:cs="Times New Roman"/>
+              </w:rPr>
+              <w:t>Databases</w:t>
+            </w:r>
+            <w:r>
+              <w:rPr>
+                <w:rFonts w:ascii="Times New Roman" w:hAnsi="Times New Roman" w:cs="Times New Roman"/>
+              </w:rPr>
+              <w:br/>
+            </w:r>
+          </w:p>
+        </w:tc>
+        <w:tc>
+          <w:tcPr>
+            <w:tcW w:w="2738" w:type="dxa"/>
+            <w:vAlign w:val="center"/>
+          </w:tcPr>
+          <w:p>
+            <w:pPr>
+              <w:spacing w:line="250" w:lineRule="exact"/>
+              <w:contextualSpacing/>
+              <w:jc w:val="center"/>
+              <w:rPr>
+                <w:rFonts w:ascii="Times New Roman" w:hAnsi="Times New Roman" w:cs="Times New Roman"/>
+              </w:rPr>
+            </w:pPr>
+            <w:r>
+              <w:rPr>
+                <w:rFonts w:ascii="Times New Roman" w:hAnsi="Times New Roman" w:cs="Times New Roman"/>
+              </w:rPr>
+              <w:t>Production Support</w:t>
+            </w:r>
+            <w:r>
+              <w:rPr>
+                <w:rFonts w:ascii="Times New Roman" w:hAnsi="Times New Roman" w:cs="Times New Roman"/>
+              </w:rPr>
+              <w:br/>
+            </w:r>
+          </w:p>
+        </w:tc>
+        <w:tc>
+          <w:tcPr>
+            <w:tcW w:w="2569" w:type="dxa"/>
+            <w:vAlign w:val="center"/>
+          </w:tcPr>
+          <w:p>
+            <w:pPr>
+              <w:spacing w:line="250" w:lineRule="exact"/>
+              <w:contextualSpacing/>
+              <w:jc w:val="center"/>
+              <w:rPr>
+                <w:rFonts w:ascii="Times New Roman" w:hAnsi="Times New Roman" w:cs="Times New Roman"/>
+              </w:rPr>
+            </w:pPr>
+            <w:r>
+              <w:rPr>
+                <w:rFonts w:ascii="Times New Roman" w:hAnsi="Times New Roman" w:cs="Times New Roman"/>
+              </w:rPr>
+              <w:t>Release Management</w:t>
+            </w:r>
+            <w:r>
+              <w:rPr>
+                <w:rFonts w:ascii="Times New Roman" w:hAnsi="Times New Roman" w:cs="Times New Roman"/>
+              </w:rPr>
+              <w:br/>
+            </w:r>
+          </w:p>
+        </w:tc>
+        <w:tc>
+          <w:tcPr>
+            <w:tcW w:w="2425" w:type="dxa"/>
+            <w:vAlign w:val="center"/>
+          </w:tcPr>
+          <w:p>
+            <w:pPr>
+              <w:spacing w:line="250" w:lineRule="exact"/>
+              <w:contextualSpacing/>
+              <w:jc w:val="center"/>
+              <w:rPr>
+                <w:rFonts w:ascii="Times New Roman" w:hAnsi="Times New Roman" w:cs="Times New Roman"/>
+              </w:rPr>
+            </w:pPr>
+            <w:r>
+              <w:rPr>
+                <w:rFonts w:ascii="Times New Roman" w:hAnsi="Times New Roman" w:cs="Times New Roman"/>
+              </w:rPr>
               <w:t>DevOps</w:t>
+            </w:r>
+            <w:r>
+              <w:rPr>
+                <w:rFonts w:ascii="Times New Roman" w:hAnsi="Times New Roman" w:cs="Times New Roman"/>
+              </w:rPr>
+              <w:br/>
+            </w:r>
+          </w:p>
+        </w:tc>
+      </w:tr>
+      <w:tr>
+        <w:trPr>
+          <w:jc w:val="center"/>
+        </w:trPr>
+        <w:tc>
+          <w:tcPr>
+            <w:tcW w:w="2338" w:type="dxa"/>
+            <w:vAlign w:val="center"/>
+          </w:tcPr>
+          <w:p>
+            <w:pPr>
+              <w:spacing w:line="250" w:lineRule="exact"/>
+              <w:contextualSpacing/>
+              <w:jc w:val="center"/>
+              <w:rPr>
+                <w:rFonts w:ascii="Times New Roman" w:hAnsi="Times New Roman" w:cs="Times New Roman"/>
+              </w:rPr>
+            </w:pPr>
+            <w:r>
+              <w:rPr>
+                <w:rFonts w:ascii="Times New Roman" w:hAnsi="Times New Roman" w:cs="Times New Roman"/>
+              </w:rPr>
+              <w:t>Vibe Coding</w:t>
+            </w:r>
+            <w:r>
+              <w:rPr>
+                <w:rFonts w:ascii="Times New Roman" w:hAnsi="Times New Roman" w:cs="Times New Roman"/>
+              </w:rPr>
+              <w:br/>
+            </w:r>
+          </w:p>
+        </w:tc>
+        <w:tc>
+          <w:tcPr>
+            <w:tcW w:w="2738" w:type="dxa"/>
+            <w:vAlign w:val="center"/>
+          </w:tcPr>
+          <w:p>
+            <w:pPr>
+              <w:spacing w:line="250" w:lineRule="exact"/>
+              <w:contextualSpacing/>
+              <w:jc w:val="center"/>
+              <w:rPr>
+                <w:rFonts w:ascii="Times New Roman" w:hAnsi="Times New Roman" w:cs="Times New Roman"/>
+              </w:rPr>
+            </w:pPr>
+            <w:r>
+              <w:rPr>
+                <w:rFonts w:ascii="Times New Roman" w:hAnsi="Times New Roman" w:cs="Times New Roman"/>
+              </w:rPr>
+              <w:t>Source Control</w:t>
+            </w:r>
+            <w:r>
+              <w:rPr>
+                <w:rFonts w:ascii="Times New Roman" w:hAnsi="Times New Roman" w:cs="Times New Roman"/>
+              </w:rPr>
+              <w:br/>
+            </w:r>
+          </w:p>
+        </w:tc>
+        <w:tc>
+          <w:tcPr>
+            <w:tcW w:w="2569" w:type="dxa"/>
+            <w:vAlign w:val="center"/>
+          </w:tcPr>
+          <w:p>
+            <w:pPr>
+              <w:spacing w:line="250" w:lineRule="exact"/>
+              <w:contextualSpacing/>
+              <w:jc w:val="center"/>
+              <w:rPr>
+                <w:rFonts w:ascii="Times New Roman" w:hAnsi="Times New Roman" w:cs="Times New Roman"/>
+              </w:rPr>
+            </w:pPr>
+            <w:r>
+              <w:rPr>
+                <w:rFonts w:ascii="Times New Roman" w:hAnsi="Times New Roman" w:cs="Times New Roman"/>
+              </w:rPr>
+              <w:t>Production Support</w:t>
+            </w:r>
+            <w:r>
+              <w:rPr>
+                <w:rFonts w:ascii="Times New Roman" w:hAnsi="Times New Roman" w:cs="Times New Roman"/>
+              </w:rPr>
+              <w:br/>
+            </w:r>
+          </w:p>
+        </w:tc>
+        <w:tc>
+          <w:tcPr>
+            <w:tcW w:w="2425" w:type="dxa"/>
+            <w:vAlign w:val="center"/>
+          </w:tcPr>
+          <w:p>
+            <w:pPr>
+              <w:spacing w:line="250" w:lineRule="exact"/>
+              <w:contextualSpacing/>
+              <w:jc w:val="center"/>
+              <w:rPr>
+                <w:rFonts w:ascii="Times New Roman" w:hAnsi="Times New Roman" w:cs="Times New Roman"/>
+              </w:rPr>
+            </w:pPr>
+            <w:r>
+              <w:rPr>
+                <w:rFonts w:ascii="Times New Roman" w:hAnsi="Times New Roman" w:cs="Times New Roman"/>
+              </w:rPr>
+              <w:t>Operational Excellence</w:t>
+            </w:r>
+            <w:r>
+              <w:rPr>
+                <w:rFonts w:ascii="Times New Roman" w:hAnsi="Times New Roman" w:cs="Times New Roman"/>
+              </w:rPr>
+              <w:br/>
             </w:r>
           </w:p>
         </w:tc>
@@ -484,6 +792,256 @@
         <w:rPr>
           <w:rFonts w:ascii="Times New Roman" w:hAnsi="Times New Roman" w:cs="Times New Roman"/>
         </w:rPr>
+        <w:t>Lead Software Engineer – Vice President | CTO Engineering Services &amp; Control Platforms | Plano, TX | May 2026 – now</w:t>
+      </w:r>
+    </w:p>
+    <w:p>
+      <w:pPr>
+        <w:pStyle w:val="ListParagraph"/>
+        <w:numPr>
+          <w:ilvl w:val="0"/>
+          <w:numId w:val="17"/>
+        </w:numPr>
+        <w:spacing w:after="0" w:line="250" w:lineRule="exact"/>
+        <w:rPr>
+          <w:rFonts w:ascii="Times New Roman" w:hAnsi="Times New Roman" w:cs="Times New Roman"/>
+        </w:rPr>
+      </w:pPr>
+      <w:r>
+        <w:rPr>
+          <w:rFonts w:ascii="Times New Roman" w:hAnsi="Times New Roman" w:cs="Times New Roman"/>
+        </w:rPr>
+        <w:t xml:space="preserve">Support JPMorgan Chase’s firmwide </w:t>
+      </w:r>
+      <w:r>
+        <w:rPr>
+          <w:rFonts w:ascii="Times New Roman" w:hAnsi="Times New Roman" w:cs="Times New Roman"/>
+        </w:rPr>
+        <w:t>open-source</w:t>
+      </w:r>
+      <w:r>
+        <w:rPr>
+          <w:rFonts w:ascii="Times New Roman" w:hAnsi="Times New Roman" w:cs="Times New Roman"/>
+        </w:rPr>
+        <w:t xml:space="preserve"> governance strategy within the Office of the CTO, helping enable safe, scalable, and compliant </w:t>
+      </w:r>
+      <w:r>
+        <w:rPr>
+          <w:rFonts w:ascii="Times New Roman" w:hAnsi="Times New Roman" w:cs="Times New Roman"/>
+        </w:rPr>
+        <w:t>open-source</w:t>
+      </w:r>
+      <w:r>
+        <w:rPr>
+          <w:rFonts w:ascii="Times New Roman" w:hAnsi="Times New Roman" w:cs="Times New Roman"/>
+        </w:rPr>
+        <w:t xml:space="preserve"> adoption across the enterprise</w:t>
+      </w:r>
+    </w:p>
+    <w:p>
+      <w:pPr>
+        <w:pStyle w:val="ListParagraph"/>
+        <w:numPr>
+          <w:ilvl w:val="0"/>
+          <w:numId w:val="17"/>
+        </w:numPr>
+        <w:spacing w:after="0" w:line="250" w:lineRule="exact"/>
+        <w:rPr>
+          <w:rFonts w:ascii="Times New Roman" w:hAnsi="Times New Roman" w:cs="Times New Roman"/>
+        </w:rPr>
+      </w:pPr>
+      <w:r>
+        <w:rPr>
+          <w:rFonts w:ascii="Times New Roman" w:hAnsi="Times New Roman" w:cs="Times New Roman"/>
+        </w:rPr>
+        <w:t xml:space="preserve">Partner with the Head of </w:t>
+      </w:r>
+      <w:r>
+        <w:rPr>
+          <w:rFonts w:ascii="Times New Roman" w:hAnsi="Times New Roman" w:cs="Times New Roman"/>
+        </w:rPr>
+        <w:t>Open-Source</w:t>
+      </w:r>
+      <w:r>
+        <w:rPr>
+          <w:rFonts w:ascii="Times New Roman" w:hAnsi="Times New Roman" w:cs="Times New Roman"/>
+        </w:rPr>
+        <w:t xml:space="preserve"> Governance and Chief </w:t>
+      </w:r>
+      <w:r>
+        <w:rPr>
+          <w:rFonts w:ascii="Times New Roman" w:hAnsi="Times New Roman" w:cs="Times New Roman"/>
+        </w:rPr>
+        <w:t>Open-Source</w:t>
+      </w:r>
+      <w:r>
+        <w:rPr>
+          <w:rFonts w:ascii="Times New Roman" w:hAnsi="Times New Roman" w:cs="Times New Roman"/>
+        </w:rPr>
+        <w:t xml:space="preserve"> Officer on firmwide </w:t>
+      </w:r>
+      <w:r>
+        <w:rPr>
+          <w:rFonts w:ascii="Times New Roman" w:hAnsi="Times New Roman" w:cs="Times New Roman"/>
+        </w:rPr>
+        <w:t>open-source</w:t>
+      </w:r>
+      <w:r>
+        <w:rPr>
+          <w:rFonts w:ascii="Times New Roman" w:hAnsi="Times New Roman" w:cs="Times New Roman"/>
+        </w:rPr>
+        <w:t xml:space="preserve"> initiatives</w:t>
+      </w:r>
+    </w:p>
+    <w:p>
+      <w:pPr>
+        <w:pStyle w:val="ListParagraph"/>
+        <w:numPr>
+          <w:ilvl w:val="0"/>
+          <w:numId w:val="17"/>
+        </w:numPr>
+        <w:spacing w:after="0" w:line="250" w:lineRule="exact"/>
+        <w:rPr>
+          <w:rFonts w:ascii="Times New Roman" w:hAnsi="Times New Roman" w:cs="Times New Roman"/>
+        </w:rPr>
+      </w:pPr>
+      <w:r>
+        <w:rPr>
+          <w:rFonts w:ascii="Times New Roman" w:hAnsi="Times New Roman" w:cs="Times New Roman"/>
+        </w:rPr>
+        <w:t xml:space="preserve">Support policies, processes, tooling, and telemetry for </w:t>
+      </w:r>
+      <w:r>
+        <w:rPr>
+          <w:rFonts w:ascii="Times New Roman" w:hAnsi="Times New Roman" w:cs="Times New Roman"/>
+        </w:rPr>
+        <w:t>open-source</w:t>
+      </w:r>
+      <w:r>
+        <w:rPr>
+          <w:rFonts w:ascii="Times New Roman" w:hAnsi="Times New Roman" w:cs="Times New Roman"/>
+        </w:rPr>
+        <w:t xml:space="preserve"> consumption and contribution</w:t>
+      </w:r>
+    </w:p>
+    <w:p>
+      <w:pPr>
+        <w:pStyle w:val="ListParagraph"/>
+        <w:numPr>
+          <w:ilvl w:val="0"/>
+          <w:numId w:val="17"/>
+        </w:numPr>
+        <w:spacing w:after="0" w:line="250" w:lineRule="exact"/>
+        <w:rPr>
+          <w:rFonts w:ascii="Times New Roman" w:hAnsi="Times New Roman" w:cs="Times New Roman"/>
+        </w:rPr>
+      </w:pPr>
+      <w:r>
+        <w:rPr>
+          <w:rFonts w:ascii="Times New Roman" w:hAnsi="Times New Roman" w:cs="Times New Roman"/>
+        </w:rPr>
+        <w:t>Collaborate with engineering teams across lines of business to improve developer experience</w:t>
+      </w:r>
+    </w:p>
+    <w:p>
+      <w:pPr>
+        <w:pStyle w:val="ListParagraph"/>
+        <w:numPr>
+          <w:ilvl w:val="0"/>
+          <w:numId w:val="17"/>
+        </w:numPr>
+        <w:spacing w:after="0" w:line="250" w:lineRule="exact"/>
+        <w:rPr>
+          <w:rFonts w:ascii="Times New Roman" w:hAnsi="Times New Roman" w:cs="Times New Roman"/>
+        </w:rPr>
+      </w:pPr>
+      <w:r>
+        <w:rPr>
+          <w:rFonts w:ascii="Times New Roman" w:hAnsi="Times New Roman" w:cs="Times New Roman"/>
+        </w:rPr>
+        <w:t xml:space="preserve">Work with Cybersecurity &amp; Technology Controls to align </w:t>
+      </w:r>
+      <w:r>
+        <w:rPr>
+          <w:rFonts w:ascii="Times New Roman" w:hAnsi="Times New Roman" w:cs="Times New Roman"/>
+        </w:rPr>
+        <w:t>open-source</w:t>
+      </w:r>
+      <w:r>
+        <w:rPr>
+          <w:rFonts w:ascii="Times New Roman" w:hAnsi="Times New Roman" w:cs="Times New Roman"/>
+        </w:rPr>
+        <w:t xml:space="preserve"> usage with risk and compliance standards</w:t>
+      </w:r>
+    </w:p>
+    <w:p>
+      <w:pPr>
+        <w:pStyle w:val="ListParagraph"/>
+        <w:numPr>
+          <w:ilvl w:val="0"/>
+          <w:numId w:val="17"/>
+        </w:numPr>
+        <w:spacing w:after="0" w:line="250" w:lineRule="exact"/>
+        <w:rPr>
+          <w:rFonts w:ascii="Times New Roman" w:hAnsi="Times New Roman" w:cs="Times New Roman"/>
+        </w:rPr>
+      </w:pPr>
+      <w:r>
+        <w:rPr>
+          <w:rFonts w:ascii="Times New Roman" w:hAnsi="Times New Roman" w:cs="Times New Roman"/>
+        </w:rPr>
+        <w:t>Contribute to initiatives involving open source, AI/ML, GenAI, and large language models</w:t>
+      </w:r>
+    </w:p>
+    <w:p>
+      <w:pPr>
+        <w:pStyle w:val="ListParagraph"/>
+        <w:numPr>
+          <w:ilvl w:val="0"/>
+          <w:numId w:val="17"/>
+        </w:numPr>
+        <w:spacing w:after="0" w:line="250" w:lineRule="exact"/>
+        <w:rPr>
+          <w:rFonts w:ascii="Times New Roman" w:hAnsi="Times New Roman" w:cs="Times New Roman"/>
+        </w:rPr>
+      </w:pPr>
+      <w:r>
+        <w:rPr>
+          <w:rFonts w:ascii="Times New Roman" w:hAnsi="Times New Roman" w:cs="Times New Roman"/>
+        </w:rPr>
+        <w:t xml:space="preserve">Support </w:t>
+      </w:r>
+      <w:r>
+        <w:rPr>
+          <w:rFonts w:ascii="Times New Roman" w:hAnsi="Times New Roman" w:cs="Times New Roman"/>
+        </w:rPr>
+        <w:t>open-source</w:t>
+      </w:r>
+      <w:r>
+        <w:rPr>
+          <w:rFonts w:ascii="Times New Roman" w:hAnsi="Times New Roman" w:cs="Times New Roman"/>
+        </w:rPr>
+        <w:t xml:space="preserve"> community engagement, contribution workflows, and sponsorship strategy</w:t>
+      </w:r>
+    </w:p>
+    <w:p>
+      <w:pPr>
+        <w:spacing w:after="0" w:line="250" w:lineRule="exact"/>
+        <w:contextualSpacing/>
+        <w:rPr>
+          <w:rFonts w:ascii="Times New Roman" w:hAnsi="Times New Roman" w:cs="Times New Roman"/>
+        </w:rPr>
+      </w:pPr>
+      <w:r>
+        <w:rPr>
+          <w:rFonts w:ascii="Times New Roman" w:hAnsi="Times New Roman" w:cs="Times New Roman"/>
+        </w:rPr>
+        <w:br/>
+      </w:r>
+      <w:r>
+        <w:rPr>
+          <w:rFonts w:ascii="Times New Roman" w:hAnsi="Times New Roman" w:cs="Times New Roman"/>
+        </w:rPr>
         <w:t>Lead Software Engineer – Vice President</w:t>
       </w:r>
       <w:r>
@@ -521,13 +1079,17 @@
         <w:spacing w:after="0" w:line="250" w:lineRule="exact"/>
         <w:rPr>
           <w:rFonts w:ascii="Times New Roman" w:hAnsi="Times New Roman" w:cs="Times New Roman"/>
-        </w:rPr>
-      </w:pPr>
-      <w:r>
-        <w:rPr>
-          <w:rFonts w:ascii="Times New Roman" w:hAnsi="Times New Roman" w:cs="Times New Roman"/>
-        </w:rPr>
-        <w:t>Leading the redesign and refactor of on-prem applications to AWS</w:t>
+          <w:b/>
+          <w:bCs/>
+          <w:sz w:val="24"/>
+          <w:szCs w:val="24"/>
+        </w:rPr>
+      </w:pPr>
+      <w:r>
+        <w:rPr>
+          <w:rFonts w:ascii="Times New Roman" w:hAnsi="Times New Roman" w:cs="Times New Roman"/>
+        </w:rPr>
+        <w:t>Led the redesign and refactor of on-prem applications to AWS, enhancing system performance and scalability</w:t>
       </w:r>
     </w:p>
     <w:p>
@@ -540,13 +1102,17 @@
         <w:spacing w:after="0" w:line="250" w:lineRule="exact"/>
         <w:rPr>
           <w:rFonts w:ascii="Times New Roman" w:hAnsi="Times New Roman" w:cs="Times New Roman"/>
-        </w:rPr>
-      </w:pPr>
-      <w:r>
-        <w:rPr>
-          <w:rFonts w:ascii="Times New Roman" w:hAnsi="Times New Roman" w:cs="Times New Roman"/>
-        </w:rPr>
-        <w:t>Architectural discussions and system design for public cloud enablement</w:t>
+          <w:b/>
+          <w:bCs/>
+          <w:sz w:val="24"/>
+          <w:szCs w:val="24"/>
+        </w:rPr>
+      </w:pPr>
+      <w:r>
+        <w:rPr>
+          <w:rFonts w:ascii="Times New Roman" w:hAnsi="Times New Roman" w:cs="Times New Roman"/>
+        </w:rPr>
+        <w:t>Delivered new advisor workflow features, improving user experience and reducing confusion for customers in CCB</w:t>
       </w:r>
     </w:p>
     <w:p>
@@ -559,27 +1125,64 @@
         <w:spacing w:after="0" w:line="250" w:lineRule="exact"/>
         <w:rPr>
           <w:rFonts w:ascii="Times New Roman" w:hAnsi="Times New Roman" w:cs="Times New Roman"/>
-        </w:rPr>
-      </w:pPr>
-      <w:r>
-        <w:rPr>
-          <w:rFonts w:ascii="Times New Roman" w:hAnsi="Times New Roman" w:cs="Times New Roman"/>
-        </w:rPr>
-        <w:t>Providing technical mentorship for junior team members</w:t>
-      </w:r>
-    </w:p>
-    <w:p>
-      <w:pPr>
-        <w:spacing w:after="0" w:line="250" w:lineRule="exact"/>
-        <w:contextualSpacing/>
-        <w:rPr>
-          <w:rFonts w:ascii="Times New Roman" w:hAnsi="Times New Roman" w:cs="Times New Roman"/>
           <w:b/>
           <w:bCs/>
           <w:sz w:val="24"/>
           <w:szCs w:val="24"/>
         </w:rPr>
       </w:pPr>
+      <w:r>
+        <w:rPr>
+          <w:rFonts w:ascii="Times New Roman" w:hAnsi="Times New Roman" w:cs="Times New Roman"/>
+        </w:rPr>
+        <w:t>Spearheaded architectural discussions and system design for public cloud enablement, ensuring robust solutions</w:t>
+      </w:r>
+    </w:p>
+    <w:p>
+      <w:pPr>
+        <w:pStyle w:val="ListParagraph"/>
+        <w:numPr>
+          <w:ilvl w:val="0"/>
+          <w:numId w:val="16"/>
+        </w:numPr>
+        <w:spacing w:after="0" w:line="250" w:lineRule="exact"/>
+        <w:rPr>
+          <w:rFonts w:ascii="Times New Roman" w:hAnsi="Times New Roman" w:cs="Times New Roman"/>
+          <w:b/>
+          <w:bCs/>
+          <w:sz w:val="24"/>
+          <w:szCs w:val="24"/>
+        </w:rPr>
+      </w:pPr>
+      <w:r>
+        <w:rPr>
+          <w:rFonts w:ascii="Times New Roman" w:hAnsi="Times New Roman" w:cs="Times New Roman"/>
+        </w:rPr>
+        <w:t>Set and modeled clear team standards, and helped guide the team through technical leadership</w:t>
+      </w:r>
+    </w:p>
+    <w:p>
+      <w:pPr>
+        <w:pStyle w:val="ListParagraph"/>
+        <w:numPr>
+          <w:ilvl w:val="0"/>
+          <w:numId w:val="16"/>
+        </w:numPr>
+        <w:spacing w:after="0" w:line="250" w:lineRule="exact"/>
+        <w:rPr>
+          <w:rFonts w:ascii="Times New Roman" w:hAnsi="Times New Roman" w:cs="Times New Roman"/>
+          <w:b/>
+          <w:bCs/>
+          <w:sz w:val="24"/>
+          <w:szCs w:val="24"/>
+        </w:rPr>
+      </w:pPr>
+      <w:r>
+        <w:rPr>
+          <w:rFonts w:ascii="Times New Roman" w:hAnsi="Times New Roman" w:cs="Times New Roman"/>
+        </w:rPr>
+        <w:t>Provided technical mentorship to junior team members, fostering a culture of learning and growth</w:t>
+      </w:r>
     </w:p>
     <w:p>
       <w:pPr>
@@ -651,25 +1254,7 @@
         <w:rPr>
           <w:rFonts w:ascii="Times New Roman" w:hAnsi="Times New Roman" w:cs="Times New Roman"/>
         </w:rPr>
-        <w:t>Develop</w:t>
-      </w:r>
-      <w:r>
-        <w:rPr>
-          <w:rFonts w:ascii="Times New Roman" w:hAnsi="Times New Roman" w:cs="Times New Roman"/>
-        </w:rPr>
-        <w:t>ed</w:t>
-      </w:r>
-      <w:r>
-        <w:rPr>
-          <w:rFonts w:ascii="Times New Roman" w:hAnsi="Times New Roman" w:cs="Times New Roman"/>
-        </w:rPr>
-        <w:t xml:space="preserve"> Kotlin Spring Boot microservices </w:t>
-      </w:r>
-      <w:r>
-        <w:rPr>
-          <w:rFonts w:ascii="Times New Roman" w:hAnsi="Times New Roman" w:cs="Times New Roman"/>
-        </w:rPr>
-        <w:t>to run every part of the user onboarding and banking experience</w:t>
+        <w:t>Contributed significantly to the backend engineering efforts at Greenwood by developing robust microservices and enhancing security measures</w:t>
       </w:r>
     </w:p>
     <w:p>
@@ -688,34 +1273,8 @@
         <w:rPr>
           <w:rFonts w:ascii="Times New Roman" w:hAnsi="Times New Roman" w:cs="Times New Roman"/>
         </w:rPr>
-        <w:t>Integrat</w:t>
-      </w:r>
-      <w:r>
-        <w:rPr>
-          <w:rFonts w:ascii="Times New Roman" w:hAnsi="Times New Roman" w:cs="Times New Roman"/>
-        </w:rPr>
-        <w:t>ed</w:t>
-      </w:r>
-      <w:r>
-        <w:rPr>
-          <w:rFonts w:ascii="Times New Roman" w:hAnsi="Times New Roman" w:cs="Times New Roman"/>
-        </w:rPr>
-        <w:t xml:space="preserve"> third party APIs with user onboarding flow for KYC checks</w:t>
-      </w:r>
-      <w:r>
-        <w:rPr>
-          <w:rFonts w:ascii="Times New Roman" w:hAnsi="Times New Roman" w:cs="Times New Roman"/>
-        </w:rPr>
-        <w:t xml:space="preserve"> using Spring Boot, Retrofit, and </w:t>
-      </w:r>
-      <w:proofErr w:type="spellStart"/>
-      <w:r>
-        <w:rPr>
-          <w:rFonts w:ascii="Times New Roman" w:hAnsi="Times New Roman" w:cs="Times New Roman"/>
-        </w:rPr>
-        <w:t>OKHttp</w:t>
-      </w:r>
-      <w:proofErr w:type="spellEnd"/>
+        <w:t>Created Kotlin Spring Boot microservices to streamline user onboarding and banking processes</w:t>
+      </w:r>
     </w:p>
     <w:p>
       <w:pPr>
@@ -733,19 +1292,26 @@
         <w:rPr>
           <w:rFonts w:ascii="Times New Roman" w:hAnsi="Times New Roman" w:cs="Times New Roman"/>
         </w:rPr>
-        <w:t>Enhanc</w:t>
-      </w:r>
-      <w:r>
-        <w:rPr>
-          <w:rFonts w:ascii="Times New Roman" w:hAnsi="Times New Roman" w:cs="Times New Roman"/>
-        </w:rPr>
-        <w:t>ed</w:t>
-      </w:r>
-      <w:r>
-        <w:rPr>
-          <w:rFonts w:ascii="Times New Roman" w:hAnsi="Times New Roman" w:cs="Times New Roman"/>
-        </w:rPr>
-        <w:t xml:space="preserve"> security for user login with two factor authentication</w:t>
+        <w:t>Integrated third-party APIs for KYC checks, improving compliance and user experience</w:t>
+      </w:r>
+    </w:p>
+    <w:p>
+      <w:pPr>
+        <w:pStyle w:val="ListParagraph"/>
+        <w:numPr>
+          <w:ilvl w:val="0"/>
+          <w:numId w:val="14"/>
+        </w:numPr>
+        <w:spacing w:after="0" w:line="250" w:lineRule="exact"/>
+        <w:rPr>
+          <w:rFonts w:ascii="Times New Roman" w:hAnsi="Times New Roman" w:cs="Times New Roman"/>
+        </w:rPr>
+      </w:pPr>
+      <w:r>
+        <w:rPr>
+          <w:rFonts w:ascii="Times New Roman" w:hAnsi="Times New Roman" w:cs="Times New Roman"/>
+        </w:rPr>
+        <w:t>Enhanced security with two-factor authentication and managed database schema updates using Flyway</w:t>
       </w:r>
       <w:r>
         <w:rPr>
@@ -862,6 +1428,7 @@
         <w:rPr>
           <w:rFonts w:ascii="Times New Roman" w:hAnsi="Times New Roman" w:cs="Times New Roman"/>
         </w:rPr>
+        <w:lastRenderedPageBreak/>
         <w:t>Act</w:t>
       </w:r>
       <w:r>
@@ -1488,7 +2055,6 @@
         <w:rPr>
           <w:rFonts w:ascii="Times New Roman" w:hAnsi="Times New Roman" w:cs="Times New Roman"/>
         </w:rPr>
-        <w:lastRenderedPageBreak/>
         <w:t>Built custom swagger meta-annotations to increase code-reuse and standardize API documentation</w:t>
       </w:r>
     </w:p>
@@ -1726,6 +2292,40 @@
     </w:p>
     <w:p>
       <w:pPr>
+        <w:pStyle w:val="ListParagraph"/>
+        <w:numPr>
+          <w:ilvl w:val="0"/>
+          <w:numId w:val="2"/>
+        </w:numPr>
+        <w:spacing w:after="0" w:line="250" w:lineRule="exact"/>
+        <w:rPr>
+          <w:rFonts w:ascii="Times New Roman" w:hAnsi="Times New Roman" w:cs="Times New Roman"/>
+        </w:rPr>
+      </w:pPr>
+      <w:r>
+        <w:rPr>
+          <w:rFonts w:ascii="Times New Roman" w:hAnsi="Times New Roman" w:cs="Times New Roman"/>
+        </w:rPr>
+        <w:lastRenderedPageBreak/>
+        <w:t xml:space="preserve">Utilized GitHub, Jenkins, and </w:t>
+      </w:r>
+      <w:proofErr w:type="spellStart"/>
+      <w:r>
+        <w:rPr>
+          <w:rFonts w:ascii="Times New Roman" w:hAnsi="Times New Roman" w:cs="Times New Roman"/>
+        </w:rPr>
+        <w:t>cURL</w:t>
+      </w:r>
+      <w:proofErr w:type="spellEnd"/>
+      <w:r>
+        <w:rPr>
+          <w:rFonts w:ascii="Times New Roman" w:hAnsi="Times New Roman" w:cs="Times New Roman"/>
+        </w:rPr>
+        <w:t xml:space="preserve"> to automate part of our QA and Production deployments to AWS</w:t>
+      </w:r>
+    </w:p>
+    <w:p>
+      <w:pPr>
         <w:spacing w:after="0" w:line="250" w:lineRule="exact"/>
         <w:contextualSpacing/>
         <w:rPr>
@@ -1815,40 +2415,16 @@
         <w:rPr>
           <w:rFonts w:ascii="Times New Roman" w:hAnsi="Times New Roman" w:cs="Times New Roman"/>
         </w:rPr>
-        <w:t xml:space="preserve">Reverse engineered a Java web application from a WAR file (created through an Ant build) </w:t>
+        <w:t xml:space="preserve">Reverse engineered a Java web application from a WAR file (created through an Ant build) into a </w:t>
       </w:r>
       <w:proofErr w:type="spellStart"/>
       <w:r>
         <w:rPr>
           <w:rFonts w:ascii="Times New Roman" w:hAnsi="Times New Roman" w:cs="Times New Roman"/>
         </w:rPr>
-        <w:t>i</w:t>
-      </w:r>
-      <w:r>
-        <w:rPr>
-          <w:rFonts w:ascii="Times New Roman" w:hAnsi="Times New Roman" w:cs="Times New Roman"/>
-        </w:rPr>
-        <w:t>i</w:t>
-      </w:r>
-      <w:r>
-        <w:rPr>
-          <w:rFonts w:ascii="Times New Roman" w:hAnsi="Times New Roman" w:cs="Times New Roman"/>
-        </w:rPr>
-        <w:t>nto</w:t>
+        <w:t>mult</w:t>
       </w:r>
       <w:proofErr w:type="spellEnd"/>
-      <w:r>
-        <w:rPr>
-          <w:rFonts w:ascii="Times New Roman" w:hAnsi="Times New Roman" w:cs="Times New Roman"/>
-        </w:rPr>
-        <w:t xml:space="preserve"> a mult</w:t>
-      </w:r>
-      <w:r>
-        <w:rPr>
-          <w:rFonts w:ascii="Times New Roman" w:hAnsi="Times New Roman" w:cs="Times New Roman"/>
-        </w:rPr>
-        <w:t>i</w:t>
-      </w:r>
       <w:r>
         <w:rPr>
           <w:rFonts w:ascii="Times New Roman" w:hAnsi="Times New Roman" w:cs="Times New Roman"/>
@@ -1877,18 +2453,76 @@
     </w:p>
     <w:p>
       <w:pPr>
-        <w:spacing w:after="0" w:line="250" w:lineRule="exact"/>
-        <w:contextualSpacing/>
-        <w:rPr>
-          <w:rFonts w:ascii="Times New Roman" w:hAnsi="Times New Roman" w:cs="Times New Roman"/>
-        </w:rPr>
-      </w:pPr>
+        <w:pStyle w:val="ListParagraph"/>
+        <w:numPr>
+          <w:ilvl w:val="0"/>
+          <w:numId w:val="3"/>
+        </w:numPr>
+        <w:spacing w:after="0" w:line="250" w:lineRule="exact"/>
+        <w:rPr>
+          <w:rFonts w:ascii="Times New Roman" w:hAnsi="Times New Roman" w:cs="Times New Roman"/>
+        </w:rPr>
+      </w:pPr>
+      <w:r>
+        <w:rPr>
+          <w:rFonts w:ascii="Times New Roman" w:hAnsi="Times New Roman" w:cs="Times New Roman"/>
+        </w:rPr>
+        <w:t>Installed and configured Jenkins agents to run on virtual machines</w:t>
+      </w:r>
+    </w:p>
+    <w:p>
+      <w:pPr>
+        <w:pStyle w:val="ListParagraph"/>
+        <w:numPr>
+          <w:ilvl w:val="0"/>
+          <w:numId w:val="3"/>
+        </w:numPr>
+        <w:spacing w:after="0" w:line="250" w:lineRule="exact"/>
+        <w:rPr>
+          <w:rFonts w:ascii="Times New Roman" w:hAnsi="Times New Roman" w:cs="Times New Roman"/>
+        </w:rPr>
+      </w:pPr>
+      <w:r>
+        <w:rPr>
+          <w:rFonts w:ascii="Times New Roman" w:hAnsi="Times New Roman" w:cs="Times New Roman"/>
+        </w:rPr>
+        <w:t>Migrated over 50 test automation source code repositories from SVN to Git, and renamed each project to follow a consistent naming convention to make them more easily identifiable</w:t>
+      </w:r>
+    </w:p>
+    <w:p>
+      <w:pPr>
+        <w:pStyle w:val="ListParagraph"/>
+        <w:numPr>
+          <w:ilvl w:val="0"/>
+          <w:numId w:val="3"/>
+        </w:numPr>
+        <w:spacing w:after="0" w:line="250" w:lineRule="exact"/>
+        <w:rPr>
+          <w:rFonts w:ascii="Times New Roman" w:hAnsi="Times New Roman" w:cs="Times New Roman"/>
+        </w:rPr>
+      </w:pPr>
+      <w:r>
+        <w:rPr>
+          <w:rFonts w:ascii="Times New Roman" w:hAnsi="Times New Roman" w:cs="Times New Roman"/>
+        </w:rPr>
+        <w:t>Created a Maven parent project that defined clear and specific build goals for compilation, testing, packaging, installation, deployment, and reporting</w:t>
+      </w:r>
       <w:r>
         <w:rPr>
           <w:rFonts w:ascii="Times New Roman" w:hAnsi="Times New Roman" w:cs="Times New Roman"/>
         </w:rPr>
         <w:br/>
       </w:r>
+    </w:p>
+    <w:p>
+      <w:pPr>
+        <w:pStyle w:val="ListParagraph"/>
+        <w:spacing w:after="0" w:line="250" w:lineRule="exact"/>
+        <w:ind w:left="0"/>
+        <w:rPr>
+          <w:rFonts w:ascii="Times New Roman" w:hAnsi="Times New Roman" w:cs="Times New Roman"/>
+        </w:rPr>
+      </w:pPr>
       <w:r>
         <w:rPr>
           <w:rFonts w:ascii="Times New Roman" w:hAnsi="Times New Roman" w:cs="Times New Roman"/>
@@ -2000,23 +2634,43 @@
         <w:rPr>
           <w:rFonts w:ascii="Times New Roman" w:hAnsi="Times New Roman" w:cs="Times New Roman"/>
         </w:rPr>
-        <w:t>Onboarded new and existing applications to CI/CD Jenkins pipelines, and modified existing pipelines as needed</w:t>
-      </w:r>
-    </w:p>
-    <w:p>
-      <w:pPr>
-        <w:spacing w:after="0" w:line="250" w:lineRule="exact"/>
-        <w:contextualSpacing/>
-        <w:rPr>
-          <w:rFonts w:ascii="Times New Roman" w:hAnsi="Times New Roman" w:cs="Times New Roman"/>
-        </w:rPr>
-      </w:pPr>
+        <w:t>Onboarded new and existing applications to CI/CD Jenkins pipelines, and modified existing pipelines as needed • Worked in a development team to create and maintain a library of common test automation functions in Java • Migrated Java applications from Ant to Maven</w:t>
+      </w:r>
+    </w:p>
+    <w:p>
+      <w:pPr>
+        <w:pStyle w:val="ListParagraph"/>
+        <w:numPr>
+          <w:ilvl w:val="0"/>
+          <w:numId w:val="4"/>
+        </w:numPr>
+        <w:spacing w:after="0" w:line="250" w:lineRule="exact"/>
+        <w:rPr>
+          <w:rFonts w:ascii="Times New Roman" w:hAnsi="Times New Roman" w:cs="Times New Roman"/>
+        </w:rPr>
+      </w:pPr>
+      <w:r>
+        <w:rPr>
+          <w:rFonts w:ascii="Times New Roman" w:hAnsi="Times New Roman" w:cs="Times New Roman"/>
+        </w:rPr>
+        <w:t>Converted manual test cases into automated tests, and incorporated them into existing CI/CD pipelines</w:t>
+      </w:r>
       <w:r>
         <w:rPr>
           <w:rFonts w:ascii="Times New Roman" w:hAnsi="Times New Roman" w:cs="Times New Roman"/>
         </w:rPr>
         <w:br/>
       </w:r>
+    </w:p>
+    <w:p>
+      <w:pPr>
+        <w:pStyle w:val="ListParagraph"/>
+        <w:spacing w:after="0" w:line="250" w:lineRule="exact"/>
+        <w:ind w:left="0"/>
+        <w:rPr>
+          <w:rFonts w:ascii="Times New Roman" w:hAnsi="Times New Roman" w:cs="Times New Roman"/>
+        </w:rPr>
+      </w:pPr>
       <w:r>
         <w:rPr>
           <w:rFonts w:ascii="Times New Roman" w:hAnsi="Times New Roman" w:cs="Times New Roman"/>
@@ -2429,7 +3083,7 @@
     <w:sectPr>
       <w:headerReference w:type="first" r:id="rId7"/>
       <w:pgSz w:w="12240" w:h="15840"/>
-      <w:pgMar w:top="720" w:right="720" w:bottom="720" w:left="720" w:header="288" w:footer="144" w:gutter="0"/>
+      <w:pgMar w:top="1080" w:right="1080" w:bottom="1080" w:left="1080" w:header="288" w:footer="144" w:gutter="0"/>
       <w:cols w:space="720"/>
       <w:titlePg/>
       <w:docGrid w:linePitch="360"/>
@@ -2439,7 +3093,7 @@
 </file>
 
 <file path=word/endnotes.xml><?xml version="1.0" encoding="utf-8"?>
-<w:endnotes xmlns:wpc="http://schemas.microsoft.com/office/word/2010/wordprocessingCanvas" xmlns:cx="http://schemas.microsoft.com/office/drawing/2014/chartex" xmlns:cx1="http://schemas.microsoft.com/office/drawing/2015/9/8/chartex" xmlns:cx2="http://schemas.microsoft.com/office/drawing/2015/10/21/chartex" xmlns:cx3="http://schemas.microsoft.com/office/drawing/2016/5/9/chartex" xmlns:cx4="http://schemas.microsoft.com/office/drawing/2016/5/10/chartex" xmlns:cx5="http://schemas.microsoft.com/office/drawing/2016/5/11/chartex" xmlns:cx6="http://schemas.microsoft.com/office/drawing/2016/5/12/chartex" xmlns:cx7="http://schemas.microsoft.com/office/drawing/2016/5/13/chartex" xmlns:cx8="http://schemas.microsoft.com/office/drawing/2016/5/14/chartex" xmlns:mc="http://schemas.openxmlformats.org/markup-compatibility/2006" xmlns:aink="http://schemas.microsoft.com/office/drawing/2016/ink" xmlns:am3d="http://schemas.microsoft.com/office/drawing/2017/model3d" xmlns:o="urn:schemas-microsoft-com:office:office" xmlns:oel="http://schemas.microsoft.com/office/2019/extlst" xmlns:r="http://schemas.openxmlformats.org/officeDocument/2006/relationships" xmlns:m="http://schemas.openxmlformats.org/officeDocument/2006/math" xmlns:v="urn:schemas-microsoft-com:vml" xmlns:wp14="http://schemas.microsoft.com/office/word/2010/wordprocessingDrawing" xmlns:wp="http://schemas.openxmlformats.org/drawingml/2006/wordprocessingDrawing" xmlns:w10="urn:schemas-microsoft-com:office:word" xmlns:w="http://schemas.openxmlformats.org/wordprocessingml/2006/main" xmlns:w14="http://schemas.microsoft.com/office/word/2010/wordml" xmlns:w15="http://schemas.microsoft.com/office/word/2012/wordml" xmlns:w16cex="http://schemas.microsoft.com/office/word/2018/wordml/cex" xmlns:w16cid="http://schemas.microsoft.com/office/word/2016/wordml/cid" xmlns:w16="http://schemas.microsoft.com/office/word/2018/wordml" xmlns:w16du="http://schemas.microsoft.com/office/word/2023/wordml/word16du" xmlns:w16sdtdh="http://schemas.microsoft.com/office/word/2020/wordml/sdtdatahash" xmlns:w16sdtfl="http://schemas.microsoft.com/office/word/2024/wordml/sdtformatlock" xmlns:w16se="http://schemas.microsoft.com/office/word/2015/wordml/symex" xmlns:wpg="http://schemas.microsoft.com/office/word/2010/wordprocessingGroup" xmlns:wpi="http://schemas.microsoft.com/office/word/2010/wordprocessingInk" xmlns:wne="http://schemas.microsoft.com/office/word/2006/wordml" xmlns:wps="http://schemas.microsoft.com/office/word/2010/wordprocessingShape" mc:Ignorable="w14 w15 w16se w16cid w16 w16cex w16sdtdh w16sdtfl w16du wp14">
+<w:endnotes xmlns:wpc="http://schemas.microsoft.com/office/word/2010/wordprocessingCanvas" xmlns:cx="http://schemas.microsoft.com/office/drawing/2014/chartex" xmlns:cx1="http://schemas.microsoft.com/office/drawing/2015/9/8/chartex" xmlns:cx2="http://schemas.microsoft.com/office/drawing/2015/10/21/chartex" xmlns:cx3="http://schemas.microsoft.com/office/drawing/2016/5/9/chartex" xmlns:cx4="http://schemas.microsoft.com/office/drawing/2016/5/10/chartex" xmlns:cx5="http://schemas.microsoft.com/office/drawing/2016/5/11/chartex" xmlns:cx6="http://schemas.microsoft.com/office/drawing/2016/5/12/chartex" xmlns:cx7="http://schemas.microsoft.com/office/drawing/2016/5/13/chartex" xmlns:cx8="http://schemas.microsoft.com/office/drawing/2016/5/14/chartex" xmlns:mc="http://schemas.openxmlformats.org/markup-compatibility/2006" xmlns:m="http://schemas.openxmlformats.org/officeDocument/2006/math" xmlns:aink="http://schemas.microsoft.com/office/drawing/2016/ink" xmlns:am3d="http://schemas.microsoft.com/office/drawing/2017/model3d" xmlns:oel="http://schemas.microsoft.com/office/2019/extlst" xmlns:r="http://schemas.openxmlformats.org/officeDocument/2006/relationships" xmlns:wp14="http://schemas.microsoft.com/office/word/2010/wordprocessingDrawing" xmlns:wp="http://schemas.openxmlformats.org/drawingml/2006/wordprocessingDrawing" xmlns:wpg="http://schemas.microsoft.com/office/word/2010/wordprocessingGroup" xmlns:wpi="http://schemas.microsoft.com/office/word/2010/wordprocessingInk" xmlns:wps="http://schemas.microsoft.com/office/word/2010/wordprocessingShape" xmlns:o="urn:schemas-microsoft-com:office:office" xmlns:v="urn:schemas-microsoft-com:vml" xmlns:w10="urn:schemas-microsoft-com:office:word" xmlns:w="http://schemas.openxmlformats.org/wordprocessingml/2006/main" xmlns:w14="http://schemas.microsoft.com/office/word/2010/wordml" xmlns:w15="http://schemas.microsoft.com/office/word/2012/wordml" xmlns:w16cex="http://schemas.microsoft.com/office/word/2018/wordml/cex" xmlns:w16cid="http://schemas.microsoft.com/office/word/2016/wordml/cid" xmlns:w16="http://schemas.microsoft.com/office/word/2018/wordml" xmlns:w16sdtdh="http://schemas.microsoft.com/office/word/2020/wordml/sdtdatahash" xmlns:w16sdtfl="http://schemas.microsoft.com/office/word/2024/wordml/sdtformatlock" xmlns:w16se="http://schemas.microsoft.com/office/word/2015/wordml/symex" xmlns:w16du="http://schemas.microsoft.com/office/word/2023/wordml/word16du" xmlns:wne="http://schemas.microsoft.com/office/word/2006/wordml" mc:Ignorable="w14 w15 w16se w16cid w16 w16cex w16sdtdh w16sdtfl w16du wp14">
   <w:endnote w:type="separator" w:id="-1">
     <w:p>
       <w:pPr>
@@ -2464,7 +3118,7 @@
 </file>
 
 <file path=word/footnotes.xml><?xml version="1.0" encoding="utf-8"?>
-<w:footnotes xmlns:wpc="http://schemas.microsoft.com/office/word/2010/wordprocessingCanvas" xmlns:cx="http://schemas.microsoft.com/office/drawing/2014/chartex" xmlns:cx1="http://schemas.microsoft.com/office/drawing/2015/9/8/chartex" xmlns:cx2="http://schemas.microsoft.com/office/drawing/2015/10/21/chartex" xmlns:cx3="http://schemas.microsoft.com/office/drawing/2016/5/9/chartex" xmlns:cx4="http://schemas.microsoft.com/office/drawing/2016/5/10/chartex" xmlns:cx5="http://schemas.microsoft.com/office/drawing/2016/5/11/chartex" xmlns:cx6="http://schemas.microsoft.com/office/drawing/2016/5/12/chartex" xmlns:cx7="http://schemas.microsoft.com/office/drawing/2016/5/13/chartex" xmlns:cx8="http://schemas.microsoft.com/office/drawing/2016/5/14/chartex" xmlns:mc="http://schemas.openxmlformats.org/markup-compatibility/2006" xmlns:aink="http://schemas.microsoft.com/office/drawing/2016/ink" xmlns:am3d="http://schemas.microsoft.com/office/drawing/2017/model3d" xmlns:o="urn:schemas-microsoft-com:office:office" xmlns:oel="http://schemas.microsoft.com/office/2019/extlst" xmlns:r="http://schemas.openxmlformats.org/officeDocument/2006/relationships" xmlns:m="http://schemas.openxmlformats.org/officeDocument/2006/math" xmlns:v="urn:schemas-microsoft-com:vml" xmlns:wp14="http://schemas.microsoft.com/office/word/2010/wordprocessingDrawing" xmlns:wp="http://schemas.openxmlformats.org/drawingml/2006/wordprocessingDrawing" xmlns:w10="urn:schemas-microsoft-com:office:word" xmlns:w="http://schemas.openxmlformats.org/wordprocessingml/2006/main" xmlns:w14="http://schemas.microsoft.com/office/word/2010/wordml" xmlns:w15="http://schemas.microsoft.com/office/word/2012/wordml" xmlns:w16cex="http://schemas.microsoft.com/office/word/2018/wordml/cex" xmlns:w16cid="http://schemas.microsoft.com/office/word/2016/wordml/cid" xmlns:w16="http://schemas.microsoft.com/office/word/2018/wordml" xmlns:w16du="http://schemas.microsoft.com/office/word/2023/wordml/word16du" xmlns:w16sdtdh="http://schemas.microsoft.com/office/word/2020/wordml/sdtdatahash" xmlns:w16sdtfl="http://schemas.microsoft.com/office/word/2024/wordml/sdtformatlock" xmlns:w16se="http://schemas.microsoft.com/office/word/2015/wordml/symex" xmlns:wpg="http://schemas.microsoft.com/office/word/2010/wordprocessingGroup" xmlns:wpi="http://schemas.microsoft.com/office/word/2010/wordprocessingInk" xmlns:wne="http://schemas.microsoft.com/office/word/2006/wordml" xmlns:wps="http://schemas.microsoft.com/office/word/2010/wordprocessingShape" mc:Ignorable="w14 w15 w16se w16cid w16 w16cex w16sdtdh w16sdtfl w16du wp14">
+<w:footnotes xmlns:wpc="http://schemas.microsoft.com/office/word/2010/wordprocessingCanvas" xmlns:cx="http://schemas.microsoft.com/office/drawing/2014/chartex" xmlns:cx1="http://schemas.microsoft.com/office/drawing/2015/9/8/chartex" xmlns:cx2="http://schemas.microsoft.com/office/drawing/2015/10/21/chartex" xmlns:cx3="http://schemas.microsoft.com/office/drawing/2016/5/9/chartex" xmlns:cx4="http://schemas.microsoft.com/office/drawing/2016/5/10/chartex" xmlns:cx5="http://schemas.microsoft.com/office/drawing/2016/5/11/chartex" xmlns:cx6="http://schemas.microsoft.com/office/drawing/2016/5/12/chartex" xmlns:cx7="http://schemas.microsoft.com/office/drawing/2016/5/13/chartex" xmlns:cx8="http://schemas.microsoft.com/office/drawing/2016/5/14/chartex" xmlns:mc="http://schemas.openxmlformats.org/markup-compatibility/2006" xmlns:m="http://schemas.openxmlformats.org/officeDocument/2006/math" xmlns:aink="http://schemas.microsoft.com/office/drawing/2016/ink" xmlns:am3d="http://schemas.microsoft.com/office/drawing/2017/model3d" xmlns:oel="http://schemas.microsoft.com/office/2019/extlst" xmlns:r="http://schemas.openxmlformats.org/officeDocument/2006/relationships" xmlns:wp14="http://schemas.microsoft.com/office/word/2010/wordprocessingDrawing" xmlns:wp="http://schemas.openxmlformats.org/drawingml/2006/wordprocessingDrawing" xmlns:wpg="http://schemas.microsoft.com/office/word/2010/wordprocessingGroup" xmlns:wpi="http://schemas.microsoft.com/office/word/2010/wordprocessingInk" xmlns:wps="http://schemas.microsoft.com/office/word/2010/wordprocessingShape" xmlns:o="urn:schemas-microsoft-com:office:office" xmlns:v="urn:schemas-microsoft-com:vml" xmlns:w10="urn:schemas-microsoft-com:office:word" xmlns:w="http://schemas.openxmlformats.org/wordprocessingml/2006/main" xmlns:w14="http://schemas.microsoft.com/office/word/2010/wordml" xmlns:w15="http://schemas.microsoft.com/office/word/2012/wordml" xmlns:w16cex="http://schemas.microsoft.com/office/word/2018/wordml/cex" xmlns:w16cid="http://schemas.microsoft.com/office/word/2016/wordml/cid" xmlns:w16="http://schemas.microsoft.com/office/word/2018/wordml" xmlns:w16sdtdh="http://schemas.microsoft.com/office/word/2020/wordml/sdtdatahash" xmlns:w16sdtfl="http://schemas.microsoft.com/office/word/2024/wordml/sdtformatlock" xmlns:w16se="http://schemas.microsoft.com/office/word/2015/wordml/symex" xmlns:w16du="http://schemas.microsoft.com/office/word/2023/wordml/word16du" xmlns:wne="http://schemas.microsoft.com/office/word/2006/wordml" mc:Ignorable="w14 w15 w16se w16cid w16 w16cex w16sdtdh w16sdtfl w16du wp14">
   <w:footnote w:type="separator" w:id="-1">
     <w:p>
       <w:pPr>
@@ -2489,7 +3143,7 @@
 </file>
 
 <file path=word/header1.xml><?xml version="1.0" encoding="utf-8"?>
-<w:hdr xmlns:wpc="http://schemas.microsoft.com/office/word/2010/wordprocessingCanvas" xmlns:cx="http://schemas.microsoft.com/office/drawing/2014/chartex" xmlns:cx1="http://schemas.microsoft.com/office/drawing/2015/9/8/chartex" xmlns:cx2="http://schemas.microsoft.com/office/drawing/2015/10/21/chartex" xmlns:cx3="http://schemas.microsoft.com/office/drawing/2016/5/9/chartex" xmlns:cx4="http://schemas.microsoft.com/office/drawing/2016/5/10/chartex" xmlns:cx5="http://schemas.microsoft.com/office/drawing/2016/5/11/chartex" xmlns:cx6="http://schemas.microsoft.com/office/drawing/2016/5/12/chartex" xmlns:cx7="http://schemas.microsoft.com/office/drawing/2016/5/13/chartex" xmlns:cx8="http://schemas.microsoft.com/office/drawing/2016/5/14/chartex" xmlns:mc="http://schemas.openxmlformats.org/markup-compatibility/2006" xmlns:aink="http://schemas.microsoft.com/office/drawing/2016/ink" xmlns:am3d="http://schemas.microsoft.com/office/drawing/2017/model3d" xmlns:o="urn:schemas-microsoft-com:office:office" xmlns:oel="http://schemas.microsoft.com/office/2019/extlst" xmlns:r="http://schemas.openxmlformats.org/officeDocument/2006/relationships" xmlns:m="http://schemas.openxmlformats.org/officeDocument/2006/math" xmlns:v="urn:schemas-microsoft-com:vml" xmlns:wp14="http://schemas.microsoft.com/office/word/2010/wordprocessingDrawing" xmlns:wp="http://schemas.openxmlformats.org/drawingml/2006/wordprocessingDrawing" xmlns:w10="urn:schemas-microsoft-com:office:word" xmlns:w="http://schemas.openxmlformats.org/wordprocessingml/2006/main" xmlns:w14="http://schemas.microsoft.com/office/word/2010/wordml" xmlns:w15="http://schemas.microsoft.com/office/word/2012/wordml" xmlns:w16cex="http://schemas.microsoft.com/office/word/2018/wordml/cex" xmlns:w16cid="http://schemas.microsoft.com/office/word/2016/wordml/cid" xmlns:w16="http://schemas.microsoft.com/office/word/2018/wordml" xmlns:w16du="http://schemas.microsoft.com/office/word/2023/wordml/word16du" xmlns:w16sdtdh="http://schemas.microsoft.com/office/word/2020/wordml/sdtdatahash" xmlns:w16sdtfl="http://schemas.microsoft.com/office/word/2024/wordml/sdtformatlock" xmlns:w16se="http://schemas.microsoft.com/office/word/2015/wordml/symex" xmlns:wpg="http://schemas.microsoft.com/office/word/2010/wordprocessingGroup" xmlns:wpi="http://schemas.microsoft.com/office/word/2010/wordprocessingInk" xmlns:wne="http://schemas.microsoft.com/office/word/2006/wordml" xmlns:wps="http://schemas.microsoft.com/office/word/2010/wordprocessingShape" mc:Ignorable="w14 w15 w16se w16cid w16 w16cex w16sdtdh w16sdtfl w16du wp14">
+<w:hdr xmlns:wpc="http://schemas.microsoft.com/office/word/2010/wordprocessingCanvas" xmlns:cx="http://schemas.microsoft.com/office/drawing/2014/chartex" xmlns:cx1="http://schemas.microsoft.com/office/drawing/2015/9/8/chartex" xmlns:cx2="http://schemas.microsoft.com/office/drawing/2015/10/21/chartex" xmlns:cx3="http://schemas.microsoft.com/office/drawing/2016/5/9/chartex" xmlns:cx4="http://schemas.microsoft.com/office/drawing/2016/5/10/chartex" xmlns:cx5="http://schemas.microsoft.com/office/drawing/2016/5/11/chartex" xmlns:cx6="http://schemas.microsoft.com/office/drawing/2016/5/12/chartex" xmlns:cx7="http://schemas.microsoft.com/office/drawing/2016/5/13/chartex" xmlns:cx8="http://schemas.microsoft.com/office/drawing/2016/5/14/chartex" xmlns:mc="http://schemas.openxmlformats.org/markup-compatibility/2006" xmlns:m="http://schemas.openxmlformats.org/officeDocument/2006/math" xmlns:aink="http://schemas.microsoft.com/office/drawing/2016/ink" xmlns:am3d="http://schemas.microsoft.com/office/drawing/2017/model3d" xmlns:oel="http://schemas.microsoft.com/office/2019/extlst" xmlns:r="http://schemas.openxmlformats.org/officeDocument/2006/relationships" xmlns:wp14="http://schemas.microsoft.com/office/word/2010/wordprocessingDrawing" xmlns:wp="http://schemas.openxmlformats.org/drawingml/2006/wordprocessingDrawing" xmlns:wpg="http://schemas.microsoft.com/office/word/2010/wordprocessingGroup" xmlns:wpi="http://schemas.microsoft.com/office/word/2010/wordprocessingInk" xmlns:wps="http://schemas.microsoft.com/office/word/2010/wordprocessingShape" xmlns:o="urn:schemas-microsoft-com:office:office" xmlns:v="urn:schemas-microsoft-com:vml" xmlns:w10="urn:schemas-microsoft-com:office:word" xmlns:w="http://schemas.openxmlformats.org/wordprocessingml/2006/main" xmlns:w14="http://schemas.microsoft.com/office/word/2010/wordml" xmlns:w15="http://schemas.microsoft.com/office/word/2012/wordml" xmlns:w16cex="http://schemas.microsoft.com/office/word/2018/wordml/cex" xmlns:w16cid="http://schemas.microsoft.com/office/word/2016/wordml/cid" xmlns:w16="http://schemas.microsoft.com/office/word/2018/wordml" xmlns:w16sdtdh="http://schemas.microsoft.com/office/word/2020/wordml/sdtdatahash" xmlns:w16sdtfl="http://schemas.microsoft.com/office/word/2024/wordml/sdtformatlock" xmlns:w16se="http://schemas.microsoft.com/office/word/2015/wordml/symex" xmlns:w16du="http://schemas.microsoft.com/office/word/2023/wordml/word16du" xmlns:wne="http://schemas.microsoft.com/office/word/2006/wordml" mc:Ignorable="w14 w15 w16se w16cid w16 w16cex w16sdtdh w16sdtfl w16du wp14">
   <w:tbl>
     <w:tblPr>
       <w:tblStyle w:val="TableGrid"/>
@@ -2506,9 +3160,9 @@
       <w:tblLook w:val="04A0" w:firstRow="1" w:lastRow="0" w:firstColumn="1" w:lastColumn="0" w:noHBand="0" w:noVBand="1"/>
     </w:tblPr>
     <w:tblGrid>
-      <w:gridCol w:w="4855"/>
-      <w:gridCol w:w="3420"/>
-      <w:gridCol w:w="2515"/>
+      <w:gridCol w:w="4440"/>
+      <w:gridCol w:w="3129"/>
+      <w:gridCol w:w="2511"/>
     </w:tblGrid>
     <w:tr>
       <w:trPr>
@@ -2570,20 +3224,6 @@
               <w:sz w:val="28"/>
               <w:szCs w:val="28"/>
             </w:rPr>
-            <w:t>Lead</w:t>
-          </w:r>
-          <w:r>
-            <w:rPr>
-              <w:sz w:val="28"/>
-              <w:szCs w:val="28"/>
-            </w:rPr>
-            <w:t xml:space="preserve"> </w:t>
-          </w:r>
-          <w:r>
-            <w:rPr>
-              <w:sz w:val="28"/>
-              <w:szCs w:val="28"/>
-            </w:rPr>
             <w:t>Software Engineer</w:t>
           </w:r>
         </w:p>
@@ -2629,8 +3269,121 @@
 </file>
 
 <file path=word/numbering.xml><?xml version="1.0" encoding="utf-8"?>
-<w:numbering xmlns:wpc="http://schemas.microsoft.com/office/word/2010/wordprocessingCanvas" xmlns:cx="http://schemas.microsoft.com/office/drawing/2014/chartex" xmlns:cx1="http://schemas.microsoft.com/office/drawing/2015/9/8/chartex" xmlns:cx2="http://schemas.microsoft.com/office/drawing/2015/10/21/chartex" xmlns:cx3="http://schemas.microsoft.com/office/drawing/2016/5/9/chartex" xmlns:cx4="http://schemas.microsoft.com/office/drawing/2016/5/10/chartex" xmlns:cx5="http://schemas.microsoft.com/office/drawing/2016/5/11/chartex" xmlns:cx6="http://schemas.microsoft.com/office/drawing/2016/5/12/chartex" xmlns:cx7="http://schemas.microsoft.com/office/drawing/2016/5/13/chartex" xmlns:cx8="http://schemas.microsoft.com/office/drawing/2016/5/14/chartex" xmlns:mc="http://schemas.openxmlformats.org/markup-compatibility/2006" xmlns:aink="http://schemas.microsoft.com/office/drawing/2016/ink" xmlns:am3d="http://schemas.microsoft.com/office/drawing/2017/model3d" xmlns:o="urn:schemas-microsoft-com:office:office" xmlns:oel="http://schemas.microsoft.com/office/2019/extlst" xmlns:r="http://schemas.openxmlformats.org/officeDocument/2006/relationships" xmlns:m="http://schemas.openxmlformats.org/officeDocument/2006/math" xmlns:v="urn:schemas-microsoft-com:vml" xmlns:wp14="http://schemas.microsoft.com/office/word/2010/wordprocessingDrawing" xmlns:wp="http://schemas.openxmlformats.org/drawingml/2006/wordprocessingDrawing" xmlns:w10="urn:schemas-microsoft-com:office:word" xmlns:w="http://schemas.openxmlformats.org/wordprocessingml/2006/main" xmlns:w14="http://schemas.microsoft.com/office/word/2010/wordml" xmlns:w15="http://schemas.microsoft.com/office/word/2012/wordml" xmlns:w16cex="http://schemas.microsoft.com/office/word/2018/wordml/cex" xmlns:w16cid="http://schemas.microsoft.com/office/word/2016/wordml/cid" xmlns:w16="http://schemas.microsoft.com/office/word/2018/wordml" xmlns:w16du="http://schemas.microsoft.com/office/word/2023/wordml/word16du" xmlns:w16sdtdh="http://schemas.microsoft.com/office/word/2020/wordml/sdtdatahash" xmlns:w16sdtfl="http://schemas.microsoft.com/office/word/2024/wordml/sdtformatlock" xmlns:w16se="http://schemas.microsoft.com/office/word/2015/wordml/symex" xmlns:wpg="http://schemas.microsoft.com/office/word/2010/wordprocessingGroup" xmlns:wpi="http://schemas.microsoft.com/office/word/2010/wordprocessingInk" xmlns:wne="http://schemas.microsoft.com/office/word/2006/wordml" xmlns:wps="http://schemas.microsoft.com/office/word/2010/wordprocessingShape" mc:Ignorable="w14 w15 w16se w16cid w16 w16cex w16sdtdh w16sdtfl w16du wp14">
+<w:numbering xmlns:wpc="http://schemas.microsoft.com/office/word/2010/wordprocessingCanvas" xmlns:cx="http://schemas.microsoft.com/office/drawing/2014/chartex" xmlns:cx1="http://schemas.microsoft.com/office/drawing/2015/9/8/chartex" xmlns:cx2="http://schemas.microsoft.com/office/drawing/2015/10/21/chartex" xmlns:cx3="http://schemas.microsoft.com/office/drawing/2016/5/9/chartex" xmlns:cx4="http://schemas.microsoft.com/office/drawing/2016/5/10/chartex" xmlns:cx5="http://schemas.microsoft.com/office/drawing/2016/5/11/chartex" xmlns:cx6="http://schemas.microsoft.com/office/drawing/2016/5/12/chartex" xmlns:cx7="http://schemas.microsoft.com/office/drawing/2016/5/13/chartex" xmlns:cx8="http://schemas.microsoft.com/office/drawing/2016/5/14/chartex" xmlns:mc="http://schemas.openxmlformats.org/markup-compatibility/2006" xmlns:m="http://schemas.openxmlformats.org/officeDocument/2006/math" xmlns:aink="http://schemas.microsoft.com/office/drawing/2016/ink" xmlns:am3d="http://schemas.microsoft.com/office/drawing/2017/model3d" xmlns:oel="http://schemas.microsoft.com/office/2019/extlst" xmlns:r="http://schemas.openxmlformats.org/officeDocument/2006/relationships" xmlns:wp14="http://schemas.microsoft.com/office/word/2010/wordprocessingDrawing" xmlns:wp="http://schemas.openxmlformats.org/drawingml/2006/wordprocessingDrawing" xmlns:wpg="http://schemas.microsoft.com/office/word/2010/wordprocessingGroup" xmlns:wpi="http://schemas.microsoft.com/office/word/2010/wordprocessingInk" xmlns:wps="http://schemas.microsoft.com/office/word/2010/wordprocessingShape" xmlns:o="urn:schemas-microsoft-com:office:office" xmlns:v="urn:schemas-microsoft-com:vml" xmlns:w10="urn:schemas-microsoft-com:office:word" xmlns:w="http://schemas.openxmlformats.org/wordprocessingml/2006/main" xmlns:w14="http://schemas.microsoft.com/office/word/2010/wordml" xmlns:w15="http://schemas.microsoft.com/office/word/2012/wordml" xmlns:w16cex="http://schemas.microsoft.com/office/word/2018/wordml/cex" xmlns:w16cid="http://schemas.microsoft.com/office/word/2016/wordml/cid" xmlns:w16="http://schemas.microsoft.com/office/word/2018/wordml" xmlns:w16sdtdh="http://schemas.microsoft.com/office/word/2020/wordml/sdtdatahash" xmlns:w16sdtfl="http://schemas.microsoft.com/office/word/2024/wordml/sdtformatlock" xmlns:w16se="http://schemas.microsoft.com/office/word/2015/wordml/symex" xmlns:w16du="http://schemas.microsoft.com/office/word/2023/wordml/word16du" xmlns:wne="http://schemas.microsoft.com/office/word/2006/wordml" mc:Ignorable="w14 w15 w16se w16cid w16 w16cex w16sdtdh w16sdtfl w16du wp14">
   <w:abstractNum w:abstractNumId="0" w15:restartNumberingAfterBreak="0">
+    <w:nsid w:val="075F03C6"/>
+    <w:multiLevelType w:val="hybridMultilevel"/>
+    <w:tmpl w:val="E1540522"/>
+    <w:lvl w:ilvl="0" w:tplc="04090001">
+      <w:start w:val="1"/>
+      <w:numFmt w:val="bullet"/>
+      <w:lvlText w:val=""/>
+      <w:lvlJc w:val="left"/>
+      <w:pPr>
+        <w:ind w:left="720" w:hanging="360"/>
+      </w:pPr>
+      <w:rPr>
+        <w:rFonts w:ascii="Symbol" w:hAnsi="Symbol" w:hint="default"/>
+      </w:rPr>
+    </w:lvl>
+    <w:lvl w:ilvl="1" w:tplc="04090003" w:tentative="1">
+      <w:start w:val="1"/>
+      <w:numFmt w:val="bullet"/>
+      <w:lvlText w:val="o"/>
+      <w:lvlJc w:val="left"/>
+      <w:pPr>
+        <w:ind w:left="1440" w:hanging="360"/>
+      </w:pPr>
+      <w:rPr>
+        <w:rFonts w:ascii="Courier New" w:hAnsi="Courier New" w:cs="Courier New" w:hint="default"/>
+      </w:rPr>
+    </w:lvl>
+    <w:lvl w:ilvl="2" w:tplc="04090005" w:tentative="1">
+      <w:start w:val="1"/>
+      <w:numFmt w:val="bullet"/>
+      <w:lvlText w:val=""/>
+      <w:lvlJc w:val="left"/>
+      <w:pPr>
+        <w:ind w:left="2160" w:hanging="360"/>
+      </w:pPr>
+      <w:rPr>
+        <w:rFonts w:ascii="Wingdings" w:hAnsi="Wingdings" w:hint="default"/>
+      </w:rPr>
+    </w:lvl>
+    <w:lvl w:ilvl="3" w:tplc="04090001" w:tentative="1">
+      <w:start w:val="1"/>
+      <w:numFmt w:val="bullet"/>
+      <w:lvlText w:val=""/>
+      <w:lvlJc w:val="left"/>
+      <w:pPr>
+        <w:ind w:left="2880" w:hanging="360"/>
+      </w:pPr>
+      <w:rPr>
+        <w:rFonts w:ascii="Symbol" w:hAnsi="Symbol" w:hint="default"/>
+      </w:rPr>
+    </w:lvl>
+    <w:lvl w:ilvl="4" w:tplc="04090003" w:tentative="1">
+      <w:start w:val="1"/>
+      <w:numFmt w:val="bullet"/>
+      <w:lvlText w:val="o"/>
+      <w:lvlJc w:val="left"/>
+      <w:pPr>
+        <w:ind w:left="3600" w:hanging="360"/>
+      </w:pPr>
+      <w:rPr>
+        <w:rFonts w:ascii="Courier New" w:hAnsi="Courier New" w:cs="Courier New" w:hint="default"/>
+      </w:rPr>
+    </w:lvl>
+    <w:lvl w:ilvl="5" w:tplc="04090005" w:tentative="1">
+      <w:start w:val="1"/>
+      <w:numFmt w:val="bullet"/>
+      <w:lvlText w:val=""/>
+      <w:lvlJc w:val="left"/>
+      <w:pPr>
+        <w:ind w:left="4320" w:hanging="360"/>
+      </w:pPr>
+      <w:rPr>
+        <w:rFonts w:ascii="Wingdings" w:hAnsi="Wingdings" w:hint="default"/>
+      </w:rPr>
+    </w:lvl>
+    <w:lvl w:ilvl="6" w:tplc="04090001" w:tentative="1">
+      <w:start w:val="1"/>
+      <w:numFmt w:val="bullet"/>
+      <w:lvlText w:val=""/>
+      <w:lvlJc w:val="left"/>
+      <w:pPr>
+        <w:ind w:left="5040" w:hanging="360"/>
+      </w:pPr>
+      <w:rPr>
+        <w:rFonts w:ascii="Symbol" w:hAnsi="Symbol" w:hint="default"/>
+      </w:rPr>
+    </w:lvl>
+    <w:lvl w:ilvl="7" w:tplc="04090003" w:tentative="1">
+      <w:start w:val="1"/>
+      <w:numFmt w:val="bullet"/>
+      <w:lvlText w:val="o"/>
+      <w:lvlJc w:val="left"/>
+      <w:pPr>
+        <w:ind w:left="5760" w:hanging="360"/>
+      </w:pPr>
+      <w:rPr>
+        <w:rFonts w:ascii="Courier New" w:hAnsi="Courier New" w:cs="Courier New" w:hint="default"/>
+      </w:rPr>
+    </w:lvl>
+    <w:lvl w:ilvl="8" w:tplc="04090005" w:tentative="1">
+      <w:start w:val="1"/>
+      <w:numFmt w:val="bullet"/>
+      <w:lvlText w:val=""/>
+      <w:lvlJc w:val="left"/>
+      <w:pPr>
+        <w:ind w:left="6480" w:hanging="360"/>
+      </w:pPr>
+      <w:rPr>
+        <w:rFonts w:ascii="Wingdings" w:hAnsi="Wingdings" w:hint="default"/>
+      </w:rPr>
+    </w:lvl>
+  </w:abstractNum>
+  <w:abstractNum w:abstractNumId="1" w15:restartNumberingAfterBreak="0">
     <w:nsid w:val="116619CA"/>
     <w:multiLevelType w:val="hybridMultilevel"/>
     <w:tmpl w:val="14AEB652"/>
@@ -2743,7 +3496,7 @@
       </w:rPr>
     </w:lvl>
   </w:abstractNum>
-  <w:abstractNum w:abstractNumId="1" w15:restartNumberingAfterBreak="0">
+  <w:abstractNum w:abstractNumId="2" w15:restartNumberingAfterBreak="0">
     <w:nsid w:val="1C064EEF"/>
     <w:multiLevelType w:val="hybridMultilevel"/>
     <w:tmpl w:val="FA2C2172"/>
@@ -2856,7 +3609,7 @@
       </w:rPr>
     </w:lvl>
   </w:abstractNum>
-  <w:abstractNum w:abstractNumId="2" w15:restartNumberingAfterBreak="0">
+  <w:abstractNum w:abstractNumId="3" w15:restartNumberingAfterBreak="0">
     <w:nsid w:val="1DC95358"/>
     <w:multiLevelType w:val="hybridMultilevel"/>
     <w:tmpl w:val="7A908258"/>
@@ -2969,7 +3722,7 @@
       </w:rPr>
     </w:lvl>
   </w:abstractNum>
-  <w:abstractNum w:abstractNumId="3" w15:restartNumberingAfterBreak="0">
+  <w:abstractNum w:abstractNumId="4" w15:restartNumberingAfterBreak="0">
     <w:nsid w:val="2F005F7E"/>
     <w:multiLevelType w:val="hybridMultilevel"/>
     <w:tmpl w:val="096A94E6"/>
@@ -3082,7 +3835,7 @@
       </w:rPr>
     </w:lvl>
   </w:abstractNum>
-  <w:abstractNum w:abstractNumId="4" w15:restartNumberingAfterBreak="0">
+  <w:abstractNum w:abstractNumId="5" w15:restartNumberingAfterBreak="0">
     <w:nsid w:val="3B87638E"/>
     <w:multiLevelType w:val="hybridMultilevel"/>
     <w:tmpl w:val="3688769C"/>
@@ -3195,7 +3948,7 @@
       </w:rPr>
     </w:lvl>
   </w:abstractNum>
-  <w:abstractNum w:abstractNumId="5" w15:restartNumberingAfterBreak="0">
+  <w:abstractNum w:abstractNumId="6" w15:restartNumberingAfterBreak="0">
     <w:nsid w:val="3F880AC6"/>
     <w:multiLevelType w:val="hybridMultilevel"/>
     <w:tmpl w:val="F6467030"/>
@@ -3308,7 +4061,7 @@
       </w:rPr>
     </w:lvl>
   </w:abstractNum>
-  <w:abstractNum w:abstractNumId="6" w15:restartNumberingAfterBreak="0">
+  <w:abstractNum w:abstractNumId="7" w15:restartNumberingAfterBreak="0">
     <w:nsid w:val="452841DC"/>
     <w:multiLevelType w:val="hybridMultilevel"/>
     <w:tmpl w:val="CA34E0E8"/>
@@ -3421,7 +4174,7 @@
       </w:rPr>
     </w:lvl>
   </w:abstractNum>
-  <w:abstractNum w:abstractNumId="7" w15:restartNumberingAfterBreak="0">
+  <w:abstractNum w:abstractNumId="8" w15:restartNumberingAfterBreak="0">
     <w:nsid w:val="46EF0554"/>
     <w:multiLevelType w:val="hybridMultilevel"/>
     <w:tmpl w:val="258AA4C8"/>
@@ -3534,7 +4287,7 @@
       </w:rPr>
     </w:lvl>
   </w:abstractNum>
-  <w:abstractNum w:abstractNumId="8" w15:restartNumberingAfterBreak="0">
+  <w:abstractNum w:abstractNumId="9" w15:restartNumberingAfterBreak="0">
     <w:nsid w:val="499645CE"/>
     <w:multiLevelType w:val="hybridMultilevel"/>
     <w:tmpl w:val="65F0FDD8"/>
@@ -3647,7 +4400,7 @@
       </w:rPr>
     </w:lvl>
   </w:abstractNum>
-  <w:abstractNum w:abstractNumId="9" w15:restartNumberingAfterBreak="0">
+  <w:abstractNum w:abstractNumId="10" w15:restartNumberingAfterBreak="0">
     <w:nsid w:val="51AA3B3F"/>
     <w:multiLevelType w:val="hybridMultilevel"/>
     <w:tmpl w:val="646856D4"/>
@@ -3760,7 +4513,7 @@
       </w:rPr>
     </w:lvl>
   </w:abstractNum>
-  <w:abstractNum w:abstractNumId="10" w15:restartNumberingAfterBreak="0">
+  <w:abstractNum w:abstractNumId="11" w15:restartNumberingAfterBreak="0">
     <w:nsid w:val="56A3767A"/>
     <w:multiLevelType w:val="hybridMultilevel"/>
     <w:tmpl w:val="CC5A2718"/>
@@ -3873,7 +4626,7 @@
       </w:rPr>
     </w:lvl>
   </w:abstractNum>
-  <w:abstractNum w:abstractNumId="11" w15:restartNumberingAfterBreak="0">
+  <w:abstractNum w:abstractNumId="12" w15:restartNumberingAfterBreak="0">
     <w:nsid w:val="590736A4"/>
     <w:multiLevelType w:val="hybridMultilevel"/>
     <w:tmpl w:val="05F00814"/>
@@ -3986,7 +4739,7 @@
       </w:rPr>
     </w:lvl>
   </w:abstractNum>
-  <w:abstractNum w:abstractNumId="12" w15:restartNumberingAfterBreak="0">
+  <w:abstractNum w:abstractNumId="13" w15:restartNumberingAfterBreak="0">
     <w:nsid w:val="6CB659F1"/>
     <w:multiLevelType w:val="hybridMultilevel"/>
     <w:tmpl w:val="58DA17EE"/>
@@ -4099,7 +4852,7 @@
       </w:rPr>
     </w:lvl>
   </w:abstractNum>
-  <w:abstractNum w:abstractNumId="13" w15:restartNumberingAfterBreak="0">
+  <w:abstractNum w:abstractNumId="14" w15:restartNumberingAfterBreak="0">
     <w:nsid w:val="6E580522"/>
     <w:multiLevelType w:val="hybridMultilevel"/>
     <w:tmpl w:val="229C3BC4"/>
@@ -4212,7 +4965,7 @@
       </w:rPr>
     </w:lvl>
   </w:abstractNum>
-  <w:abstractNum w:abstractNumId="14" w15:restartNumberingAfterBreak="0">
+  <w:abstractNum w:abstractNumId="15" w15:restartNumberingAfterBreak="0">
     <w:nsid w:val="7FD84F17"/>
     <w:multiLevelType w:val="hybridMultilevel"/>
     <w:tmpl w:val="F82C4D7C"/>
@@ -4324,7 +5077,7 @@
       </w:rPr>
     </w:lvl>
   </w:abstractNum>
-  <w:abstractNum w:abstractNumId="15" w15:restartNumberingAfterBreak="0">
+  <w:abstractNum w:abstractNumId="16" w15:restartNumberingAfterBreak="0">
     <w:nsid w:val="7FE30C0D"/>
     <w:multiLevelType w:val="hybridMultilevel"/>
     <w:tmpl w:val="F72278BE"/>
@@ -4438,58 +5191,61 @@
     </w:lvl>
   </w:abstractNum>
   <w:num w:numId="1" w16cid:durableId="939337541">
+    <w:abstractNumId w:val="5"/>
+  </w:num>
+  <w:num w:numId="2" w16cid:durableId="1579024919">
+    <w:abstractNumId w:val="13"/>
+  </w:num>
+  <w:num w:numId="3" w16cid:durableId="893003061">
+    <w:abstractNumId w:val="1"/>
+  </w:num>
+  <w:num w:numId="4" w16cid:durableId="1558584472">
+    <w:abstractNumId w:val="11"/>
+  </w:num>
+  <w:num w:numId="5" w16cid:durableId="704060150">
+    <w:abstractNumId w:val="14"/>
+  </w:num>
+  <w:num w:numId="6" w16cid:durableId="1758206403">
+    <w:abstractNumId w:val="2"/>
+  </w:num>
+  <w:num w:numId="7" w16cid:durableId="1398169712">
+    <w:abstractNumId w:val="10"/>
+  </w:num>
+  <w:num w:numId="8" w16cid:durableId="848062331">
+    <w:abstractNumId w:val="12"/>
+  </w:num>
+  <w:num w:numId="9" w16cid:durableId="670254751">
+    <w:abstractNumId w:val="9"/>
+  </w:num>
+  <w:num w:numId="10" w16cid:durableId="1915162415">
+    <w:abstractNumId w:val="3"/>
+  </w:num>
+  <w:num w:numId="11" w16cid:durableId="717050443">
+    <w:abstractNumId w:val="6"/>
+  </w:num>
+  <w:num w:numId="12" w16cid:durableId="1225338499">
+    <w:abstractNumId w:val="8"/>
+  </w:num>
+  <w:num w:numId="13" w16cid:durableId="1790583251">
+    <w:abstractNumId w:val="7"/>
+  </w:num>
+  <w:num w:numId="14" w16cid:durableId="1662152078">
     <w:abstractNumId w:val="4"/>
   </w:num>
-  <w:num w:numId="2" w16cid:durableId="1579024919">
-    <w:abstractNumId w:val="12"/>
-  </w:num>
-  <w:num w:numId="3" w16cid:durableId="893003061">
-    <w:abstractNumId w:val="0"/>
-  </w:num>
-  <w:num w:numId="4" w16cid:durableId="1558584472">
-    <w:abstractNumId w:val="10"/>
-  </w:num>
-  <w:num w:numId="5" w16cid:durableId="704060150">
-    <w:abstractNumId w:val="13"/>
-  </w:num>
-  <w:num w:numId="6" w16cid:durableId="1758206403">
-    <w:abstractNumId w:val="1"/>
-  </w:num>
-  <w:num w:numId="7" w16cid:durableId="1398169712">
-    <w:abstractNumId w:val="9"/>
-  </w:num>
-  <w:num w:numId="8" w16cid:durableId="848062331">
-    <w:abstractNumId w:val="11"/>
-  </w:num>
-  <w:num w:numId="9" w16cid:durableId="670254751">
-    <w:abstractNumId w:val="8"/>
-  </w:num>
-  <w:num w:numId="10" w16cid:durableId="1915162415">
-    <w:abstractNumId w:val="2"/>
-  </w:num>
-  <w:num w:numId="11" w16cid:durableId="717050443">
-    <w:abstractNumId w:val="5"/>
-  </w:num>
-  <w:num w:numId="12" w16cid:durableId="1225338499">
-    <w:abstractNumId w:val="7"/>
-  </w:num>
-  <w:num w:numId="13" w16cid:durableId="1790583251">
-    <w:abstractNumId w:val="6"/>
-  </w:num>
-  <w:num w:numId="14" w16cid:durableId="1662152078">
-    <w:abstractNumId w:val="3"/>
-  </w:num>
   <w:num w:numId="15" w16cid:durableId="1912764342">
-    <w:abstractNumId w:val="14"/>
+    <w:abstractNumId w:val="15"/>
   </w:num>
   <w:num w:numId="16" w16cid:durableId="1578204541">
-    <w:abstractNumId w:val="15"/>
+    <w:abstractNumId w:val="16"/>
+  </w:num>
+  <w:num w:numId="17" w16cid:durableId="1376540827">
+    <w:abstractNumId w:val="0"/>
   </w:num>
 </w:numbering>
 </file>
 
 <file path=word/styles.xml><?xml version="1.0" encoding="utf-8"?>
-<w:styles xmlns:mc="http://schemas.openxmlformats.org/markup-compatibility/2006" xmlns:r="http://schemas.openxmlformats.org/officeDocument/2006/relationships" xmlns:w="http://schemas.openxmlformats.org/wordprocessingml/2006/main" xmlns:w14="http://schemas.microsoft.com/office/word/2010/wordml" xmlns:w15="http://schemas.microsoft.com/office/word/2012/wordml" xmlns:w16cex="http://schemas.microsoft.com/office/word/2018/wordml/cex" xmlns:w16cid="http://schemas.microsoft.com/office/word/2016/wordml/cid" xmlns:w16="http://schemas.microsoft.com/office/word/2018/wordml" xmlns:w16du="http://schemas.microsoft.com/office/word/2023/wordml/word16du" xmlns:w16sdtdh="http://schemas.microsoft.com/office/word/2020/wordml/sdtdatahash" xmlns:w16sdtfl="http://schemas.microsoft.com/office/word/2024/wordml/sdtformatlock" xmlns:w16se="http://schemas.microsoft.com/office/word/2015/wordml/symex" mc:Ignorable="w14 w15 w16se w16cid w16 w16cex w16sdtdh w16sdtfl w16du">
+<w:styles xmlns:mc="http://schemas.openxmlformats.org/markup-compatibility/2006" xmlns:r="http://schemas.openxmlformats.org/officeDocument/2006/relationships" xmlns:w="http://schemas.openxmlformats.org/wordprocessingml/2006/main" xmlns:w14="http://schemas.microsoft.com/office/word/2010/wordml" xmlns:w15="http://schemas.microsoft.com/office/word/2012/wordml" xmlns:w16cex="http://schemas.microsoft.com/office/word/2018/wordml/cex" xmlns:w16cid="http://schemas.microsoft.com/office/word/2016/wordml/cid" xmlns:w16="http://schemas.microsoft.com/office/word/2018/wordml" xmlns:w16sdtdh="http://schemas.microsoft.com/office/word/2020/wordml/sdtdatahash" xmlns:w16sdtfl="http://schemas.microsoft.com/office/word/2024/wordml/sdtformatlock" xmlns:w16se="http://schemas.microsoft.com/office/word/2015/wordml/symex" xmlns:w16du="http://schemas.microsoft.com/office/word/2023/wordml/word16du" mc:Ignorable="w14 w15 w16se w16cid w16 w16cex w16sdtdh w16sdtfl w16du">
   <w:docDefaults>
     <w:rPrDefault>
       <w:rPr>

--- a/docs/Billy_Haile-Mariam_Resume.docx
+++ b/docs/Billy_Haile-Mariam_Resume.docx
@@ -223,7 +223,7 @@
               <w:rPr>
                 <w:rFonts w:ascii="Times New Roman" w:hAnsi="Times New Roman" w:cs="Times New Roman"/>
               </w:rPr>
-              <w:t>System Thinking</w:t>
+              <w:t>Technical Strategy</w:t>
             </w:r>
             <w:r>
               <w:rPr>
@@ -536,7 +536,7 @@
               <w:rPr>
                 <w:rFonts w:ascii="Times New Roman" w:hAnsi="Times New Roman" w:cs="Times New Roman"/>
               </w:rPr>
-              <w:t>Production Support</w:t>
+              <w:t>Software Supply Chain</w:t>
             </w:r>
             <w:r>
               <w:rPr>
@@ -625,7 +625,7 @@
               <w:rPr>
                 <w:rFonts w:ascii="Times New Roman" w:hAnsi="Times New Roman" w:cs="Times New Roman"/>
               </w:rPr>
-              <w:t>Vibe Coding</w:t>
+              <w:t>Systems Thinking</w:t>
             </w:r>
             <w:r>
               <w:rPr>
@@ -792,7 +792,19 @@
         <w:rPr>
           <w:rFonts w:ascii="Times New Roman" w:hAnsi="Times New Roman" w:cs="Times New Roman"/>
         </w:rPr>
-        <w:t>Lead Software Engineer – Vice President | CTO Engineering Services &amp; Control Platforms | Plano, TX | May 2026 – now</w:t>
+        <w:t>Lead Software Engineer – Vice President</w:t>
+      </w:r>
+      <w:r>
+        <w:rPr>
+          <w:rFonts w:ascii="Times New Roman" w:hAnsi="Times New Roman" w:cs="Times New Roman"/>
+        </w:rPr>
+        <w:br/>
+      </w:r>
+      <w:r>
+        <w:rPr>
+          <w:rFonts w:ascii="Times New Roman" w:hAnsi="Times New Roman" w:cs="Times New Roman"/>
+        </w:rPr>
+        <w:t>CTO Engineering Services &amp; Control Platforms | Plano, TX | May 2026 – now</w:t>
       </w:r>
     </w:p>
     <w:p>
@@ -811,31 +823,13 @@
         <w:rPr>
           <w:rFonts w:ascii="Times New Roman" w:hAnsi="Times New Roman" w:cs="Times New Roman"/>
         </w:rPr>
-        <w:t xml:space="preserve">Support JPMorgan Chase’s firmwide </w:t>
-      </w:r>
-      <w:r>
-        <w:rPr>
-          <w:rFonts w:ascii="Times New Roman" w:hAnsi="Times New Roman" w:cs="Times New Roman"/>
-        </w:rPr>
-        <w:t>open-source</w:t>
-      </w:r>
-      <w:r>
-        <w:rPr>
-          <w:rFonts w:ascii="Times New Roman" w:hAnsi="Times New Roman" w:cs="Times New Roman"/>
-        </w:rPr>
-        <w:t xml:space="preserve"> governance strategy within the Office of the CTO, helping enable safe, scalable, and compliant </w:t>
-      </w:r>
-      <w:r>
-        <w:rPr>
-          <w:rFonts w:ascii="Times New Roman" w:hAnsi="Times New Roman" w:cs="Times New Roman"/>
-        </w:rPr>
-        <w:t>open-source</w:t>
-      </w:r>
-      <w:r>
-        <w:rPr>
-          <w:rFonts w:ascii="Times New Roman" w:hAnsi="Times New Roman" w:cs="Times New Roman"/>
-        </w:rPr>
-        <w:t xml:space="preserve"> adoption across the enterprise</w:t>
+        <w:t>Champion</w:t>
+      </w:r>
+      <w:r>
+        <w:rPr>
+          <w:rFonts w:ascii="Times New Roman" w:hAnsi="Times New Roman" w:cs="Times New Roman"/>
+        </w:rPr>
+        <w:t xml:space="preserve"> JPMorgan Chase’s firmwide open-source governance strategy within the Office of the CTO, helping enable safe, scalable, and compliant open-source adoption across the enterprise</w:t>
       </w:r>
     </w:p>
     <w:p>
@@ -854,43 +848,13 @@
         <w:rPr>
           <w:rFonts w:ascii="Times New Roman" w:hAnsi="Times New Roman" w:cs="Times New Roman"/>
         </w:rPr>
-        <w:t xml:space="preserve">Partner with the Head of </w:t>
-      </w:r>
-      <w:r>
-        <w:rPr>
-          <w:rFonts w:ascii="Times New Roman" w:hAnsi="Times New Roman" w:cs="Times New Roman"/>
-        </w:rPr>
-        <w:t>Open-Source</w:t>
-      </w:r>
-      <w:r>
-        <w:rPr>
-          <w:rFonts w:ascii="Times New Roman" w:hAnsi="Times New Roman" w:cs="Times New Roman"/>
-        </w:rPr>
-        <w:t xml:space="preserve"> Governance and Chief </w:t>
-      </w:r>
-      <w:r>
-        <w:rPr>
-          <w:rFonts w:ascii="Times New Roman" w:hAnsi="Times New Roman" w:cs="Times New Roman"/>
-        </w:rPr>
-        <w:t>Open-Source</w:t>
-      </w:r>
-      <w:r>
-        <w:rPr>
-          <w:rFonts w:ascii="Times New Roman" w:hAnsi="Times New Roman" w:cs="Times New Roman"/>
-        </w:rPr>
-        <w:t xml:space="preserve"> Officer on firmwide </w:t>
-      </w:r>
-      <w:r>
-        <w:rPr>
-          <w:rFonts w:ascii="Times New Roman" w:hAnsi="Times New Roman" w:cs="Times New Roman"/>
-        </w:rPr>
-        <w:t>open-source</w:t>
-      </w:r>
-      <w:r>
-        <w:rPr>
-          <w:rFonts w:ascii="Times New Roman" w:hAnsi="Times New Roman" w:cs="Times New Roman"/>
-        </w:rPr>
-        <w:t xml:space="preserve"> initiatives</w:t>
+        <w:t>Drive and operationalize the technical strategy for</w:t>
+      </w:r>
+      <w:r>
+        <w:rPr>
+          <w:rFonts w:ascii="Times New Roman" w:hAnsi="Times New Roman" w:cs="Times New Roman"/>
+        </w:rPr>
+        <w:t xml:space="preserve"> the Head of Open-Source Governance and Chief Open-Source Officer on firmwide open-source initiatives</w:t>
       </w:r>
     </w:p>
     <w:p>
@@ -909,19 +873,7 @@
         <w:rPr>
           <w:rFonts w:ascii="Times New Roman" w:hAnsi="Times New Roman" w:cs="Times New Roman"/>
         </w:rPr>
-        <w:t xml:space="preserve">Support policies, processes, tooling, and telemetry for </w:t>
-      </w:r>
-      <w:r>
-        <w:rPr>
-          <w:rFonts w:ascii="Times New Roman" w:hAnsi="Times New Roman" w:cs="Times New Roman"/>
-        </w:rPr>
-        <w:t>open-source</w:t>
-      </w:r>
-      <w:r>
-        <w:rPr>
-          <w:rFonts w:ascii="Times New Roman" w:hAnsi="Times New Roman" w:cs="Times New Roman"/>
-        </w:rPr>
-        <w:t xml:space="preserve"> consumption and contribution</w:t>
+        <w:t>Partner with engineering organizations across JPMorgan Chase to translate enterprise open-source controls into scalable workflows that reduce developer friction while maintaining cybersecurity and compliance requirements</w:t>
       </w:r>
     </w:p>
     <w:p>
@@ -940,7 +892,13 @@
         <w:rPr>
           <w:rFonts w:ascii="Times New Roman" w:hAnsi="Times New Roman" w:cs="Times New Roman"/>
         </w:rPr>
-        <w:t>Collaborate with engineering teams across lines of business to improve developer experience</w:t>
+        <w:t>Standardize policies between</w:t>
+      </w:r>
+      <w:r>
+        <w:rPr>
+          <w:rFonts w:ascii="Times New Roman" w:hAnsi="Times New Roman" w:cs="Times New Roman"/>
+        </w:rPr>
+        <w:t xml:space="preserve"> engineering teams across lines of business to improve developer experience</w:t>
       </w:r>
     </w:p>
     <w:p>
@@ -959,19 +917,13 @@
         <w:rPr>
           <w:rFonts w:ascii="Times New Roman" w:hAnsi="Times New Roman" w:cs="Times New Roman"/>
         </w:rPr>
-        <w:t xml:space="preserve">Work with Cybersecurity &amp; Technology Controls to align </w:t>
-      </w:r>
-      <w:r>
-        <w:rPr>
-          <w:rFonts w:ascii="Times New Roman" w:hAnsi="Times New Roman" w:cs="Times New Roman"/>
-        </w:rPr>
-        <w:t>open-source</w:t>
-      </w:r>
-      <w:r>
-        <w:rPr>
-          <w:rFonts w:ascii="Times New Roman" w:hAnsi="Times New Roman" w:cs="Times New Roman"/>
-        </w:rPr>
-        <w:t xml:space="preserve"> usage with risk and compliance standards</w:t>
+        <w:t>Partner</w:t>
+      </w:r>
+      <w:r>
+        <w:rPr>
+          <w:rFonts w:ascii="Times New Roman" w:hAnsi="Times New Roman" w:cs="Times New Roman"/>
+        </w:rPr>
+        <w:t xml:space="preserve"> with Cybersecurity &amp; Technology Controls to align open-source usage with risk and compliance standards</w:t>
       </w:r>
     </w:p>
     <w:p>
@@ -990,7 +942,13 @@
         <w:rPr>
           <w:rFonts w:ascii="Times New Roman" w:hAnsi="Times New Roman" w:cs="Times New Roman"/>
         </w:rPr>
-        <w:t>Contribute to initiatives involving open source, AI/ML, GenAI, and large language models</w:t>
+        <w:t xml:space="preserve">Lead open-source </w:t>
+      </w:r>
+      <w:r>
+        <w:rPr>
+          <w:rFonts w:ascii="Times New Roman" w:hAnsi="Times New Roman" w:cs="Times New Roman"/>
+        </w:rPr>
+        <w:t>initiatives involving, AI/ML, GenAI, and large language models</w:t>
       </w:r>
     </w:p>
     <w:p>
@@ -1009,19 +967,7 @@
         <w:rPr>
           <w:rFonts w:ascii="Times New Roman" w:hAnsi="Times New Roman" w:cs="Times New Roman"/>
         </w:rPr>
-        <w:t xml:space="preserve">Support </w:t>
-      </w:r>
-      <w:r>
-        <w:rPr>
-          <w:rFonts w:ascii="Times New Roman" w:hAnsi="Times New Roman" w:cs="Times New Roman"/>
-        </w:rPr>
-        <w:t>open-source</w:t>
-      </w:r>
-      <w:r>
-        <w:rPr>
-          <w:rFonts w:ascii="Times New Roman" w:hAnsi="Times New Roman" w:cs="Times New Roman"/>
-        </w:rPr>
-        <w:t xml:space="preserve"> community engagement, contribution workflows, and sponsorship strategy</w:t>
+        <w:t>Support open-source community engagement, contribution workflows, and sponsorship strategy</w:t>
       </w:r>
     </w:p>
     <w:p>
@@ -1048,7 +994,13 @@
         <w:rPr>
           <w:rFonts w:ascii="Times New Roman" w:hAnsi="Times New Roman" w:cs="Times New Roman"/>
         </w:rPr>
-        <w:t xml:space="preserve"> | CCB Wealth Management Servicing</w:t>
+        <w:br/>
+      </w:r>
+      <w:r>
+        <w:rPr>
+          <w:rFonts w:ascii="Times New Roman" w:hAnsi="Times New Roman" w:cs="Times New Roman"/>
+        </w:rPr>
+        <w:t>CCB Wealth Management Servicing</w:t>
       </w:r>
       <w:r>
         <w:rPr>
@@ -1340,6 +1292,7 @@
           <w:sz w:val="24"/>
           <w:szCs w:val="24"/>
         </w:rPr>
+        <w:lastRenderedPageBreak/>
         <w:t>U</w:t>
       </w:r>
       <w:r>
@@ -1428,7 +1381,6 @@
         <w:rPr>
           <w:rFonts w:ascii="Times New Roman" w:hAnsi="Times New Roman" w:cs="Times New Roman"/>
         </w:rPr>
-        <w:lastRenderedPageBreak/>
         <w:t>Act</w:t>
       </w:r>
       <w:r>
@@ -1611,7 +1563,19 @@
         <w:rPr>
           <w:rFonts w:ascii="Times New Roman" w:hAnsi="Times New Roman" w:cs="Times New Roman"/>
         </w:rPr>
-        <w:t xml:space="preserve"> major components of the original design to increase overall statement generation time and exceed performance requirements</w:t>
+        <w:t xml:space="preserve"> major components of the original design to </w:t>
+      </w:r>
+      <w:r>
+        <w:rPr>
+          <w:rFonts w:ascii="Times New Roman" w:hAnsi="Times New Roman" w:cs="Times New Roman"/>
+        </w:rPr>
+        <w:t>decrease</w:t>
+      </w:r>
+      <w:r>
+        <w:rPr>
+          <w:rFonts w:ascii="Times New Roman" w:hAnsi="Times New Roman" w:cs="Times New Roman"/>
+        </w:rPr>
+        <w:t xml:space="preserve"> overall statement generation time and exceed performance requirements</w:t>
       </w:r>
       <w:r>
         <w:rPr>
@@ -1717,7 +1681,31 @@
         <w:rPr>
           <w:rFonts w:ascii="Times New Roman" w:hAnsi="Times New Roman" w:cs="Times New Roman"/>
         </w:rPr>
-        <w:t xml:space="preserve"> code reviews, design sessions, and providing technical mentorship to team members</w:t>
+        <w:t xml:space="preserve"> code reviews, </w:t>
+      </w:r>
+      <w:r>
+        <w:rPr>
+          <w:rFonts w:ascii="Times New Roman" w:hAnsi="Times New Roman" w:cs="Times New Roman"/>
+        </w:rPr>
+        <w:t xml:space="preserve">led </w:t>
+      </w:r>
+      <w:r>
+        <w:rPr>
+          <w:rFonts w:ascii="Times New Roman" w:hAnsi="Times New Roman" w:cs="Times New Roman"/>
+        </w:rPr>
+        <w:t xml:space="preserve">design sessions, and </w:t>
+      </w:r>
+      <w:r>
+        <w:rPr>
+          <w:rFonts w:ascii="Times New Roman" w:hAnsi="Times New Roman" w:cs="Times New Roman"/>
+        </w:rPr>
+        <w:t>provided</w:t>
+      </w:r>
+      <w:r>
+        <w:rPr>
+          <w:rFonts w:ascii="Times New Roman" w:hAnsi="Times New Roman" w:cs="Times New Roman"/>
+        </w:rPr>
+        <w:t xml:space="preserve"> technical mentorship to team members</w:t>
       </w:r>
       <w:r>
         <w:rPr>
@@ -2287,6 +2275,7 @@
         <w:rPr>
           <w:rFonts w:ascii="Times New Roman" w:hAnsi="Times New Roman" w:cs="Times New Roman"/>
         </w:rPr>
+        <w:lastRenderedPageBreak/>
         <w:t>Migrated Jenkins build jobs from an on-prem Jenkins 1.x instance to a Jenkins 2.x instance running on AWS</w:t>
       </w:r>
     </w:p>
@@ -2306,7 +2295,6 @@
         <w:rPr>
           <w:rFonts w:ascii="Times New Roman" w:hAnsi="Times New Roman" w:cs="Times New Roman"/>
         </w:rPr>
-        <w:lastRenderedPageBreak/>
         <w:t xml:space="preserve">Utilized GitHub, Jenkins, and </w:t>
       </w:r>
       <w:proofErr w:type="spellStart"/>

--- a/docs/Billy_Haile-Mariam_Resume.docx
+++ b/docs/Billy_Haile-Mariam_Resume.docx
@@ -34,39 +34,6 @@
         <w:contextualSpacing/>
         <w:rPr>
           <w:rFonts w:ascii="Times New Roman" w:hAnsi="Times New Roman" w:cs="Times New Roman"/>
-        </w:rPr>
-      </w:pPr>
-      <w:r>
-        <w:rPr>
-          <w:rFonts w:ascii="Times New Roman" w:hAnsi="Times New Roman" w:cs="Times New Roman"/>
-        </w:rPr>
-        <w:t>Lead</w:t>
-      </w:r>
-      <w:r>
-        <w:rPr>
-          <w:rFonts w:ascii="Times New Roman" w:hAnsi="Times New Roman" w:cs="Times New Roman"/>
-        </w:rPr>
-        <w:t xml:space="preserve"> Software Engineer with progressive development</w:t>
-      </w:r>
-      <w:r>
-        <w:rPr>
-          <w:rFonts w:ascii="Times New Roman" w:hAnsi="Times New Roman" w:cs="Times New Roman"/>
-        </w:rPr>
-        <w:t xml:space="preserve"> and leadership</w:t>
-      </w:r>
-      <w:r>
-        <w:rPr>
-          <w:rFonts w:ascii="Times New Roman" w:hAnsi="Times New Roman" w:cs="Times New Roman"/>
-        </w:rPr>
-        <w:t xml:space="preserve"> experience. Proven technical background that includes experience in Software Engineering, DevOps, Automation, Production Support, and Distributed Systems. Excels in fast-paced environments with demonstrated skills in leading team projects while ensuring optimal business operations.</w:t>
-      </w:r>
-    </w:p>
-    <w:p>
-      <w:pPr>
-        <w:spacing w:after="0" w:line="250" w:lineRule="exact"/>
-        <w:contextualSpacing/>
-        <w:rPr>
-          <w:rFonts w:ascii="Times New Roman" w:hAnsi="Times New Roman" w:cs="Times New Roman"/>
           <w:b/>
           <w:bCs/>
           <w:sz w:val="24"/>
@@ -76,6 +43,12 @@
       <w:r>
         <w:rPr>
           <w:rFonts w:ascii="Times New Roman" w:hAnsi="Times New Roman" w:cs="Times New Roman"/>
+        </w:rPr>
+        <w:t>Lead Software Engineer with 11+ years of experience designing, modernizing, and operating enterprise platforms in highly regulated financial-services environments. Brings deep expertise in distributed systems, Java/Spring, AWS, DevOps, automation, production reliability, and software supply chain governance. Trusted to set technical direction, lead cross-functional initiatives, and translate complex business, cybersecurity, and compliance requirements into scalable, reliable solutions.</w:t>
+      </w:r>
+      <w:r>
+        <w:rPr>
+          <w:rFonts w:ascii="Times New Roman" w:hAnsi="Times New Roman" w:cs="Times New Roman"/>
           <w:b/>
           <w:bCs/>
           <w:sz w:val="24"/>
@@ -83,23 +56,36 @@
         </w:rPr>
         <w:br/>
       </w:r>
-      <w:r>
+    </w:p>
+    <w:p>
+      <w:pPr>
+        <w:spacing w:after="0" w:line="250" w:lineRule="exact"/>
+        <w:contextualSpacing/>
         <w:rPr>
           <w:rFonts w:ascii="Times New Roman" w:hAnsi="Times New Roman" w:cs="Times New Roman"/>
           <w:b/>
           <w:bCs/>
-          <w:sz w:val="24"/>
-          <w:szCs w:val="24"/>
-        </w:rPr>
-        <w:t>Technical Strengths</w:t>
-      </w:r>
+          <w:sz w:val="28"/>
+          <w:szCs w:val="28"/>
+        </w:rPr>
+      </w:pPr>
       <w:r>
         <w:rPr>
           <w:rFonts w:ascii="Times New Roman" w:hAnsi="Times New Roman" w:cs="Times New Roman"/>
           <w:b/>
           <w:bCs/>
-          <w:sz w:val="24"/>
-          <w:szCs w:val="24"/>
+          <w:sz w:val="28"/>
+          <w:szCs w:val="28"/>
+        </w:rPr>
+        <w:t>Technical Strengths</w:t>
+      </w:r>
+      <w:r>
+        <w:rPr>
+          <w:rFonts w:ascii="Times New Roman" w:hAnsi="Times New Roman" w:cs="Times New Roman"/>
+          <w:b/>
+          <w:bCs/>
+          <w:sz w:val="28"/>
+          <w:szCs w:val="28"/>
         </w:rPr>
         <w:br/>
       </w:r>
@@ -804,7 +790,13 @@
         <w:rPr>
           <w:rFonts w:ascii="Times New Roman" w:hAnsi="Times New Roman" w:cs="Times New Roman"/>
         </w:rPr>
-        <w:t>CTO Engineering Services &amp; Control Platforms | Plano, TX | May 2026 – now</w:t>
+        <w:t xml:space="preserve">CTO Engineering Services &amp; Control Platforms | Plano, TX | May 2026 – </w:t>
+      </w:r>
+      <w:r>
+        <w:rPr>
+          <w:rFonts w:ascii="Times New Roman" w:hAnsi="Times New Roman" w:cs="Times New Roman"/>
+        </w:rPr>
+        <w:t>Present</w:t>
       </w:r>
     </w:p>
     <w:p>
@@ -892,13 +884,7 @@
         <w:rPr>
           <w:rFonts w:ascii="Times New Roman" w:hAnsi="Times New Roman" w:cs="Times New Roman"/>
         </w:rPr>
-        <w:t>Standardize policies between</w:t>
-      </w:r>
-      <w:r>
-        <w:rPr>
-          <w:rFonts w:ascii="Times New Roman" w:hAnsi="Times New Roman" w:cs="Times New Roman"/>
-        </w:rPr>
-        <w:t xml:space="preserve"> engineering teams across lines of business to improve developer experience</w:t>
+        <w:t>Standardize implementation patterns and governance workflows across engineering organizations and lines of business</w:t>
       </w:r>
     </w:p>
     <w:p>
@@ -942,13 +928,7 @@
         <w:rPr>
           <w:rFonts w:ascii="Times New Roman" w:hAnsi="Times New Roman" w:cs="Times New Roman"/>
         </w:rPr>
-        <w:t xml:space="preserve">Lead open-source </w:t>
-      </w:r>
-      <w:r>
-        <w:rPr>
-          <w:rFonts w:ascii="Times New Roman" w:hAnsi="Times New Roman" w:cs="Times New Roman"/>
-        </w:rPr>
-        <w:t>initiatives involving, AI/ML, GenAI, and large language models</w:t>
+        <w:t>Lead open-source initiatives involving AI/ML, GenAI, and large language models</w:t>
       </w:r>
     </w:p>
     <w:p>
@@ -1148,6 +1128,19 @@
           <w:szCs w:val="24"/>
         </w:rPr>
       </w:pPr>
+    </w:p>
+    <w:p>
+      <w:pPr>
+        <w:spacing w:after="0" w:line="250" w:lineRule="exact"/>
+        <w:contextualSpacing/>
+        <w:rPr>
+          <w:rFonts w:ascii="Times New Roman" w:hAnsi="Times New Roman" w:cs="Times New Roman"/>
+          <w:b/>
+          <w:bCs/>
+          <w:sz w:val="24"/>
+          <w:szCs w:val="24"/>
+        </w:rPr>
+      </w:pPr>
       <w:r>
         <w:rPr>
           <w:rFonts w:ascii="Times New Roman" w:hAnsi="Times New Roman" w:cs="Times New Roman"/>
@@ -1274,8 +1267,6 @@
     </w:p>
     <w:p>
       <w:pPr>
-        <w:spacing w:after="0" w:line="250" w:lineRule="exact"/>
-        <w:contextualSpacing/>
         <w:rPr>
           <w:rFonts w:ascii="Times New Roman" w:hAnsi="Times New Roman" w:cs="Times New Roman"/>
           <w:b/>
@@ -1292,8 +1283,7 @@
           <w:sz w:val="24"/>
           <w:szCs w:val="24"/>
         </w:rPr>
-        <w:lastRenderedPageBreak/>
-        <w:t>U</w:t>
+        <w:br w:type="page"/>
       </w:r>
       <w:r>
         <w:rPr>
@@ -1303,7 +1293,8 @@
           <w:sz w:val="24"/>
           <w:szCs w:val="24"/>
         </w:rPr>
-        <w:t>nited</w:t>
+        <w:lastRenderedPageBreak/>
+        <w:t>U</w:t>
       </w:r>
       <w:r>
         <w:rPr>
@@ -1313,7 +1304,7 @@
           <w:sz w:val="24"/>
           <w:szCs w:val="24"/>
         </w:rPr>
-        <w:t xml:space="preserve"> Services</w:t>
+        <w:t>nited</w:t>
       </w:r>
       <w:r>
         <w:rPr>
@@ -1323,6 +1314,16 @@
           <w:sz w:val="24"/>
           <w:szCs w:val="24"/>
         </w:rPr>
+        <w:t xml:space="preserve"> Services</w:t>
+      </w:r>
+      <w:r>
+        <w:rPr>
+          <w:rFonts w:ascii="Times New Roman" w:hAnsi="Times New Roman" w:cs="Times New Roman"/>
+          <w:b/>
+          <w:bCs/>
+          <w:sz w:val="24"/>
+          <w:szCs w:val="24"/>
+        </w:rPr>
         <w:t xml:space="preserve"> Automobile Association (USAA)</w:t>
       </w:r>
     </w:p>
@@ -1340,11 +1341,20 @@
         </w:rPr>
         <w:t>Senior Software Engineer</w:t>
       </w:r>
-      <w:r>
-        <w:rPr>
-          <w:rFonts w:ascii="Times New Roman" w:hAnsi="Times New Roman" w:cs="Times New Roman"/>
-        </w:rPr>
-        <w:t xml:space="preserve"> | Bank Deposits Technology | Plano, TX | February 202</w:t>
+    </w:p>
+    <w:p>
+      <w:pPr>
+        <w:spacing w:after="0" w:line="250" w:lineRule="exact"/>
+        <w:contextualSpacing/>
+        <w:rPr>
+          <w:rFonts w:ascii="Times New Roman" w:hAnsi="Times New Roman" w:cs="Times New Roman"/>
+        </w:rPr>
+      </w:pPr>
+      <w:r>
+        <w:rPr>
+          <w:rFonts w:ascii="Times New Roman" w:hAnsi="Times New Roman" w:cs="Times New Roman"/>
+        </w:rPr>
+        <w:t>Bank Deposits Technology | Plano, TX | February 202</w:t>
       </w:r>
       <w:r>
         <w:rPr>
@@ -1381,55 +1391,28 @@
         <w:rPr>
           <w:rFonts w:ascii="Times New Roman" w:hAnsi="Times New Roman" w:cs="Times New Roman"/>
         </w:rPr>
-        <w:t>Act</w:t>
-      </w:r>
-      <w:r>
-        <w:rPr>
-          <w:rFonts w:ascii="Times New Roman" w:hAnsi="Times New Roman" w:cs="Times New Roman"/>
-        </w:rPr>
-        <w:t>ed</w:t>
-      </w:r>
-      <w:r>
-        <w:rPr>
-          <w:rFonts w:ascii="Times New Roman" w:hAnsi="Times New Roman" w:cs="Times New Roman"/>
-        </w:rPr>
-        <w:t xml:space="preserve"> as the primary/lead developer on my team</w:t>
-      </w:r>
-      <w:r>
-        <w:rPr>
-          <w:rFonts w:ascii="Times New Roman" w:hAnsi="Times New Roman" w:cs="Times New Roman"/>
-        </w:rPr>
-        <w:t>. D</w:t>
-      </w:r>
-      <w:r>
-        <w:rPr>
-          <w:rFonts w:ascii="Times New Roman" w:hAnsi="Times New Roman" w:cs="Times New Roman"/>
-        </w:rPr>
-        <w:t>riving impactful and positive change throughout my organization</w:t>
-      </w:r>
-      <w:r>
-        <w:rPr>
-          <w:rFonts w:ascii="Times New Roman" w:hAnsi="Times New Roman" w:cs="Times New Roman"/>
-        </w:rPr>
-        <w:t xml:space="preserve">. Responsible for code quality, </w:t>
-      </w:r>
-      <w:r>
-        <w:rPr>
-          <w:rFonts w:ascii="Times New Roman" w:hAnsi="Times New Roman" w:cs="Times New Roman"/>
-        </w:rPr>
-        <w:t>futureproofing</w:t>
-      </w:r>
-      <w:r>
-        <w:rPr>
-          <w:rFonts w:ascii="Times New Roman" w:hAnsi="Times New Roman" w:cs="Times New Roman"/>
-        </w:rPr>
-        <w:t>, and innovation</w:t>
+        <w:t>Served as the team’s primary developer, driving improvements in code quality, system maintainability, technical innovation, and engineering standards</w:t>
       </w:r>
       <w:r>
         <w:rPr>
           <w:rFonts w:ascii="Times New Roman" w:hAnsi="Times New Roman" w:cs="Times New Roman"/>
         </w:rPr>
         <w:br/>
+      </w:r>
+    </w:p>
+    <w:p>
+      <w:pPr>
+        <w:spacing w:after="0" w:line="250" w:lineRule="exact"/>
+        <w:contextualSpacing/>
+        <w:rPr>
+          <w:rFonts w:ascii="Times New Roman" w:hAnsi="Times New Roman" w:cs="Times New Roman"/>
+        </w:rPr>
+      </w:pPr>
+      <w:r>
+        <w:rPr>
+          <w:rFonts w:ascii="Times New Roman" w:hAnsi="Times New Roman" w:cs="Times New Roman"/>
+        </w:rPr>
+        <w:t>Technical Lead</w:t>
       </w:r>
     </w:p>
     <w:p>
@@ -1448,7 +1431,7 @@
         <w:rPr>
           <w:rFonts w:ascii="Times New Roman" w:hAnsi="Times New Roman" w:cs="Times New Roman"/>
         </w:rPr>
-        <w:t xml:space="preserve">Technical Lead | Bank Deposits Technology | Plano, TX | October 2020 – </w:t>
+        <w:t xml:space="preserve">Bank Deposits Technology | Plano, TX | October 2020 – </w:t>
       </w:r>
       <w:r>
         <w:rPr>
@@ -1726,7 +1709,22 @@
         <w:rPr>
           <w:rFonts w:ascii="Times New Roman" w:hAnsi="Times New Roman" w:cs="Times New Roman"/>
         </w:rPr>
-        <w:t xml:space="preserve">Software Engineer | Bank Deposits Technology | Plano, TX | April 2020 – </w:t>
+        <w:t>Software Engineer</w:t>
+      </w:r>
+    </w:p>
+    <w:p>
+      <w:pPr>
+        <w:spacing w:after="0" w:line="250" w:lineRule="exact"/>
+        <w:contextualSpacing/>
+        <w:rPr>
+          <w:rFonts w:ascii="Times New Roman" w:hAnsi="Times New Roman" w:cs="Times New Roman"/>
+        </w:rPr>
+      </w:pPr>
+      <w:r>
+        <w:rPr>
+          <w:rFonts w:ascii="Times New Roman" w:hAnsi="Times New Roman" w:cs="Times New Roman"/>
+        </w:rPr>
+        <w:t xml:space="preserve">Bank Deposits Technology | Plano, TX | April 2020 – </w:t>
       </w:r>
       <w:r>
         <w:rPr>
@@ -1786,18 +1784,15 @@
         </w:rPr>
         <w:t>Software Engineer</w:t>
       </w:r>
-      <w:r>
-        <w:rPr>
-          <w:rFonts w:ascii="Times New Roman" w:hAnsi="Times New Roman" w:cs="Times New Roman"/>
-        </w:rPr>
-        <w:t xml:space="preserve"> </w:t>
-      </w:r>
-      <w:r>
-        <w:rPr>
-          <w:rFonts w:ascii="Times New Roman" w:hAnsi="Times New Roman" w:cs="Times New Roman"/>
-        </w:rPr>
-        <w:t xml:space="preserve">| </w:t>
-      </w:r>
+    </w:p>
+    <w:p>
+      <w:pPr>
+        <w:spacing w:after="0" w:line="250" w:lineRule="exact"/>
+        <w:contextualSpacing/>
+        <w:rPr>
+          <w:rFonts w:ascii="Times New Roman" w:hAnsi="Times New Roman" w:cs="Times New Roman"/>
+        </w:rPr>
+      </w:pPr>
       <w:r>
         <w:rPr>
           <w:rFonts w:ascii="Times New Roman" w:hAnsi="Times New Roman" w:cs="Times New Roman"/>
@@ -1904,7 +1899,22 @@
           <w:rFonts w:ascii="Times New Roman" w:hAnsi="Times New Roman" w:cs="Times New Roman"/>
         </w:rPr>
         <w:br/>
-        <w:t>Software Engineer | Emerging Products | Seattle, WA</w:t>
+        <w:t>Software Engineer</w:t>
+      </w:r>
+    </w:p>
+    <w:p>
+      <w:pPr>
+        <w:spacing w:after="0" w:line="250" w:lineRule="exact"/>
+        <w:contextualSpacing/>
+        <w:rPr>
+          <w:rFonts w:ascii="Times New Roman" w:hAnsi="Times New Roman" w:cs="Times New Roman"/>
+        </w:rPr>
+      </w:pPr>
+      <w:r>
+        <w:rPr>
+          <w:rFonts w:ascii="Times New Roman" w:hAnsi="Times New Roman" w:cs="Times New Roman"/>
+        </w:rPr>
+        <w:t>Emerging Products | Seattle, WA</w:t>
       </w:r>
       <w:r>
         <w:rPr>
@@ -2083,7 +2093,22 @@
         <w:rPr>
           <w:rFonts w:ascii="Times New Roman" w:hAnsi="Times New Roman" w:cs="Times New Roman"/>
         </w:rPr>
-        <w:t>Software Engineer | Home Loans Servicing | Plano, TX</w:t>
+        <w:t>Software Engineer</w:t>
+      </w:r>
+    </w:p>
+    <w:p>
+      <w:pPr>
+        <w:spacing w:after="0" w:line="250" w:lineRule="exact"/>
+        <w:contextualSpacing/>
+        <w:rPr>
+          <w:rFonts w:ascii="Times New Roman" w:hAnsi="Times New Roman" w:cs="Times New Roman"/>
+        </w:rPr>
+      </w:pPr>
+      <w:r>
+        <w:rPr>
+          <w:rFonts w:ascii="Times New Roman" w:hAnsi="Times New Roman" w:cs="Times New Roman"/>
+        </w:rPr>
+        <w:t>Home Loans Servicing | Plano, TX</w:t>
       </w:r>
       <w:r>
         <w:rPr>
@@ -2256,6 +2281,7 @@
         <w:rPr>
           <w:rFonts w:ascii="Times New Roman" w:hAnsi="Times New Roman" w:cs="Times New Roman"/>
         </w:rPr>
+        <w:lastRenderedPageBreak/>
         <w:t>Built a Jira Dashboard using Jira queries and filters that tracked my team's progress on resolving customer digital escalations. This was extremely effective in helping us stay on top of incoming issues, and helped us reduce our ticket backlog in a timely and efficient manner</w:t>
       </w:r>
     </w:p>
@@ -2275,7 +2301,6 @@
         <w:rPr>
           <w:rFonts w:ascii="Times New Roman" w:hAnsi="Times New Roman" w:cs="Times New Roman"/>
         </w:rPr>
-        <w:lastRenderedPageBreak/>
         <w:t>Migrated Jenkins build jobs from an on-prem Jenkins 1.x instance to a Jenkins 2.x instance running on AWS</w:t>
       </w:r>
     </w:p>
@@ -2348,7 +2373,22 @@
         <w:rPr>
           <w:rFonts w:ascii="Times New Roman" w:hAnsi="Times New Roman" w:cs="Times New Roman"/>
         </w:rPr>
-        <w:t>Software Engineer | Pricing and Cash Management Services | Westlake, TX</w:t>
+        <w:t>Software Engineer</w:t>
+      </w:r>
+    </w:p>
+    <w:p>
+      <w:pPr>
+        <w:spacing w:after="0" w:line="250" w:lineRule="exact"/>
+        <w:contextualSpacing/>
+        <w:rPr>
+          <w:rFonts w:ascii="Times New Roman" w:hAnsi="Times New Roman" w:cs="Times New Roman"/>
+        </w:rPr>
+      </w:pPr>
+      <w:r>
+        <w:rPr>
+          <w:rFonts w:ascii="Times New Roman" w:hAnsi="Times New Roman" w:cs="Times New Roman"/>
+        </w:rPr>
+        <w:t>Pricing and Cash Management Services | Westlake, TX</w:t>
       </w:r>
       <w:r>
         <w:rPr>
@@ -2515,7 +2555,23 @@
         <w:rPr>
           <w:rFonts w:ascii="Times New Roman" w:hAnsi="Times New Roman" w:cs="Times New Roman"/>
         </w:rPr>
-        <w:t>Associate Software Engineer | Pricing and Cash Management Services | Westlake, TX</w:t>
+        <w:t>Associate Software Engineer</w:t>
+      </w:r>
+    </w:p>
+    <w:p>
+      <w:pPr>
+        <w:pStyle w:val="ListParagraph"/>
+        <w:spacing w:after="0" w:line="250" w:lineRule="exact"/>
+        <w:ind w:left="0"/>
+        <w:rPr>
+          <w:rFonts w:ascii="Times New Roman" w:hAnsi="Times New Roman" w:cs="Times New Roman"/>
+        </w:rPr>
+      </w:pPr>
+      <w:r>
+        <w:rPr>
+          <w:rFonts w:ascii="Times New Roman" w:hAnsi="Times New Roman" w:cs="Times New Roman"/>
+        </w:rPr>
+        <w:t>Pricing and Cash Management Services | Westlake, TX</w:t>
       </w:r>
       <w:r>
         <w:rPr>
@@ -2622,7 +2678,7 @@
         <w:rPr>
           <w:rFonts w:ascii="Times New Roman" w:hAnsi="Times New Roman" w:cs="Times New Roman"/>
         </w:rPr>
-        <w:t>Onboarded new and existing applications to CI/CD Jenkins pipelines, and modified existing pipelines as needed • Worked in a development team to create and maintain a library of common test automation functions in Java • Migrated Java applications from Ant to Maven</w:t>
+        <w:t>Onboarded new and existing applications to CI/CD Jenkins pipelines, and modified existing pipelines as needed • Worked in a development team to create and maintain a library of common test automation functions in Java</w:t>
       </w:r>
     </w:p>
     <w:p>
@@ -2641,6 +2697,25 @@
         <w:rPr>
           <w:rFonts w:ascii="Times New Roman" w:hAnsi="Times New Roman" w:cs="Times New Roman"/>
         </w:rPr>
+        <w:t>Migrated Java applications from Ant to Maven</w:t>
+      </w:r>
+    </w:p>
+    <w:p>
+      <w:pPr>
+        <w:pStyle w:val="ListParagraph"/>
+        <w:numPr>
+          <w:ilvl w:val="0"/>
+          <w:numId w:val="4"/>
+        </w:numPr>
+        <w:spacing w:after="0" w:line="250" w:lineRule="exact"/>
+        <w:rPr>
+          <w:rFonts w:ascii="Times New Roman" w:hAnsi="Times New Roman" w:cs="Times New Roman"/>
+        </w:rPr>
+      </w:pPr>
+      <w:r>
+        <w:rPr>
+          <w:rFonts w:ascii="Times New Roman" w:hAnsi="Times New Roman" w:cs="Times New Roman"/>
+        </w:rPr>
         <w:t>Converted manual test cases into automated tests, and incorporated them into existing CI/CD pipelines</w:t>
       </w:r>
       <w:r>
@@ -2663,7 +2738,23 @@
         <w:rPr>
           <w:rFonts w:ascii="Times New Roman" w:hAnsi="Times New Roman" w:cs="Times New Roman"/>
         </w:rPr>
-        <w:t>Associate Software Engineer | Leap Program | Cary, NC</w:t>
+        <w:t>Associate Software Engineer</w:t>
+      </w:r>
+    </w:p>
+    <w:p>
+      <w:pPr>
+        <w:pStyle w:val="ListParagraph"/>
+        <w:spacing w:after="0" w:line="250" w:lineRule="exact"/>
+        <w:ind w:left="0"/>
+        <w:rPr>
+          <w:rFonts w:ascii="Times New Roman" w:hAnsi="Times New Roman" w:cs="Times New Roman"/>
+        </w:rPr>
+      </w:pPr>
+      <w:r>
+        <w:rPr>
+          <w:rFonts w:ascii="Times New Roman" w:hAnsi="Times New Roman" w:cs="Times New Roman"/>
+        </w:rPr>
+        <w:t>Leap Program | Cary, NC</w:t>
       </w:r>
       <w:r>
         <w:rPr>
@@ -2758,7 +2849,22 @@
         <w:rPr>
           <w:rFonts w:ascii="Times New Roman" w:hAnsi="Times New Roman" w:cs="Times New Roman"/>
         </w:rPr>
-        <w:t>Technical Intern | Pricing and Cash Management Services | Westlake, TX</w:t>
+        <w:t>Technical Intern</w:t>
+      </w:r>
+    </w:p>
+    <w:p>
+      <w:pPr>
+        <w:spacing w:after="0" w:line="250" w:lineRule="exact"/>
+        <w:contextualSpacing/>
+        <w:rPr>
+          <w:rFonts w:ascii="Times New Roman" w:hAnsi="Times New Roman" w:cs="Times New Roman"/>
+        </w:rPr>
+      </w:pPr>
+      <w:r>
+        <w:rPr>
+          <w:rFonts w:ascii="Times New Roman" w:hAnsi="Times New Roman" w:cs="Times New Roman"/>
+        </w:rPr>
+        <w:t>Pricing and Cash Management Services | Westlake, TX</w:t>
       </w:r>
       <w:r>
         <w:rPr>
@@ -3069,9 +3175,10 @@
       </w:r>
     </w:p>
     <w:sectPr>
-      <w:headerReference w:type="first" r:id="rId7"/>
+      <w:footerReference w:type="default" r:id="rId7"/>
+      <w:headerReference w:type="first" r:id="rId8"/>
       <w:pgSz w:w="12240" w:h="15840"/>
-      <w:pgMar w:top="1080" w:right="1080" w:bottom="1080" w:left="1080" w:header="288" w:footer="144" w:gutter="0"/>
+      <w:pgMar w:top="720" w:right="720" w:bottom="720" w:left="720" w:header="288" w:footer="144" w:gutter="0"/>
       <w:cols w:space="720"/>
       <w:titlePg/>
       <w:docGrid w:linePitch="360"/>
@@ -3105,6 +3212,87 @@
 </w:endnotes>
 </file>
 
+<file path=word/footer1.xml><?xml version="1.0" encoding="utf-8"?>
+<w:ftr xmlns:wpc="http://schemas.microsoft.com/office/word/2010/wordprocessingCanvas" xmlns:cx="http://schemas.microsoft.com/office/drawing/2014/chartex" xmlns:cx1="http://schemas.microsoft.com/office/drawing/2015/9/8/chartex" xmlns:cx2="http://schemas.microsoft.com/office/drawing/2015/10/21/chartex" xmlns:cx3="http://schemas.microsoft.com/office/drawing/2016/5/9/chartex" xmlns:cx4="http://schemas.microsoft.com/office/drawing/2016/5/10/chartex" xmlns:cx5="http://schemas.microsoft.com/office/drawing/2016/5/11/chartex" xmlns:cx6="http://schemas.microsoft.com/office/drawing/2016/5/12/chartex" xmlns:cx7="http://schemas.microsoft.com/office/drawing/2016/5/13/chartex" xmlns:cx8="http://schemas.microsoft.com/office/drawing/2016/5/14/chartex" xmlns:mc="http://schemas.openxmlformats.org/markup-compatibility/2006" xmlns:m="http://schemas.openxmlformats.org/officeDocument/2006/math" xmlns:aink="http://schemas.microsoft.com/office/drawing/2016/ink" xmlns:am3d="http://schemas.microsoft.com/office/drawing/2017/model3d" xmlns:oel="http://schemas.microsoft.com/office/2019/extlst" xmlns:r="http://schemas.openxmlformats.org/officeDocument/2006/relationships" xmlns:wp14="http://schemas.microsoft.com/office/word/2010/wordprocessingDrawing" xmlns:wp="http://schemas.openxmlformats.org/drawingml/2006/wordprocessingDrawing" xmlns:wpg="http://schemas.microsoft.com/office/word/2010/wordprocessingGroup" xmlns:wpi="http://schemas.microsoft.com/office/word/2010/wordprocessingInk" xmlns:wps="http://schemas.microsoft.com/office/word/2010/wordprocessingShape" xmlns:o="urn:schemas-microsoft-com:office:office" xmlns:v="urn:schemas-microsoft-com:vml" xmlns:w10="urn:schemas-microsoft-com:office:word" xmlns:w="http://schemas.openxmlformats.org/wordprocessingml/2006/main" xmlns:w14="http://schemas.microsoft.com/office/word/2010/wordml" xmlns:w15="http://schemas.microsoft.com/office/word/2012/wordml" xmlns:w16cex="http://schemas.microsoft.com/office/word/2018/wordml/cex" xmlns:w16cid="http://schemas.microsoft.com/office/word/2016/wordml/cid" xmlns:w16="http://schemas.microsoft.com/office/word/2018/wordml" xmlns:w16sdtdh="http://schemas.microsoft.com/office/word/2020/wordml/sdtdatahash" xmlns:w16sdtfl="http://schemas.microsoft.com/office/word/2024/wordml/sdtformatlock" xmlns:w16se="http://schemas.microsoft.com/office/word/2015/wordml/symex" xmlns:w16du="http://schemas.microsoft.com/office/word/2023/wordml/word16du" xmlns:wne="http://schemas.microsoft.com/office/word/2006/wordml" mc:Ignorable="w14 w15 w16se w16cid w16 w16cex w16sdtdh w16sdtfl w16du wp14">
+  <w:tbl>
+    <w:tblPr>
+      <w:tblStyle w:val="TableGrid"/>
+      <w:tblW w:w="0" w:type="auto"/>
+      <w:tblBorders>
+        <w:top w:val="none" w:sz="0" w:space="0" w:color="auto"/>
+        <w:left w:val="none" w:sz="0" w:space="0" w:color="auto"/>
+        <w:bottom w:val="none" w:sz="0" w:space="0" w:color="auto"/>
+        <w:right w:val="none" w:sz="0" w:space="0" w:color="auto"/>
+        <w:insideH w:val="none" w:sz="0" w:space="0" w:color="auto"/>
+        <w:insideV w:val="none" w:sz="0" w:space="0" w:color="auto"/>
+      </w:tblBorders>
+      <w:tblLook w:val="04A0" w:firstRow="1" w:lastRow="0" w:firstColumn="1" w:lastColumn="0" w:noHBand="0" w:noVBand="1"/>
+    </w:tblPr>
+    <w:tblGrid>
+      <w:gridCol w:w="5035"/>
+      <w:gridCol w:w="5035"/>
+    </w:tblGrid>
+    <w:tr>
+      <w:tc>
+        <w:tcPr>
+          <w:tcW w:w="5035" w:type="dxa"/>
+        </w:tcPr>
+        <w:p>
+          <w:pPr>
+            <w:spacing w:after="160" w:line="259" w:lineRule="auto"/>
+            <w:jc w:val="center"/>
+          </w:pPr>
+          <w:r>
+            <w:br/>
+          </w:r>
+          <w:r>
+            <w:t xml:space="preserve"> Website: </w:t>
+          </w:r>
+          <w:hyperlink r:id="rId1" w:history="1">
+            <w:r>
+              <w:rPr>
+                <w:rStyle w:val="Hyperlink"/>
+              </w:rPr>
+              <w:t>belachewhm.github.io</w:t>
+            </w:r>
+          </w:hyperlink>
+        </w:p>
+      </w:tc>
+      <w:tc>
+        <w:tcPr>
+          <w:tcW w:w="5035" w:type="dxa"/>
+        </w:tcPr>
+        <w:p>
+          <w:pPr>
+            <w:pStyle w:val="Footer"/>
+            <w:jc w:val="center"/>
+          </w:pPr>
+          <w:r>
+            <w:br/>
+          </w:r>
+          <w:r>
+            <w:t xml:space="preserve">Email: </w:t>
+          </w:r>
+          <w:hyperlink r:id="rId2" w:history="1">
+            <w:r>
+              <w:rPr>
+                <w:rStyle w:val="Hyperlink"/>
+              </w:rPr>
+              <w:t>belachewhm@gmail.com</w:t>
+            </w:r>
+          </w:hyperlink>
+        </w:p>
+      </w:tc>
+    </w:tr>
+  </w:tbl>
+  <w:p>
+    <w:pPr>
+      <w:pStyle w:val="Footer"/>
+    </w:pPr>
+  </w:p>
+</w:ftr>
+</file>
+
 <file path=word/footnotes.xml><?xml version="1.0" encoding="utf-8"?>
 <w:footnotes xmlns:wpc="http://schemas.microsoft.com/office/word/2010/wordprocessingCanvas" xmlns:cx="http://schemas.microsoft.com/office/drawing/2014/chartex" xmlns:cx1="http://schemas.microsoft.com/office/drawing/2015/9/8/chartex" xmlns:cx2="http://schemas.microsoft.com/office/drawing/2015/10/21/chartex" xmlns:cx3="http://schemas.microsoft.com/office/drawing/2016/5/9/chartex" xmlns:cx4="http://schemas.microsoft.com/office/drawing/2016/5/10/chartex" xmlns:cx5="http://schemas.microsoft.com/office/drawing/2016/5/11/chartex" xmlns:cx6="http://schemas.microsoft.com/office/drawing/2016/5/12/chartex" xmlns:cx7="http://schemas.microsoft.com/office/drawing/2016/5/13/chartex" xmlns:cx8="http://schemas.microsoft.com/office/drawing/2016/5/14/chartex" xmlns:mc="http://schemas.openxmlformats.org/markup-compatibility/2006" xmlns:m="http://schemas.openxmlformats.org/officeDocument/2006/math" xmlns:aink="http://schemas.microsoft.com/office/drawing/2016/ink" xmlns:am3d="http://schemas.microsoft.com/office/drawing/2017/model3d" xmlns:oel="http://schemas.microsoft.com/office/2019/extlst" xmlns:r="http://schemas.openxmlformats.org/officeDocument/2006/relationships" xmlns:wp14="http://schemas.microsoft.com/office/word/2010/wordprocessingDrawing" xmlns:wp="http://schemas.openxmlformats.org/drawingml/2006/wordprocessingDrawing" xmlns:wpg="http://schemas.microsoft.com/office/word/2010/wordprocessingGroup" xmlns:wpi="http://schemas.microsoft.com/office/word/2010/wordprocessingInk" xmlns:wps="http://schemas.microsoft.com/office/word/2010/wordprocessingShape" xmlns:o="urn:schemas-microsoft-com:office:office" xmlns:v="urn:schemas-microsoft-com:vml" xmlns:w10="urn:schemas-microsoft-com:office:word" xmlns:w="http://schemas.openxmlformats.org/wordprocessingml/2006/main" xmlns:w14="http://schemas.microsoft.com/office/word/2010/wordml" xmlns:w15="http://schemas.microsoft.com/office/word/2012/wordml" xmlns:w16cex="http://schemas.microsoft.com/office/word/2018/wordml/cex" xmlns:w16cid="http://schemas.microsoft.com/office/word/2016/wordml/cid" xmlns:w16="http://schemas.microsoft.com/office/word/2018/wordml" xmlns:w16sdtdh="http://schemas.microsoft.com/office/word/2020/wordml/sdtdatahash" xmlns:w16sdtfl="http://schemas.microsoft.com/office/word/2024/wordml/sdtformatlock" xmlns:w16se="http://schemas.microsoft.com/office/word/2015/wordml/symex" xmlns:w16du="http://schemas.microsoft.com/office/word/2023/wordml/word16du" xmlns:wne="http://schemas.microsoft.com/office/word/2006/wordml" mc:Ignorable="w14 w15 w16se w16cid w16 w16cex w16sdtdh w16sdtfl w16du wp14">
   <w:footnote w:type="separator" w:id="-1">
@@ -3135,7 +3323,7 @@
   <w:tbl>
     <w:tblPr>
       <w:tblStyle w:val="TableGrid"/>
-      <w:tblW w:w="0" w:type="auto"/>
+      <w:tblW w:w="10255" w:type="dxa"/>
       <w:jc w:val="center"/>
       <w:tblBorders>
         <w:top w:val="none" w:sz="0" w:space="0" w:color="auto"/>
@@ -3148,9 +3336,8 @@
       <w:tblLook w:val="04A0" w:firstRow="1" w:lastRow="0" w:firstColumn="1" w:lastColumn="0" w:noHBand="0" w:noVBand="1"/>
     </w:tblPr>
     <w:tblGrid>
-      <w:gridCol w:w="4440"/>
-      <w:gridCol w:w="3129"/>
-      <w:gridCol w:w="2511"/>
+      <w:gridCol w:w="5400"/>
+      <w:gridCol w:w="4855"/>
     </w:tblGrid>
     <w:tr>
       <w:trPr>
@@ -3158,7 +3345,7 @@
       </w:trPr>
       <w:tc>
         <w:tcPr>
-          <w:tcW w:w="4855" w:type="dxa"/>
+          <w:tcW w:w="5400" w:type="dxa"/>
           <w:vAlign w:val="center"/>
         </w:tcPr>
         <w:p>
@@ -3196,9 +3383,25 @@
       </w:tc>
       <w:tc>
         <w:tcPr>
-          <w:tcW w:w="3420" w:type="dxa"/>
+          <w:tcW w:w="4855" w:type="dxa"/>
           <w:vAlign w:val="center"/>
         </w:tcPr>
+        <w:p>
+          <w:pPr>
+            <w:jc w:val="center"/>
+            <w:rPr>
+              <w:sz w:val="32"/>
+              <w:szCs w:val="32"/>
+            </w:rPr>
+          </w:pPr>
+          <w:r>
+            <w:rPr>
+              <w:sz w:val="32"/>
+              <w:szCs w:val="32"/>
+            </w:rPr>
+            <w:t>Lead Software Engineer</w:t>
+          </w:r>
+        </w:p>
         <w:p>
           <w:pPr>
             <w:jc w:val="center"/>
@@ -3208,42 +3411,8 @@
             </w:rPr>
           </w:pPr>
           <w:r>
-            <w:rPr>
-              <w:sz w:val="28"/>
-              <w:szCs w:val="28"/>
-            </w:rPr>
-            <w:t>Software Engineer</w:t>
+            <w:t>Distributed Systems &amp; Enterprise Platforms</w:t>
           </w:r>
-        </w:p>
-      </w:tc>
-      <w:tc>
-        <w:tcPr>
-          <w:tcW w:w="2515" w:type="dxa"/>
-          <w:vAlign w:val="center"/>
-        </w:tcPr>
-        <w:p>
-          <w:pPr>
-            <w:jc w:val="center"/>
-          </w:pPr>
-          <w:hyperlink r:id="rId1" w:history="1">
-            <w:r>
-              <w:rPr>
-                <w:rStyle w:val="Hyperlink"/>
-              </w:rPr>
-              <w:t>belachewhm.github.io</w:t>
-            </w:r>
-          </w:hyperlink>
-          <w:r>
-            <w:t xml:space="preserve"> </w:t>
-          </w:r>
-          <w:hyperlink r:id="rId2" w:history="1">
-            <w:r>
-              <w:rPr>
-                <w:rStyle w:val="Hyperlink"/>
-              </w:rPr>
-              <w:t>belachewhm@gmail.com</w:t>
-            </w:r>
-          </w:hyperlink>
         </w:p>
       </w:tc>
     </w:tr>
@@ -5755,6 +5924,18 @@
       <w:shd w:val="clear" w:color="auto" w:fill="E1DFDD"/>
     </w:rPr>
   </w:style>
+  <w:style w:type="character" w:styleId="FollowedHyperlink">
+    <w:name w:val="FollowedHyperlink"/>
+    <w:basedOn w:val="DefaultParagraphFont"/>
+    <w:uiPriority w:val="99"/>
+    <w:semiHidden/>
+    <w:unhideWhenUsed/>
+    <w:rsid w:val="00777744"/>
+    <w:rPr>
+      <w:color w:val="954F72" w:themeColor="followedHyperlink"/>
+      <w:u w:val="single"/>
+    </w:rPr>
+  </w:style>
 </w:styles>
 </file>
 

--- a/docs/Billy_Haile-Mariam_Resume.docx
+++ b/docs/Billy_Haile-Mariam_Resume.docx
@@ -59,6 +59,9 @@
     </w:p>
     <w:p>
       <w:pPr>
+        <w:pBdr>
+          <w:bottom w:val="single" w:sz="6" w:space="1" w:color="auto"/>
+        </w:pBdr>
         <w:spacing w:after="0" w:line="250" w:lineRule="exact"/>
         <w:contextualSpacing/>
         <w:rPr>
@@ -79,7 +82,11 @@
         </w:rPr>
         <w:t>Technical Strengths</w:t>
       </w:r>
-      <w:r>
+    </w:p>
+    <w:p>
+      <w:pPr>
+        <w:spacing w:after="0" w:line="250" w:lineRule="exact"/>
+        <w:contextualSpacing/>
         <w:rPr>
           <w:rFonts w:ascii="Times New Roman" w:hAnsi="Times New Roman" w:cs="Times New Roman"/>
           <w:b/>
@@ -87,8 +94,7 @@
           <w:sz w:val="28"/>
           <w:szCs w:val="28"/>
         </w:rPr>
-        <w:br/>
-      </w:r>
+      </w:pPr>
     </w:p>
     <w:tbl>
       <w:tblPr>
@@ -765,15 +771,12 @@
         </w:rPr>
         <w:t>JPMorgan Chase &amp; Co</w:t>
       </w:r>
-    </w:p>
-    <w:p>
-      <w:pPr>
-        <w:spacing w:after="0" w:line="250" w:lineRule="exact"/>
-        <w:contextualSpacing/>
-        <w:rPr>
-          <w:rFonts w:ascii="Times New Roman" w:hAnsi="Times New Roman" w:cs="Times New Roman"/>
-        </w:rPr>
-      </w:pPr>
+      <w:r>
+        <w:rPr>
+          <w:rFonts w:ascii="Times New Roman" w:hAnsi="Times New Roman" w:cs="Times New Roman"/>
+        </w:rPr>
+        <w:br/>
+      </w:r>
       <w:r>
         <w:rPr>
           <w:rFonts w:ascii="Times New Roman" w:hAnsi="Times New Roman" w:cs="Times New Roman"/>
@@ -1161,15 +1164,12 @@
         </w:rPr>
         <w:t xml:space="preserve"> Bank</w:t>
       </w:r>
-    </w:p>
-    <w:p>
-      <w:pPr>
-        <w:spacing w:after="0" w:line="250" w:lineRule="exact"/>
-        <w:contextualSpacing/>
-        <w:rPr>
-          <w:rFonts w:ascii="Times New Roman" w:hAnsi="Times New Roman" w:cs="Times New Roman"/>
-        </w:rPr>
-      </w:pPr>
+      <w:r>
+        <w:rPr>
+          <w:rFonts w:ascii="Times New Roman" w:hAnsi="Times New Roman" w:cs="Times New Roman"/>
+        </w:rPr>
+        <w:br/>
+      </w:r>
       <w:r>
         <w:rPr>
           <w:rFonts w:ascii="Times New Roman" w:hAnsi="Times New Roman" w:cs="Times New Roman"/>
@@ -1267,6 +1267,8 @@
     </w:p>
     <w:p>
       <w:pPr>
+        <w:spacing w:after="0" w:line="250" w:lineRule="exact"/>
+        <w:contextualSpacing/>
         <w:rPr>
           <w:rFonts w:ascii="Times New Roman" w:hAnsi="Times New Roman" w:cs="Times New Roman"/>
           <w:b/>
@@ -1283,48 +1285,8 @@
           <w:sz w:val="24"/>
           <w:szCs w:val="24"/>
         </w:rPr>
-        <w:br w:type="page"/>
-      </w:r>
-      <w:r>
-        <w:rPr>
-          <w:rFonts w:ascii="Times New Roman" w:hAnsi="Times New Roman" w:cs="Times New Roman"/>
-          <w:b/>
-          <w:bCs/>
-          <w:sz w:val="24"/>
-          <w:szCs w:val="24"/>
-        </w:rPr>
         <w:lastRenderedPageBreak/>
-        <w:t>U</w:t>
-      </w:r>
-      <w:r>
-        <w:rPr>
-          <w:rFonts w:ascii="Times New Roman" w:hAnsi="Times New Roman" w:cs="Times New Roman"/>
-          <w:b/>
-          <w:bCs/>
-          <w:sz w:val="24"/>
-          <w:szCs w:val="24"/>
-        </w:rPr>
-        <w:t>nited</w:t>
-      </w:r>
-      <w:r>
-        <w:rPr>
-          <w:rFonts w:ascii="Times New Roman" w:hAnsi="Times New Roman" w:cs="Times New Roman"/>
-          <w:b/>
-          <w:bCs/>
-          <w:sz w:val="24"/>
-          <w:szCs w:val="24"/>
-        </w:rPr>
-        <w:t xml:space="preserve"> Services</w:t>
-      </w:r>
-      <w:r>
-        <w:rPr>
-          <w:rFonts w:ascii="Times New Roman" w:hAnsi="Times New Roman" w:cs="Times New Roman"/>
-          <w:b/>
-          <w:bCs/>
-          <w:sz w:val="24"/>
-          <w:szCs w:val="24"/>
-        </w:rPr>
-        <w:t xml:space="preserve"> Automobile Association (USAA)</w:t>
+        <w:t>United Services Automobile Association (USAA)</w:t>
       </w:r>
     </w:p>
     <w:p>
@@ -2281,7 +2243,6 @@
         <w:rPr>
           <w:rFonts w:ascii="Times New Roman" w:hAnsi="Times New Roman" w:cs="Times New Roman"/>
         </w:rPr>
-        <w:lastRenderedPageBreak/>
         <w:t>Built a Jira Dashboard using Jira queries and filters that tracked my team's progress on resolving customer digital escalations. This was extremely effective in helping us stay on top of incoming issues, and helped us reduce our ticket backlog in a timely and efficient manner</w:t>
       </w:r>
     </w:p>
@@ -2301,6 +2262,7 @@
         <w:rPr>
           <w:rFonts w:ascii="Times New Roman" w:hAnsi="Times New Roman" w:cs="Times New Roman"/>
         </w:rPr>
+        <w:lastRenderedPageBreak/>
         <w:t>Migrated Jenkins build jobs from an on-prem Jenkins 1.x instance to a Jenkins 2.x instance running on AWS</w:t>
       </w:r>
     </w:p>
@@ -2443,16 +2405,14 @@
         <w:rPr>
           <w:rFonts w:ascii="Times New Roman" w:hAnsi="Times New Roman" w:cs="Times New Roman"/>
         </w:rPr>
-        <w:t xml:space="preserve">Reverse engineered a Java web application from a WAR file (created through an Ant build) into a </w:t>
-      </w:r>
-      <w:proofErr w:type="spellStart"/>
-      <w:r>
-        <w:rPr>
-          <w:rFonts w:ascii="Times New Roman" w:hAnsi="Times New Roman" w:cs="Times New Roman"/>
-        </w:rPr>
-        <w:t>mult</w:t>
-      </w:r>
-      <w:proofErr w:type="spellEnd"/>
+        <w:t>Reverse engineered a Java web application from a WAR file (created through an Ant build) into a mult</w:t>
+      </w:r>
+      <w:r>
+        <w:rPr>
+          <w:rFonts w:ascii="Times New Roman" w:hAnsi="Times New Roman" w:cs="Times New Roman"/>
+        </w:rPr>
+        <w:t>i</w:t>
+      </w:r>
       <w:r>
         <w:rPr>
           <w:rFonts w:ascii="Times New Roman" w:hAnsi="Times New Roman" w:cs="Times New Roman"/>
@@ -2678,7 +2638,7 @@
         <w:rPr>
           <w:rFonts w:ascii="Times New Roman" w:hAnsi="Times New Roman" w:cs="Times New Roman"/>
         </w:rPr>
-        <w:t>Onboarded new and existing applications to CI/CD Jenkins pipelines, and modified existing pipelines as needed • Worked in a development team to create and maintain a library of common test automation functions in Java</w:t>
+        <w:t>Onboarded new and existing applications to CI/CD Jenkins pipelines, and modified existing pipelines as needed</w:t>
       </w:r>
     </w:p>
     <w:p>
@@ -2697,7 +2657,7 @@
         <w:rPr>
           <w:rFonts w:ascii="Times New Roman" w:hAnsi="Times New Roman" w:cs="Times New Roman"/>
         </w:rPr>
-        <w:t>Migrated Java applications from Ant to Maven</w:t>
+        <w:t>Worked in a development team to create and maintain a library of common test automation functions in Java</w:t>
       </w:r>
     </w:p>
     <w:p>
@@ -2716,6 +2676,25 @@
         <w:rPr>
           <w:rFonts w:ascii="Times New Roman" w:hAnsi="Times New Roman" w:cs="Times New Roman"/>
         </w:rPr>
+        <w:t>Migrated Java applications from Ant to Maven</w:t>
+      </w:r>
+    </w:p>
+    <w:p>
+      <w:pPr>
+        <w:pStyle w:val="ListParagraph"/>
+        <w:numPr>
+          <w:ilvl w:val="0"/>
+          <w:numId w:val="4"/>
+        </w:numPr>
+        <w:spacing w:after="0" w:line="250" w:lineRule="exact"/>
+        <w:rPr>
+          <w:rFonts w:ascii="Times New Roman" w:hAnsi="Times New Roman" w:cs="Times New Roman"/>
+        </w:rPr>
+      </w:pPr>
+      <w:r>
+        <w:rPr>
+          <w:rFonts w:ascii="Times New Roman" w:hAnsi="Times New Roman" w:cs="Times New Roman"/>
+        </w:rPr>
         <w:t>Converted manual test cases into automated tests, and incorporated them into existing CI/CD pipelines</w:t>
       </w:r>
       <w:r>
@@ -3048,8 +3027,8 @@
           <w:rFonts w:ascii="Times New Roman" w:hAnsi="Times New Roman" w:cs="Times New Roman"/>
           <w:b/>
           <w:bCs/>
-          <w:sz w:val="24"/>
-          <w:szCs w:val="24"/>
+          <w:sz w:val="28"/>
+          <w:szCs w:val="28"/>
         </w:rPr>
       </w:pPr>
       <w:r>
@@ -3101,7 +3080,22 @@
         <w:rPr>
           <w:rFonts w:ascii="Times New Roman" w:hAnsi="Times New Roman" w:cs="Times New Roman"/>
         </w:rPr>
-        <w:t>Bachelor of Science | Computer Engineering | Arlington, TX</w:t>
+        <w:t>Bachelor of Science</w:t>
+      </w:r>
+    </w:p>
+    <w:p>
+      <w:pPr>
+        <w:spacing w:after="0" w:line="250" w:lineRule="exact"/>
+        <w:contextualSpacing/>
+        <w:rPr>
+          <w:rFonts w:ascii="Times New Roman" w:hAnsi="Times New Roman" w:cs="Times New Roman"/>
+        </w:rPr>
+      </w:pPr>
+      <w:r>
+        <w:rPr>
+          <w:rFonts w:ascii="Times New Roman" w:hAnsi="Times New Roman" w:cs="Times New Roman"/>
+        </w:rPr>
+        <w:t>Computer Engineering | Arlington, TX</w:t>
       </w:r>
       <w:r>
         <w:rPr>
@@ -3175,8 +3169,8 @@
       </w:r>
     </w:p>
     <w:sectPr>
-      <w:footerReference w:type="default" r:id="rId7"/>
-      <w:headerReference w:type="first" r:id="rId8"/>
+      <w:headerReference w:type="first" r:id="rId7"/>
+      <w:footerReference w:type="first" r:id="rId8"/>
       <w:pgSz w:w="12240" w:h="15840"/>
       <w:pgMar w:top="720" w:right="720" w:bottom="720" w:left="720" w:header="288" w:footer="144" w:gutter="0"/>
       <w:cols w:space="720"/>
@@ -3217,15 +3211,7 @@
   <w:tbl>
     <w:tblPr>
       <w:tblStyle w:val="TableGrid"/>
-      <w:tblW w:w="0" w:type="auto"/>
-      <w:tblBorders>
-        <w:top w:val="none" w:sz="0" w:space="0" w:color="auto"/>
-        <w:left w:val="none" w:sz="0" w:space="0" w:color="auto"/>
-        <w:bottom w:val="none" w:sz="0" w:space="0" w:color="auto"/>
-        <w:right w:val="none" w:sz="0" w:space="0" w:color="auto"/>
-        <w:insideH w:val="none" w:sz="0" w:space="0" w:color="auto"/>
-        <w:insideV w:val="none" w:sz="0" w:space="0" w:color="auto"/>
-      </w:tblBorders>
+      <w:tblW w:w="10070" w:type="dxa"/>
       <w:tblLook w:val="04A0" w:firstRow="1" w:lastRow="0" w:firstColumn="1" w:lastColumn="0" w:noHBand="0" w:noVBand="1"/>
     </w:tblPr>
     <w:tblGrid>
@@ -3236,17 +3222,15 @@
       <w:tc>
         <w:tcPr>
           <w:tcW w:w="5035" w:type="dxa"/>
+          <w:vAlign w:val="bottom"/>
         </w:tcPr>
         <w:p>
           <w:pPr>
-            <w:spacing w:after="160" w:line="259" w:lineRule="auto"/>
+            <w:pStyle w:val="Footer"/>
             <w:jc w:val="center"/>
           </w:pPr>
           <w:r>
-            <w:br/>
-          </w:r>
-          <w:r>
-            <w:t xml:space="preserve"> Website: </w:t>
+            <w:t xml:space="preserve">Website: </w:t>
           </w:r>
           <w:hyperlink r:id="rId1" w:history="1">
             <w:r>
@@ -3261,15 +3245,13 @@
       <w:tc>
         <w:tcPr>
           <w:tcW w:w="5035" w:type="dxa"/>
+          <w:vAlign w:val="bottom"/>
         </w:tcPr>
         <w:p>
           <w:pPr>
             <w:pStyle w:val="Footer"/>
             <w:jc w:val="center"/>
           </w:pPr>
-          <w:r>
-            <w:br/>
-          </w:r>
           <w:r>
             <w:t xml:space="preserve">Email: </w:t>
           </w:r>

--- a/docs/Billy_Haile-Mariam_Resume.docx
+++ b/docs/Billy_Haile-Mariam_Resume.docx
@@ -1268,13 +1268,8 @@
     <w:p>
       <w:pPr>
         <w:spacing w:after="0" w:line="250" w:lineRule="exact"/>
-        <w:contextualSpacing/>
-        <w:rPr>
-          <w:rFonts w:ascii="Times New Roman" w:hAnsi="Times New Roman" w:cs="Times New Roman"/>
-          <w:b/>
-          <w:bCs/>
-          <w:sz w:val="24"/>
-          <w:szCs w:val="24"/>
+        <w:rPr>
+          <w:rFonts w:ascii="Times New Roman" w:hAnsi="Times New Roman" w:cs="Times New Roman"/>
         </w:rPr>
       </w:pPr>
       <w:r>
@@ -1550,21 +1545,19 @@
         <w:rPr>
           <w:rFonts w:ascii="Times New Roman" w:hAnsi="Times New Roman" w:cs="Times New Roman"/>
         </w:rPr>
-        <w:t xml:space="preserve"> Java JBoss, Apache Kafka, Docker, </w:t>
-      </w:r>
-      <w:proofErr w:type="spellStart"/>
-      <w:r>
-        <w:rPr>
-          <w:rFonts w:ascii="Times New Roman" w:hAnsi="Times New Roman" w:cs="Times New Roman"/>
-        </w:rPr>
-        <w:t>Redhat</w:t>
-      </w:r>
-      <w:proofErr w:type="spellEnd"/>
-      <w:r>
-        <w:rPr>
-          <w:rFonts w:ascii="Times New Roman" w:hAnsi="Times New Roman" w:cs="Times New Roman"/>
-        </w:rPr>
-        <w:t xml:space="preserve"> OpenShift, IBM DB2, Linux, Splunk, Kibana, and Prometheus</w:t>
+        <w:t xml:space="preserve"> Java JBoss, Apache Kafka, Docker, Red</w:t>
+      </w:r>
+      <w:r>
+        <w:rPr>
+          <w:rFonts w:ascii="Times New Roman" w:hAnsi="Times New Roman" w:cs="Times New Roman"/>
+        </w:rPr>
+        <w:t xml:space="preserve"> H</w:t>
+      </w:r>
+      <w:r>
+        <w:rPr>
+          <w:rFonts w:ascii="Times New Roman" w:hAnsi="Times New Roman" w:cs="Times New Roman"/>
+        </w:rPr>
+        <w:t>at OpenShift, IBM DB2, Linux, Splunk, Kibana, and Prometheus</w:t>
       </w:r>
     </w:p>
     <w:p>
@@ -1814,7 +1807,7 @@
         <w:rPr>
           <w:rFonts w:ascii="Times New Roman" w:hAnsi="Times New Roman" w:cs="Times New Roman"/>
         </w:rPr>
-        <w:t>Worked in a development team that was responsible for the creation and deployment of an internal tool that tracks the migration status of service accounts as they move from a legacy system to Cyber Ark</w:t>
+        <w:t>Worked in a development team that was responsible for the creation and deployment of an internal tool that tracks the migration status of service accounts as they move from a legacy system to CyberArk</w:t>
       </w:r>
       <w:r>
         <w:rPr>
@@ -1925,7 +1918,7 @@
         <w:rPr>
           <w:rFonts w:ascii="Times New Roman" w:hAnsi="Times New Roman" w:cs="Times New Roman"/>
         </w:rPr>
-        <w:t>Worked on the back end of a distributed system that utilized technologies such as Java, Spring Boot, Axon/CQRS, Docker, Kafka, Hystrix, and AWS to build micro-services and RESTful APIs</w:t>
+        <w:t>Worked on the back end of a distributed system that utilized technologies such as Java, Spring Boot, Axon/CQRS, Docker, Kafka, Hystrix, and AWS to build microservices and RESTful APIs</w:t>
       </w:r>
     </w:p>
     <w:p>
@@ -2015,7 +2008,31 @@
         <w:rPr>
           <w:rFonts w:ascii="Times New Roman" w:hAnsi="Times New Roman" w:cs="Times New Roman"/>
         </w:rPr>
-        <w:t>Built custom swagger meta-annotations to increase code-reuse and standardize API documentation</w:t>
+        <w:t xml:space="preserve">Built custom </w:t>
+      </w:r>
+      <w:r>
+        <w:rPr>
+          <w:rFonts w:ascii="Times New Roman" w:hAnsi="Times New Roman" w:cs="Times New Roman"/>
+        </w:rPr>
+        <w:t>S</w:t>
+      </w:r>
+      <w:r>
+        <w:rPr>
+          <w:rFonts w:ascii="Times New Roman" w:hAnsi="Times New Roman" w:cs="Times New Roman"/>
+        </w:rPr>
+        <w:t>wagger meta-annotations to increase code</w:t>
+      </w:r>
+      <w:r>
+        <w:rPr>
+          <w:rFonts w:ascii="Times New Roman" w:hAnsi="Times New Roman" w:cs="Times New Roman"/>
+        </w:rPr>
+        <w:t xml:space="preserve"> </w:t>
+      </w:r>
+      <w:r>
+        <w:rPr>
+          <w:rFonts w:ascii="Times New Roman" w:hAnsi="Times New Roman" w:cs="Times New Roman"/>
+        </w:rPr>
+        <w:t>reuse and standardize API documentation</w:t>
       </w:r>
     </w:p>
     <w:p>
@@ -2034,7 +2051,7 @@
         <w:rPr>
           <w:rFonts w:ascii="Times New Roman" w:hAnsi="Times New Roman" w:cs="Times New Roman"/>
         </w:rPr>
-        <w:t>On-boarded teams of developers to the back end of the project by creating technical documentation and leading a workshop where we discussed all relevant information required to start contributing to the project</w:t>
+        <w:t>Onboarded teams of developers to the back end of the project by creating technical documentation and leading a workshop where we discussed all relevant information required to start contributing to the project</w:t>
       </w:r>
     </w:p>
     <w:p>
@@ -2125,21 +2142,19 @@
         <w:rPr>
           <w:rFonts w:ascii="Times New Roman" w:hAnsi="Times New Roman" w:cs="Times New Roman"/>
         </w:rPr>
-        <w:t xml:space="preserve">Designed and implemented a testing solution that involved wrapping a Spring Boot application around existing Selenium/Cucumber test automation and exposing it as a set of RESTful web services and a custom </w:t>
-      </w:r>
-      <w:proofErr w:type="spellStart"/>
-      <w:r>
-        <w:rPr>
-          <w:rFonts w:ascii="Times New Roman" w:hAnsi="Times New Roman" w:cs="Times New Roman"/>
-        </w:rPr>
-        <w:t>SwaggerUI</w:t>
-      </w:r>
-      <w:proofErr w:type="spellEnd"/>
-      <w:r>
-        <w:rPr>
-          <w:rFonts w:ascii="Times New Roman" w:hAnsi="Times New Roman" w:cs="Times New Roman"/>
-        </w:rPr>
-        <w:t xml:space="preserve"> interface. The application was then </w:t>
+        <w:t>Designed and implemented a testing solution that involved wrapping a Spring Boot application around existing Selenium/Cucumber test automation and exposing it as a set of RESTful web services and a custom Swagger</w:t>
+      </w:r>
+      <w:r>
+        <w:rPr>
+          <w:rFonts w:ascii="Times New Roman" w:hAnsi="Times New Roman" w:cs="Times New Roman"/>
+        </w:rPr>
+        <w:t xml:space="preserve"> </w:t>
+      </w:r>
+      <w:r>
+        <w:rPr>
+          <w:rFonts w:ascii="Times New Roman" w:hAnsi="Times New Roman" w:cs="Times New Roman"/>
+        </w:rPr>
+        <w:t xml:space="preserve">UI interface. The application was then </w:t>
       </w:r>
       <w:proofErr w:type="spellStart"/>
       <w:r>
@@ -2186,7 +2201,31 @@
         <w:rPr>
           <w:rFonts w:ascii="Times New Roman" w:hAnsi="Times New Roman" w:cs="Times New Roman"/>
         </w:rPr>
-        <w:t>Refactored and added new features to an internal application that tracks the progress of home loans as they move from the originations to servicing department. Angular Front end with a Java/Spring Back end</w:t>
+        <w:t xml:space="preserve">Refactored and added new features to an internal application that tracks the progress of home loans as they move from the originations to servicing department. Angular </w:t>
+      </w:r>
+      <w:r>
+        <w:rPr>
+          <w:rFonts w:ascii="Times New Roman" w:hAnsi="Times New Roman" w:cs="Times New Roman"/>
+        </w:rPr>
+        <w:t>f</w:t>
+      </w:r>
+      <w:r>
+        <w:rPr>
+          <w:rFonts w:ascii="Times New Roman" w:hAnsi="Times New Roman" w:cs="Times New Roman"/>
+        </w:rPr>
+        <w:t xml:space="preserve">rontend with a Java/Spring </w:t>
+      </w:r>
+      <w:r>
+        <w:rPr>
+          <w:rFonts w:ascii="Times New Roman" w:hAnsi="Times New Roman" w:cs="Times New Roman"/>
+        </w:rPr>
+        <w:t>b</w:t>
+      </w:r>
+      <w:r>
+        <w:rPr>
+          <w:rFonts w:ascii="Times New Roman" w:hAnsi="Times New Roman" w:cs="Times New Roman"/>
+        </w:rPr>
+        <w:t>ackend</w:t>
       </w:r>
     </w:p>
     <w:p>
@@ -2248,73 +2287,12 @@
     </w:p>
     <w:p>
       <w:pPr>
-        <w:pStyle w:val="ListParagraph"/>
-        <w:numPr>
-          <w:ilvl w:val="0"/>
-          <w:numId w:val="2"/>
-        </w:numPr>
-        <w:spacing w:after="0" w:line="250" w:lineRule="exact"/>
-        <w:rPr>
-          <w:rFonts w:ascii="Times New Roman" w:hAnsi="Times New Roman" w:cs="Times New Roman"/>
-        </w:rPr>
-      </w:pPr>
-      <w:r>
-        <w:rPr>
-          <w:rFonts w:ascii="Times New Roman" w:hAnsi="Times New Roman" w:cs="Times New Roman"/>
-        </w:rPr>
-        <w:lastRenderedPageBreak/>
-        <w:t>Migrated Jenkins build jobs from an on-prem Jenkins 1.x instance to a Jenkins 2.x instance running on AWS</w:t>
-      </w:r>
-    </w:p>
-    <w:p>
-      <w:pPr>
-        <w:pStyle w:val="ListParagraph"/>
-        <w:numPr>
-          <w:ilvl w:val="0"/>
-          <w:numId w:val="2"/>
-        </w:numPr>
-        <w:spacing w:after="0" w:line="250" w:lineRule="exact"/>
-        <w:rPr>
-          <w:rFonts w:ascii="Times New Roman" w:hAnsi="Times New Roman" w:cs="Times New Roman"/>
-        </w:rPr>
-      </w:pPr>
-      <w:r>
-        <w:rPr>
-          <w:rFonts w:ascii="Times New Roman" w:hAnsi="Times New Roman" w:cs="Times New Roman"/>
-        </w:rPr>
-        <w:t xml:space="preserve">Utilized GitHub, Jenkins, and </w:t>
-      </w:r>
-      <w:proofErr w:type="spellStart"/>
-      <w:r>
-        <w:rPr>
-          <w:rFonts w:ascii="Times New Roman" w:hAnsi="Times New Roman" w:cs="Times New Roman"/>
-        </w:rPr>
-        <w:t>cURL</w:t>
-      </w:r>
-      <w:proofErr w:type="spellEnd"/>
-      <w:r>
-        <w:rPr>
-          <w:rFonts w:ascii="Times New Roman" w:hAnsi="Times New Roman" w:cs="Times New Roman"/>
-        </w:rPr>
-        <w:t xml:space="preserve"> to automate part of our QA and Production deployments to AWS</w:t>
-      </w:r>
-    </w:p>
-    <w:p>
-      <w:pPr>
         <w:spacing w:after="0" w:line="250" w:lineRule="exact"/>
         <w:contextualSpacing/>
         <w:rPr>
           <w:rFonts w:ascii="Times New Roman" w:hAnsi="Times New Roman" w:cs="Times New Roman"/>
         </w:rPr>
       </w:pPr>
-      <w:r>
-        <w:rPr>
-          <w:rFonts w:ascii="Times New Roman" w:hAnsi="Times New Roman" w:cs="Times New Roman"/>
-          <w:b/>
-          <w:bCs/>
-        </w:rPr>
-        <w:br/>
-      </w:r>
       <w:r>
         <w:rPr>
           <w:rFonts w:ascii="Times New Roman" w:hAnsi="Times New Roman" w:cs="Times New Roman"/>
@@ -2323,6 +2301,7 @@
           <w:sz w:val="24"/>
           <w:szCs w:val="24"/>
         </w:rPr>
+        <w:lastRenderedPageBreak/>
         <w:t>Fidelity Investments</w:t>
       </w:r>
       <w:r>
@@ -3169,10 +3148,12 @@
       </w:r>
     </w:p>
     <w:sectPr>
-      <w:headerReference w:type="first" r:id="rId7"/>
-      <w:footerReference w:type="first" r:id="rId8"/>
+      <w:footerReference w:type="even" r:id="rId7"/>
+      <w:footerReference w:type="default" r:id="rId8"/>
+      <w:headerReference w:type="first" r:id="rId9"/>
       <w:pgSz w:w="12240" w:h="15840"/>
       <w:pgMar w:top="720" w:right="720" w:bottom="720" w:left="720" w:header="288" w:footer="144" w:gutter="0"/>
+      <w:pgNumType w:start="1"/>
       <w:cols w:space="720"/>
       <w:titlePg/>
       <w:docGrid w:linePitch="360"/>
@@ -3208,68 +3189,122 @@
 
 <file path=word/footer1.xml><?xml version="1.0" encoding="utf-8"?>
 <w:ftr xmlns:wpc="http://schemas.microsoft.com/office/word/2010/wordprocessingCanvas" xmlns:cx="http://schemas.microsoft.com/office/drawing/2014/chartex" xmlns:cx1="http://schemas.microsoft.com/office/drawing/2015/9/8/chartex" xmlns:cx2="http://schemas.microsoft.com/office/drawing/2015/10/21/chartex" xmlns:cx3="http://schemas.microsoft.com/office/drawing/2016/5/9/chartex" xmlns:cx4="http://schemas.microsoft.com/office/drawing/2016/5/10/chartex" xmlns:cx5="http://schemas.microsoft.com/office/drawing/2016/5/11/chartex" xmlns:cx6="http://schemas.microsoft.com/office/drawing/2016/5/12/chartex" xmlns:cx7="http://schemas.microsoft.com/office/drawing/2016/5/13/chartex" xmlns:cx8="http://schemas.microsoft.com/office/drawing/2016/5/14/chartex" xmlns:mc="http://schemas.openxmlformats.org/markup-compatibility/2006" xmlns:m="http://schemas.openxmlformats.org/officeDocument/2006/math" xmlns:aink="http://schemas.microsoft.com/office/drawing/2016/ink" xmlns:am3d="http://schemas.microsoft.com/office/drawing/2017/model3d" xmlns:oel="http://schemas.microsoft.com/office/2019/extlst" xmlns:r="http://schemas.openxmlformats.org/officeDocument/2006/relationships" xmlns:wp14="http://schemas.microsoft.com/office/word/2010/wordprocessingDrawing" xmlns:wp="http://schemas.openxmlformats.org/drawingml/2006/wordprocessingDrawing" xmlns:wpg="http://schemas.microsoft.com/office/word/2010/wordprocessingGroup" xmlns:wpi="http://schemas.microsoft.com/office/word/2010/wordprocessingInk" xmlns:wps="http://schemas.microsoft.com/office/word/2010/wordprocessingShape" xmlns:o="urn:schemas-microsoft-com:office:office" xmlns:v="urn:schemas-microsoft-com:vml" xmlns:w10="urn:schemas-microsoft-com:office:word" xmlns:w="http://schemas.openxmlformats.org/wordprocessingml/2006/main" xmlns:w14="http://schemas.microsoft.com/office/word/2010/wordml" xmlns:w15="http://schemas.microsoft.com/office/word/2012/wordml" xmlns:w16cex="http://schemas.microsoft.com/office/word/2018/wordml/cex" xmlns:w16cid="http://schemas.microsoft.com/office/word/2016/wordml/cid" xmlns:w16="http://schemas.microsoft.com/office/word/2018/wordml" xmlns:w16sdtdh="http://schemas.microsoft.com/office/word/2020/wordml/sdtdatahash" xmlns:w16sdtfl="http://schemas.microsoft.com/office/word/2024/wordml/sdtformatlock" xmlns:w16se="http://schemas.microsoft.com/office/word/2015/wordml/symex" xmlns:w16du="http://schemas.microsoft.com/office/word/2023/wordml/word16du" xmlns:wne="http://schemas.microsoft.com/office/word/2006/wordml" mc:Ignorable="w14 w15 w16se w16cid w16 w16cex w16sdtdh w16sdtfl w16du wp14">
-  <w:tbl>
-    <w:tblPr>
-      <w:tblStyle w:val="TableGrid"/>
-      <w:tblW w:w="10070" w:type="dxa"/>
-      <w:tblLook w:val="04A0" w:firstRow="1" w:lastRow="0" w:firstColumn="1" w:lastColumn="0" w:noHBand="0" w:noVBand="1"/>
-    </w:tblPr>
-    <w:tblGrid>
-      <w:gridCol w:w="5035"/>
-      <w:gridCol w:w="5035"/>
-    </w:tblGrid>
-    <w:tr>
-      <w:tc>
-        <w:tcPr>
-          <w:tcW w:w="5035" w:type="dxa"/>
-          <w:vAlign w:val="bottom"/>
-        </w:tcPr>
-        <w:p>
-          <w:pPr>
-            <w:pStyle w:val="Footer"/>
-            <w:jc w:val="center"/>
-          </w:pPr>
-          <w:r>
-            <w:t xml:space="preserve">Website: </w:t>
-          </w:r>
-          <w:hyperlink r:id="rId1" w:history="1">
-            <w:r>
-              <w:rPr>
-                <w:rStyle w:val="Hyperlink"/>
-              </w:rPr>
-              <w:t>belachewhm.github.io</w:t>
-            </w:r>
-          </w:hyperlink>
-        </w:p>
-      </w:tc>
-      <w:tc>
-        <w:tcPr>
-          <w:tcW w:w="5035" w:type="dxa"/>
-          <w:vAlign w:val="bottom"/>
-        </w:tcPr>
-        <w:p>
-          <w:pPr>
-            <w:pStyle w:val="Footer"/>
-            <w:jc w:val="center"/>
-          </w:pPr>
-          <w:r>
-            <w:t xml:space="preserve">Email: </w:t>
-          </w:r>
-          <w:hyperlink r:id="rId2" w:history="1">
-            <w:r>
-              <w:rPr>
-                <w:rStyle w:val="Hyperlink"/>
-              </w:rPr>
-              <w:t>belachewhm@gmail.com</w:t>
-            </w:r>
-          </w:hyperlink>
-        </w:p>
-      </w:tc>
-    </w:tr>
-  </w:tbl>
+  <w:sdt>
+    <w:sdtPr>
+      <w:rPr>
+        <w:rStyle w:val="PageNumber"/>
+      </w:rPr>
+      <w:id w:val="1011419918"/>
+      <w:docPartObj>
+        <w:docPartGallery w:val="Page Numbers (Bottom of Page)"/>
+        <w:docPartUnique/>
+      </w:docPartObj>
+    </w:sdtPr>
+    <w:sdtContent>
+      <w:p>
+        <w:pPr>
+          <w:pStyle w:val="Footer"/>
+          <w:framePr w:wrap="none" w:vAnchor="text" w:hAnchor="margin" w:xAlign="right" w:y="1"/>
+          <w:rPr>
+            <w:rStyle w:val="PageNumber"/>
+          </w:rPr>
+        </w:pPr>
+        <w:r>
+          <w:rPr>
+            <w:rStyle w:val="PageNumber"/>
+          </w:rPr>
+          <w:fldChar w:fldCharType="begin"/>
+        </w:r>
+        <w:r>
+          <w:rPr>
+            <w:rStyle w:val="PageNumber"/>
+          </w:rPr>
+          <w:instrText xml:space="preserve"> PAGE </w:instrText>
+        </w:r>
+        <w:r>
+          <w:rPr>
+            <w:rStyle w:val="PageNumber"/>
+          </w:rPr>
+          <w:fldChar w:fldCharType="separate"/>
+        </w:r>
+        <w:r>
+          <w:rPr>
+            <w:rStyle w:val="PageNumber"/>
+          </w:rPr>
+          <w:fldChar w:fldCharType="end"/>
+        </w:r>
+      </w:p>
+    </w:sdtContent>
+  </w:sdt>
   <w:p>
     <w:pPr>
       <w:pStyle w:val="Footer"/>
+      <w:ind w:right="360"/>
+    </w:pPr>
+  </w:p>
+</w:ftr>
+</file>
+
+<file path=word/footer2.xml><?xml version="1.0" encoding="utf-8"?>
+<w:ftr xmlns:wpc="http://schemas.microsoft.com/office/word/2010/wordprocessingCanvas" xmlns:cx="http://schemas.microsoft.com/office/drawing/2014/chartex" xmlns:cx1="http://schemas.microsoft.com/office/drawing/2015/9/8/chartex" xmlns:cx2="http://schemas.microsoft.com/office/drawing/2015/10/21/chartex" xmlns:cx3="http://schemas.microsoft.com/office/drawing/2016/5/9/chartex" xmlns:cx4="http://schemas.microsoft.com/office/drawing/2016/5/10/chartex" xmlns:cx5="http://schemas.microsoft.com/office/drawing/2016/5/11/chartex" xmlns:cx6="http://schemas.microsoft.com/office/drawing/2016/5/12/chartex" xmlns:cx7="http://schemas.microsoft.com/office/drawing/2016/5/13/chartex" xmlns:cx8="http://schemas.microsoft.com/office/drawing/2016/5/14/chartex" xmlns:mc="http://schemas.openxmlformats.org/markup-compatibility/2006" xmlns:m="http://schemas.openxmlformats.org/officeDocument/2006/math" xmlns:aink="http://schemas.microsoft.com/office/drawing/2016/ink" xmlns:am3d="http://schemas.microsoft.com/office/drawing/2017/model3d" xmlns:oel="http://schemas.microsoft.com/office/2019/extlst" xmlns:r="http://schemas.openxmlformats.org/officeDocument/2006/relationships" xmlns:wp14="http://schemas.microsoft.com/office/word/2010/wordprocessingDrawing" xmlns:wp="http://schemas.openxmlformats.org/drawingml/2006/wordprocessingDrawing" xmlns:wpg="http://schemas.microsoft.com/office/word/2010/wordprocessingGroup" xmlns:wpi="http://schemas.microsoft.com/office/word/2010/wordprocessingInk" xmlns:wps="http://schemas.microsoft.com/office/word/2010/wordprocessingShape" xmlns:o="urn:schemas-microsoft-com:office:office" xmlns:v="urn:schemas-microsoft-com:vml" xmlns:w10="urn:schemas-microsoft-com:office:word" xmlns:w="http://schemas.openxmlformats.org/wordprocessingml/2006/main" xmlns:w14="http://schemas.microsoft.com/office/word/2010/wordml" xmlns:w15="http://schemas.microsoft.com/office/word/2012/wordml" xmlns:w16cex="http://schemas.microsoft.com/office/word/2018/wordml/cex" xmlns:w16cid="http://schemas.microsoft.com/office/word/2016/wordml/cid" xmlns:w16="http://schemas.microsoft.com/office/word/2018/wordml" xmlns:w16sdtdh="http://schemas.microsoft.com/office/word/2020/wordml/sdtdatahash" xmlns:w16sdtfl="http://schemas.microsoft.com/office/word/2024/wordml/sdtformatlock" xmlns:w16se="http://schemas.microsoft.com/office/word/2015/wordml/symex" xmlns:w16du="http://schemas.microsoft.com/office/word/2023/wordml/word16du" xmlns:wne="http://schemas.microsoft.com/office/word/2006/wordml" mc:Ignorable="w14 w15 w16se w16cid w16 w16cex w16sdtdh w16sdtfl w16du wp14">
+  <w:sdt>
+    <w:sdtPr>
+      <w:rPr>
+        <w:rStyle w:val="PageNumber"/>
+      </w:rPr>
+      <w:id w:val="644008082"/>
+      <w:docPartObj>
+        <w:docPartGallery w:val="Page Numbers (Bottom of Page)"/>
+        <w:docPartUnique/>
+      </w:docPartObj>
+    </w:sdtPr>
+    <w:sdtContent>
+      <w:p>
+        <w:pPr>
+          <w:pStyle w:val="Footer"/>
+          <w:framePr w:wrap="none" w:vAnchor="text" w:hAnchor="margin" w:xAlign="right" w:y="1"/>
+          <w:rPr>
+            <w:rStyle w:val="PageNumber"/>
+          </w:rPr>
+        </w:pPr>
+        <w:r>
+          <w:rPr>
+            <w:rStyle w:val="PageNumber"/>
+          </w:rPr>
+          <w:fldChar w:fldCharType="begin"/>
+        </w:r>
+        <w:r>
+          <w:rPr>
+            <w:rStyle w:val="PageNumber"/>
+          </w:rPr>
+          <w:instrText xml:space="preserve"> PAGE </w:instrText>
+        </w:r>
+        <w:r>
+          <w:rPr>
+            <w:rStyle w:val="PageNumber"/>
+          </w:rPr>
+          <w:fldChar w:fldCharType="separate"/>
+        </w:r>
+        <w:r>
+          <w:rPr>
+            <w:rStyle w:val="PageNumber"/>
+            <w:noProof/>
+          </w:rPr>
+          <w:t>2</w:t>
+        </w:r>
+        <w:r>
+          <w:rPr>
+            <w:rStyle w:val="PageNumber"/>
+          </w:rPr>
+          <w:fldChar w:fldCharType="end"/>
+        </w:r>
+      </w:p>
+    </w:sdtContent>
+  </w:sdt>
+  <w:p>
+    <w:pPr>
+      <w:pStyle w:val="Footer"/>
+      <w:ind w:right="360"/>
     </w:pPr>
   </w:p>
 </w:ftr>
@@ -3305,7 +3340,7 @@
   <w:tbl>
     <w:tblPr>
       <w:tblStyle w:val="TableGrid"/>
-      <w:tblW w:w="10255" w:type="dxa"/>
+      <w:tblW w:w="10790" w:type="dxa"/>
       <w:jc w:val="center"/>
       <w:tblBorders>
         <w:top w:val="none" w:sz="0" w:space="0" w:color="auto"/>
@@ -3318,8 +3353,9 @@
       <w:tblLook w:val="04A0" w:firstRow="1" w:lastRow="0" w:firstColumn="1" w:lastColumn="0" w:noHBand="0" w:noVBand="1"/>
     </w:tblPr>
     <w:tblGrid>
-      <w:gridCol w:w="5400"/>
-      <w:gridCol w:w="4855"/>
+      <w:gridCol w:w="3929"/>
+      <w:gridCol w:w="4374"/>
+      <w:gridCol w:w="2487"/>
     </w:tblGrid>
     <w:tr>
       <w:trPr>
@@ -3327,7 +3363,7 @@
       </w:trPr>
       <w:tc>
         <w:tcPr>
-          <w:tcW w:w="5400" w:type="dxa"/>
+          <w:tcW w:w="3955" w:type="dxa"/>
           <w:vAlign w:val="center"/>
         </w:tcPr>
         <w:p>
@@ -3365,7 +3401,7 @@
       </w:tc>
       <w:tc>
         <w:tcPr>
-          <w:tcW w:w="4855" w:type="dxa"/>
+          <w:tcW w:w="4410" w:type="dxa"/>
           <w:vAlign w:val="center"/>
         </w:tcPr>
         <w:p>
@@ -3395,6 +3431,42 @@
           <w:r>
             <w:t>Distributed Systems &amp; Enterprise Platforms</w:t>
           </w:r>
+        </w:p>
+      </w:tc>
+      <w:tc>
+        <w:tcPr>
+          <w:tcW w:w="2425" w:type="dxa"/>
+          <w:vAlign w:val="center"/>
+        </w:tcPr>
+        <w:p>
+          <w:pPr>
+            <w:jc w:val="center"/>
+          </w:pPr>
+          <w:hyperlink r:id="rId1" w:history="1">
+            <w:r>
+              <w:rPr>
+                <w:rStyle w:val="Hyperlink"/>
+              </w:rPr>
+              <w:t>belachewhm.github.io</w:t>
+            </w:r>
+          </w:hyperlink>
+        </w:p>
+        <w:p>
+          <w:pPr>
+            <w:jc w:val="center"/>
+            <w:rPr>
+              <w:sz w:val="32"/>
+              <w:szCs w:val="32"/>
+            </w:rPr>
+          </w:pPr>
+          <w:hyperlink r:id="rId2" w:history="1">
+            <w:r>
+              <w:rPr>
+                <w:rStyle w:val="Hyperlink"/>
+              </w:rPr>
+              <w:t>belachewhm@gmail.com</w:t>
+            </w:r>
+          </w:hyperlink>
         </w:p>
       </w:tc>
     </w:tr>
@@ -5918,6 +5990,14 @@
       <w:u w:val="single"/>
     </w:rPr>
   </w:style>
+  <w:style w:type="character" w:styleId="PageNumber">
+    <w:name w:val="page number"/>
+    <w:basedOn w:val="DefaultParagraphFont"/>
+    <w:uiPriority w:val="99"/>
+    <w:semiHidden/>
+    <w:unhideWhenUsed/>
+    <w:rsid w:val="007D421F"/>
+  </w:style>
 </w:styles>
 </file>
 

--- a/docs/Billy_Haile-Mariam_Resume.docx
+++ b/docs/Billy_Haile-Mariam_Resume.docx
@@ -27,6 +27,15 @@
         </w:rPr>
         <w:t>Summary</w:t>
       </w:r>
+    </w:p>
+    <w:p>
+      <w:pPr>
+        <w:spacing w:after="0" w:line="250" w:lineRule="exact"/>
+        <w:contextualSpacing/>
+        <w:rPr>
+          <w:rFonts w:ascii="Times New Roman" w:hAnsi="Times New Roman" w:cs="Times New Roman"/>
+        </w:rPr>
+      </w:pPr>
     </w:p>
     <w:p>
       <w:pPr>
@@ -761,6 +770,15 @@
           <w:szCs w:val="24"/>
         </w:rPr>
       </w:pPr>
+    </w:p>
+    <w:p>
+      <w:pPr>
+        <w:spacing w:after="0" w:line="250" w:lineRule="exact"/>
+        <w:contextualSpacing/>
+        <w:rPr>
+          <w:rFonts w:ascii="Times New Roman" w:hAnsi="Times New Roman" w:cs="Times New Roman"/>
+        </w:rPr>
+      </w:pPr>
       <w:r>
         <w:rPr>
           <w:rFonts w:ascii="Times New Roman" w:hAnsi="Times New Roman" w:cs="Times New Roman"/>
@@ -812,19 +830,33 @@
         <w:spacing w:after="0" w:line="250" w:lineRule="exact"/>
         <w:rPr>
           <w:rFonts w:ascii="Times New Roman" w:hAnsi="Times New Roman" w:cs="Times New Roman"/>
-        </w:rPr>
-      </w:pPr>
-      <w:r>
-        <w:rPr>
-          <w:rFonts w:ascii="Times New Roman" w:hAnsi="Times New Roman" w:cs="Times New Roman"/>
-        </w:rPr>
-        <w:t>Champion</w:t>
-      </w:r>
-      <w:r>
-        <w:rPr>
-          <w:rFonts w:ascii="Times New Roman" w:hAnsi="Times New Roman" w:cs="Times New Roman"/>
-        </w:rPr>
-        <w:t xml:space="preserve"> JPMorgan Chase’s firmwide open-source governance strategy within the Office of the CTO, helping enable safe, scalable, and compliant open-source adoption across the enterprise</w:t>
+          <w:sz w:val="24"/>
+          <w:szCs w:val="24"/>
+        </w:rPr>
+      </w:pPr>
+      <w:r>
+        <w:rPr>
+          <w:rFonts w:ascii="Times New Roman" w:hAnsi="Times New Roman" w:cs="Times New Roman"/>
+          <w:sz w:val="24"/>
+          <w:szCs w:val="24"/>
+        </w:rPr>
+        <w:t>Serv</w:t>
+      </w:r>
+      <w:r>
+        <w:rPr>
+          <w:rFonts w:ascii="Times New Roman" w:hAnsi="Times New Roman" w:cs="Times New Roman"/>
+          <w:sz w:val="24"/>
+          <w:szCs w:val="24"/>
+        </w:rPr>
+        <w:t>ing</w:t>
+      </w:r>
+      <w:r>
+        <w:rPr>
+          <w:rFonts w:ascii="Times New Roman" w:hAnsi="Times New Roman" w:cs="Times New Roman"/>
+          <w:sz w:val="24"/>
+          <w:szCs w:val="24"/>
+        </w:rPr>
+        <w:t xml:space="preserve"> as Engineering Lead and Application Owner for a Tier 1, business-critical platform responsible for providing enterprise-wide artifact metadata across JPMorgan Chase, with end-to-end accountability for architecture, engineering delivery, production reliability, operational risk, and long-term technical strategy</w:t>
       </w:r>
     </w:p>
     <w:p>
@@ -843,13 +875,13 @@
         <w:rPr>
           <w:rFonts w:ascii="Times New Roman" w:hAnsi="Times New Roman" w:cs="Times New Roman"/>
         </w:rPr>
-        <w:t>Drive and operationalize the technical strategy for</w:t>
-      </w:r>
-      <w:r>
-        <w:rPr>
-          <w:rFonts w:ascii="Times New Roman" w:hAnsi="Times New Roman" w:cs="Times New Roman"/>
-        </w:rPr>
-        <w:t xml:space="preserve"> the Head of Open-Source Governance and Chief Open-Source Officer on firmwide open-source initiatives</w:t>
+        <w:t>Champion</w:t>
+      </w:r>
+      <w:r>
+        <w:rPr>
+          <w:rFonts w:ascii="Times New Roman" w:hAnsi="Times New Roman" w:cs="Times New Roman"/>
+        </w:rPr>
+        <w:t xml:space="preserve"> JPMorgan Chase’s firmwide open-source governance strategy within the Office of the CTO, helping enable safe, scalable, and compliant open-source adoption across the enterprise</w:t>
       </w:r>
     </w:p>
     <w:p>
@@ -868,7 +900,25 @@
         <w:rPr>
           <w:rFonts w:ascii="Times New Roman" w:hAnsi="Times New Roman" w:cs="Times New Roman"/>
         </w:rPr>
-        <w:t>Partner with engineering organizations across JPMorgan Chase to translate enterprise open-source controls into scalable workflows that reduce developer friction while maintaining cybersecurity and compliance requirements</w:t>
+        <w:t>Driv</w:t>
+      </w:r>
+      <w:r>
+        <w:rPr>
+          <w:rFonts w:ascii="Times New Roman" w:hAnsi="Times New Roman" w:cs="Times New Roman"/>
+        </w:rPr>
+        <w:t>ing</w:t>
+      </w:r>
+      <w:r>
+        <w:rPr>
+          <w:rFonts w:ascii="Times New Roman" w:hAnsi="Times New Roman" w:cs="Times New Roman"/>
+        </w:rPr>
+        <w:t xml:space="preserve"> and operationalize the technical strategy for</w:t>
+      </w:r>
+      <w:r>
+        <w:rPr>
+          <w:rFonts w:ascii="Times New Roman" w:hAnsi="Times New Roman" w:cs="Times New Roman"/>
+        </w:rPr>
+        <w:t xml:space="preserve"> the Head of Open-Source Governance and Chief Open-Source Officer on firmwide open-source initiatives</w:t>
       </w:r>
     </w:p>
     <w:p>
@@ -887,7 +937,19 @@
         <w:rPr>
           <w:rFonts w:ascii="Times New Roman" w:hAnsi="Times New Roman" w:cs="Times New Roman"/>
         </w:rPr>
-        <w:t>Standardize implementation patterns and governance workflows across engineering organizations and lines of business</w:t>
+        <w:t>Partner</w:t>
+      </w:r>
+      <w:r>
+        <w:rPr>
+          <w:rFonts w:ascii="Times New Roman" w:hAnsi="Times New Roman" w:cs="Times New Roman"/>
+        </w:rPr>
+        <w:t>ing</w:t>
+      </w:r>
+      <w:r>
+        <w:rPr>
+          <w:rFonts w:ascii="Times New Roman" w:hAnsi="Times New Roman" w:cs="Times New Roman"/>
+        </w:rPr>
+        <w:t xml:space="preserve"> with engineering organizations across JPMorgan Chase to translate enterprise open-source controls into scalable workflows that reduce developer friction while maintaining cybersecurity and compliance requirements</w:t>
       </w:r>
     </w:p>
     <w:p>
@@ -906,13 +968,19 @@
         <w:rPr>
           <w:rFonts w:ascii="Times New Roman" w:hAnsi="Times New Roman" w:cs="Times New Roman"/>
         </w:rPr>
-        <w:t>Partner</w:t>
-      </w:r>
-      <w:r>
-        <w:rPr>
-          <w:rFonts w:ascii="Times New Roman" w:hAnsi="Times New Roman" w:cs="Times New Roman"/>
-        </w:rPr>
-        <w:t xml:space="preserve"> with Cybersecurity &amp; Technology Controls to align open-source usage with risk and compliance standards</w:t>
+        <w:t>Standardi</w:t>
+      </w:r>
+      <w:r>
+        <w:rPr>
+          <w:rFonts w:ascii="Times New Roman" w:hAnsi="Times New Roman" w:cs="Times New Roman"/>
+        </w:rPr>
+        <w:t>zing</w:t>
+      </w:r>
+      <w:r>
+        <w:rPr>
+          <w:rFonts w:ascii="Times New Roman" w:hAnsi="Times New Roman" w:cs="Times New Roman"/>
+        </w:rPr>
+        <w:t xml:space="preserve"> implementation patterns and governance workflows across engineering organizations and lines of business</w:t>
       </w:r>
     </w:p>
     <w:p>
@@ -931,7 +999,19 @@
         <w:rPr>
           <w:rFonts w:ascii="Times New Roman" w:hAnsi="Times New Roman" w:cs="Times New Roman"/>
         </w:rPr>
-        <w:t>Lead open-source initiatives involving AI/ML, GenAI, and large language models</w:t>
+        <w:t>Partner</w:t>
+      </w:r>
+      <w:r>
+        <w:rPr>
+          <w:rFonts w:ascii="Times New Roman" w:hAnsi="Times New Roman" w:cs="Times New Roman"/>
+        </w:rPr>
+        <w:t>ing</w:t>
+      </w:r>
+      <w:r>
+        <w:rPr>
+          <w:rFonts w:ascii="Times New Roman" w:hAnsi="Times New Roman" w:cs="Times New Roman"/>
+        </w:rPr>
+        <w:t xml:space="preserve"> with Cybersecurity &amp; Technology Controls to align open-source usage with risk and compliance standards</w:t>
       </w:r>
     </w:p>
     <w:p>
@@ -950,7 +1030,50 @@
         <w:rPr>
           <w:rFonts w:ascii="Times New Roman" w:hAnsi="Times New Roman" w:cs="Times New Roman"/>
         </w:rPr>
-        <w:t>Support open-source community engagement, contribution workflows, and sponsorship strategy</w:t>
+        <w:t>Lead</w:t>
+      </w:r>
+      <w:r>
+        <w:rPr>
+          <w:rFonts w:ascii="Times New Roman" w:hAnsi="Times New Roman" w:cs="Times New Roman"/>
+        </w:rPr>
+        <w:t>ing</w:t>
+      </w:r>
+      <w:r>
+        <w:rPr>
+          <w:rFonts w:ascii="Times New Roman" w:hAnsi="Times New Roman" w:cs="Times New Roman"/>
+        </w:rPr>
+        <w:t xml:space="preserve"> open-source initiatives involving AI/ML, GenAI, and large language models</w:t>
+      </w:r>
+    </w:p>
+    <w:p>
+      <w:pPr>
+        <w:pStyle w:val="ListParagraph"/>
+        <w:numPr>
+          <w:ilvl w:val="0"/>
+          <w:numId w:val="17"/>
+        </w:numPr>
+        <w:spacing w:after="0" w:line="250" w:lineRule="exact"/>
+        <w:rPr>
+          <w:rFonts w:ascii="Times New Roman" w:hAnsi="Times New Roman" w:cs="Times New Roman"/>
+        </w:rPr>
+      </w:pPr>
+      <w:r>
+        <w:rPr>
+          <w:rFonts w:ascii="Times New Roman" w:hAnsi="Times New Roman" w:cs="Times New Roman"/>
+        </w:rPr>
+        <w:t>Support</w:t>
+      </w:r>
+      <w:r>
+        <w:rPr>
+          <w:rFonts w:ascii="Times New Roman" w:hAnsi="Times New Roman" w:cs="Times New Roman"/>
+        </w:rPr>
+        <w:t>ing</w:t>
+      </w:r>
+      <w:r>
+        <w:rPr>
+          <w:rFonts w:ascii="Times New Roman" w:hAnsi="Times New Roman" w:cs="Times New Roman"/>
+        </w:rPr>
+        <w:t xml:space="preserve"> open-source community engagement, contribution workflows, and sponsorship strategy</w:t>
       </w:r>
     </w:p>
     <w:p>
@@ -1152,6 +1275,7 @@
           <w:sz w:val="24"/>
           <w:szCs w:val="24"/>
         </w:rPr>
+        <w:lastRenderedPageBreak/>
         <w:t>Greenwood</w:t>
       </w:r>
       <w:r>
@@ -1280,7 +1404,6 @@
           <w:sz w:val="24"/>
           <w:szCs w:val="24"/>
         </w:rPr>
-        <w:lastRenderedPageBreak/>
         <w:t>United Services Automobile Association (USAA)</w:t>
       </w:r>
     </w:p>
@@ -2244,6 +2367,7 @@
         <w:rPr>
           <w:rFonts w:ascii="Times New Roman" w:hAnsi="Times New Roman" w:cs="Times New Roman"/>
         </w:rPr>
+        <w:lastRenderedPageBreak/>
         <w:t>Automated a manual internal audit process using Java, Splunk, and SQL. Splunk logs from our online portal were cross-referenced with loan boarding data to validate that only customers who clicked an "I accept" button on our terms and conditions page were enrolled in recurring payments. A PDF report was then generated outlining every loan that either passed or failed the audit</w:t>
       </w:r>
     </w:p>
@@ -2301,7 +2425,16 @@
           <w:sz w:val="24"/>
           <w:szCs w:val="24"/>
         </w:rPr>
-        <w:lastRenderedPageBreak/>
+        <w:br/>
+      </w:r>
+      <w:r>
+        <w:rPr>
+          <w:rFonts w:ascii="Times New Roman" w:hAnsi="Times New Roman" w:cs="Times New Roman"/>
+          <w:b/>
+          <w:bCs/>
+          <w:sz w:val="24"/>
+          <w:szCs w:val="24"/>
+        </w:rPr>
         <w:t>Fidelity Investments</w:t>
       </w:r>
       <w:r>
@@ -3037,16 +3170,29 @@
         <w:contextualSpacing/>
         <w:rPr>
           <w:rFonts w:ascii="Times New Roman" w:hAnsi="Times New Roman" w:cs="Times New Roman"/>
-        </w:rPr>
-      </w:pPr>
-      <w:r>
-        <w:rPr>
-          <w:rFonts w:ascii="Times New Roman" w:hAnsi="Times New Roman" w:cs="Times New Roman"/>
           <w:b/>
           <w:bCs/>
           <w:sz w:val="24"/>
           <w:szCs w:val="24"/>
         </w:rPr>
+      </w:pPr>
+    </w:p>
+    <w:p>
+      <w:pPr>
+        <w:spacing w:after="0" w:line="250" w:lineRule="exact"/>
+        <w:contextualSpacing/>
+        <w:rPr>
+          <w:rFonts w:ascii="Times New Roman" w:hAnsi="Times New Roman" w:cs="Times New Roman"/>
+        </w:rPr>
+      </w:pPr>
+      <w:r>
+        <w:rPr>
+          <w:rFonts w:ascii="Times New Roman" w:hAnsi="Times New Roman" w:cs="Times New Roman"/>
+          <w:b/>
+          <w:bCs/>
+          <w:sz w:val="24"/>
+          <w:szCs w:val="24"/>
+        </w:rPr>
         <w:t>The University of Texas at Arlington</w:t>
       </w:r>
       <w:r>
@@ -3061,15 +3207,12 @@
         </w:rPr>
         <w:t>Bachelor of Science</w:t>
       </w:r>
-    </w:p>
-    <w:p>
-      <w:pPr>
-        <w:spacing w:after="0" w:line="250" w:lineRule="exact"/>
-        <w:contextualSpacing/>
-        <w:rPr>
-          <w:rFonts w:ascii="Times New Roman" w:hAnsi="Times New Roman" w:cs="Times New Roman"/>
-        </w:rPr>
-      </w:pPr>
+      <w:r>
+        <w:rPr>
+          <w:rFonts w:ascii="Times New Roman" w:hAnsi="Times New Roman" w:cs="Times New Roman"/>
+        </w:rPr>
+        <w:t xml:space="preserve"> | </w:t>
+      </w:r>
       <w:r>
         <w:rPr>
           <w:rFonts w:ascii="Times New Roman" w:hAnsi="Times New Roman" w:cs="Times New Roman"/>
@@ -3484,7 +3627,7 @@
   <w:abstractNum w:abstractNumId="0" w15:restartNumberingAfterBreak="0">
     <w:nsid w:val="075F03C6"/>
     <w:multiLevelType w:val="hybridMultilevel"/>
-    <w:tmpl w:val="E1540522"/>
+    <w:tmpl w:val="D8748FE4"/>
     <w:lvl w:ilvl="0" w:tplc="04090001">
       <w:start w:val="1"/>
       <w:numFmt w:val="bullet"/>
@@ -3821,6 +3964,120 @@
     </w:lvl>
   </w:abstractNum>
   <w:abstractNum w:abstractNumId="3" w15:restartNumberingAfterBreak="0">
+    <w:nsid w:val="1D0D2B2A"/>
+    <w:multiLevelType w:val="hybridMultilevel"/>
+    <w:tmpl w:val="532C1814"/>
+    <w:lvl w:ilvl="0" w:tplc="C0562A2C">
+      <w:numFmt w:val="bullet"/>
+      <w:lvlText w:val="-"/>
+      <w:lvlJc w:val="left"/>
+      <w:pPr>
+        <w:ind w:left="720" w:hanging="360"/>
+      </w:pPr>
+      <w:rPr>
+        <w:rFonts w:ascii="Times New Roman" w:eastAsiaTheme="minorHAnsi" w:hAnsi="Times New Roman" w:cs="Times New Roman" w:hint="default"/>
+        <w:b w:val="0"/>
+        <w:sz w:val="22"/>
+      </w:rPr>
+    </w:lvl>
+    <w:lvl w:ilvl="1" w:tplc="04090003" w:tentative="1">
+      <w:start w:val="1"/>
+      <w:numFmt w:val="bullet"/>
+      <w:lvlText w:val="o"/>
+      <w:lvlJc w:val="left"/>
+      <w:pPr>
+        <w:ind w:left="1440" w:hanging="360"/>
+      </w:pPr>
+      <w:rPr>
+        <w:rFonts w:ascii="Courier New" w:hAnsi="Courier New" w:cs="Courier New" w:hint="default"/>
+      </w:rPr>
+    </w:lvl>
+    <w:lvl w:ilvl="2" w:tplc="04090005" w:tentative="1">
+      <w:start w:val="1"/>
+      <w:numFmt w:val="bullet"/>
+      <w:lvlText w:val=""/>
+      <w:lvlJc w:val="left"/>
+      <w:pPr>
+        <w:ind w:left="2160" w:hanging="360"/>
+      </w:pPr>
+      <w:rPr>
+        <w:rFonts w:ascii="Wingdings" w:hAnsi="Wingdings" w:hint="default"/>
+      </w:rPr>
+    </w:lvl>
+    <w:lvl w:ilvl="3" w:tplc="04090001" w:tentative="1">
+      <w:start w:val="1"/>
+      <w:numFmt w:val="bullet"/>
+      <w:lvlText w:val=""/>
+      <w:lvlJc w:val="left"/>
+      <w:pPr>
+        <w:ind w:left="2880" w:hanging="360"/>
+      </w:pPr>
+      <w:rPr>
+        <w:rFonts w:ascii="Symbol" w:hAnsi="Symbol" w:hint="default"/>
+      </w:rPr>
+    </w:lvl>
+    <w:lvl w:ilvl="4" w:tplc="04090003" w:tentative="1">
+      <w:start w:val="1"/>
+      <w:numFmt w:val="bullet"/>
+      <w:lvlText w:val="o"/>
+      <w:lvlJc w:val="left"/>
+      <w:pPr>
+        <w:ind w:left="3600" w:hanging="360"/>
+      </w:pPr>
+      <w:rPr>
+        <w:rFonts w:ascii="Courier New" w:hAnsi="Courier New" w:cs="Courier New" w:hint="default"/>
+      </w:rPr>
+    </w:lvl>
+    <w:lvl w:ilvl="5" w:tplc="04090005" w:tentative="1">
+      <w:start w:val="1"/>
+      <w:numFmt w:val="bullet"/>
+      <w:lvlText w:val=""/>
+      <w:lvlJc w:val="left"/>
+      <w:pPr>
+        <w:ind w:left="4320" w:hanging="360"/>
+      </w:pPr>
+      <w:rPr>
+        <w:rFonts w:ascii="Wingdings" w:hAnsi="Wingdings" w:hint="default"/>
+      </w:rPr>
+    </w:lvl>
+    <w:lvl w:ilvl="6" w:tplc="04090001" w:tentative="1">
+      <w:start w:val="1"/>
+      <w:numFmt w:val="bullet"/>
+      <w:lvlText w:val=""/>
+      <w:lvlJc w:val="left"/>
+      <w:pPr>
+        <w:ind w:left="5040" w:hanging="360"/>
+      </w:pPr>
+      <w:rPr>
+        <w:rFonts w:ascii="Symbol" w:hAnsi="Symbol" w:hint="default"/>
+      </w:rPr>
+    </w:lvl>
+    <w:lvl w:ilvl="7" w:tplc="04090003" w:tentative="1">
+      <w:start w:val="1"/>
+      <w:numFmt w:val="bullet"/>
+      <w:lvlText w:val="o"/>
+      <w:lvlJc w:val="left"/>
+      <w:pPr>
+        <w:ind w:left="5760" w:hanging="360"/>
+      </w:pPr>
+      <w:rPr>
+        <w:rFonts w:ascii="Courier New" w:hAnsi="Courier New" w:cs="Courier New" w:hint="default"/>
+      </w:rPr>
+    </w:lvl>
+    <w:lvl w:ilvl="8" w:tplc="04090005" w:tentative="1">
+      <w:start w:val="1"/>
+      <w:numFmt w:val="bullet"/>
+      <w:lvlText w:val=""/>
+      <w:lvlJc w:val="left"/>
+      <w:pPr>
+        <w:ind w:left="6480" w:hanging="360"/>
+      </w:pPr>
+      <w:rPr>
+        <w:rFonts w:ascii="Wingdings" w:hAnsi="Wingdings" w:hint="default"/>
+      </w:rPr>
+    </w:lvl>
+  </w:abstractNum>
+  <w:abstractNum w:abstractNumId="4" w15:restartNumberingAfterBreak="0">
     <w:nsid w:val="1DC95358"/>
     <w:multiLevelType w:val="hybridMultilevel"/>
     <w:tmpl w:val="7A908258"/>
@@ -3933,7 +4190,7 @@
       </w:rPr>
     </w:lvl>
   </w:abstractNum>
-  <w:abstractNum w:abstractNumId="4" w15:restartNumberingAfterBreak="0">
+  <w:abstractNum w:abstractNumId="5" w15:restartNumberingAfterBreak="0">
     <w:nsid w:val="2F005F7E"/>
     <w:multiLevelType w:val="hybridMultilevel"/>
     <w:tmpl w:val="096A94E6"/>
@@ -4046,7 +4303,7 @@
       </w:rPr>
     </w:lvl>
   </w:abstractNum>
-  <w:abstractNum w:abstractNumId="5" w15:restartNumberingAfterBreak="0">
+  <w:abstractNum w:abstractNumId="6" w15:restartNumberingAfterBreak="0">
     <w:nsid w:val="3B87638E"/>
     <w:multiLevelType w:val="hybridMultilevel"/>
     <w:tmpl w:val="3688769C"/>
@@ -4159,7 +4416,7 @@
       </w:rPr>
     </w:lvl>
   </w:abstractNum>
-  <w:abstractNum w:abstractNumId="6" w15:restartNumberingAfterBreak="0">
+  <w:abstractNum w:abstractNumId="7" w15:restartNumberingAfterBreak="0">
     <w:nsid w:val="3F880AC6"/>
     <w:multiLevelType w:val="hybridMultilevel"/>
     <w:tmpl w:val="F6467030"/>
@@ -4272,7 +4529,7 @@
       </w:rPr>
     </w:lvl>
   </w:abstractNum>
-  <w:abstractNum w:abstractNumId="7" w15:restartNumberingAfterBreak="0">
+  <w:abstractNum w:abstractNumId="8" w15:restartNumberingAfterBreak="0">
     <w:nsid w:val="452841DC"/>
     <w:multiLevelType w:val="hybridMultilevel"/>
     <w:tmpl w:val="CA34E0E8"/>
@@ -4385,7 +4642,7 @@
       </w:rPr>
     </w:lvl>
   </w:abstractNum>
-  <w:abstractNum w:abstractNumId="8" w15:restartNumberingAfterBreak="0">
+  <w:abstractNum w:abstractNumId="9" w15:restartNumberingAfterBreak="0">
     <w:nsid w:val="46EF0554"/>
     <w:multiLevelType w:val="hybridMultilevel"/>
     <w:tmpl w:val="258AA4C8"/>
@@ -4498,7 +4755,7 @@
       </w:rPr>
     </w:lvl>
   </w:abstractNum>
-  <w:abstractNum w:abstractNumId="9" w15:restartNumberingAfterBreak="0">
+  <w:abstractNum w:abstractNumId="10" w15:restartNumberingAfterBreak="0">
     <w:nsid w:val="499645CE"/>
     <w:multiLevelType w:val="hybridMultilevel"/>
     <w:tmpl w:val="65F0FDD8"/>
@@ -4611,7 +4868,7 @@
       </w:rPr>
     </w:lvl>
   </w:abstractNum>
-  <w:abstractNum w:abstractNumId="10" w15:restartNumberingAfterBreak="0">
+  <w:abstractNum w:abstractNumId="11" w15:restartNumberingAfterBreak="0">
     <w:nsid w:val="51AA3B3F"/>
     <w:multiLevelType w:val="hybridMultilevel"/>
     <w:tmpl w:val="646856D4"/>
@@ -4724,7 +4981,7 @@
       </w:rPr>
     </w:lvl>
   </w:abstractNum>
-  <w:abstractNum w:abstractNumId="11" w15:restartNumberingAfterBreak="0">
+  <w:abstractNum w:abstractNumId="12" w15:restartNumberingAfterBreak="0">
     <w:nsid w:val="56A3767A"/>
     <w:multiLevelType w:val="hybridMultilevel"/>
     <w:tmpl w:val="CC5A2718"/>
@@ -4837,7 +5094,7 @@
       </w:rPr>
     </w:lvl>
   </w:abstractNum>
-  <w:abstractNum w:abstractNumId="12" w15:restartNumberingAfterBreak="0">
+  <w:abstractNum w:abstractNumId="13" w15:restartNumberingAfterBreak="0">
     <w:nsid w:val="590736A4"/>
     <w:multiLevelType w:val="hybridMultilevel"/>
     <w:tmpl w:val="05F00814"/>
@@ -4950,7 +5207,121 @@
       </w:rPr>
     </w:lvl>
   </w:abstractNum>
-  <w:abstractNum w:abstractNumId="13" w15:restartNumberingAfterBreak="0">
+  <w:abstractNum w:abstractNumId="14" w15:restartNumberingAfterBreak="0">
+    <w:nsid w:val="6BFE35C8"/>
+    <w:multiLevelType w:val="hybridMultilevel"/>
+    <w:tmpl w:val="DB6AEDCE"/>
+    <w:lvl w:ilvl="0" w:tplc="C0562A2C">
+      <w:numFmt w:val="bullet"/>
+      <w:lvlText w:val="-"/>
+      <w:lvlJc w:val="left"/>
+      <w:pPr>
+        <w:ind w:left="720" w:hanging="360"/>
+      </w:pPr>
+      <w:rPr>
+        <w:rFonts w:ascii="Times New Roman" w:eastAsiaTheme="minorHAnsi" w:hAnsi="Times New Roman" w:cs="Times New Roman" w:hint="default"/>
+        <w:b w:val="0"/>
+        <w:sz w:val="22"/>
+      </w:rPr>
+    </w:lvl>
+    <w:lvl w:ilvl="1" w:tplc="04090003" w:tentative="1">
+      <w:start w:val="1"/>
+      <w:numFmt w:val="bullet"/>
+      <w:lvlText w:val="o"/>
+      <w:lvlJc w:val="left"/>
+      <w:pPr>
+        <w:ind w:left="1440" w:hanging="360"/>
+      </w:pPr>
+      <w:rPr>
+        <w:rFonts w:ascii="Courier New" w:hAnsi="Courier New" w:cs="Courier New" w:hint="default"/>
+      </w:rPr>
+    </w:lvl>
+    <w:lvl w:ilvl="2" w:tplc="04090005" w:tentative="1">
+      <w:start w:val="1"/>
+      <w:numFmt w:val="bullet"/>
+      <w:lvlText w:val=""/>
+      <w:lvlJc w:val="left"/>
+      <w:pPr>
+        <w:ind w:left="2160" w:hanging="360"/>
+      </w:pPr>
+      <w:rPr>
+        <w:rFonts w:ascii="Wingdings" w:hAnsi="Wingdings" w:hint="default"/>
+      </w:rPr>
+    </w:lvl>
+    <w:lvl w:ilvl="3" w:tplc="04090001" w:tentative="1">
+      <w:start w:val="1"/>
+      <w:numFmt w:val="bullet"/>
+      <w:lvlText w:val=""/>
+      <w:lvlJc w:val="left"/>
+      <w:pPr>
+        <w:ind w:left="2880" w:hanging="360"/>
+      </w:pPr>
+      <w:rPr>
+        <w:rFonts w:ascii="Symbol" w:hAnsi="Symbol" w:hint="default"/>
+      </w:rPr>
+    </w:lvl>
+    <w:lvl w:ilvl="4" w:tplc="04090003" w:tentative="1">
+      <w:start w:val="1"/>
+      <w:numFmt w:val="bullet"/>
+      <w:lvlText w:val="o"/>
+      <w:lvlJc w:val="left"/>
+      <w:pPr>
+        <w:ind w:left="3600" w:hanging="360"/>
+      </w:pPr>
+      <w:rPr>
+        <w:rFonts w:ascii="Courier New" w:hAnsi="Courier New" w:cs="Courier New" w:hint="default"/>
+      </w:rPr>
+    </w:lvl>
+    <w:lvl w:ilvl="5" w:tplc="04090005" w:tentative="1">
+      <w:start w:val="1"/>
+      <w:numFmt w:val="bullet"/>
+      <w:lvlText w:val=""/>
+      <w:lvlJc w:val="left"/>
+      <w:pPr>
+        <w:ind w:left="4320" w:hanging="360"/>
+      </w:pPr>
+      <w:rPr>
+        <w:rFonts w:ascii="Wingdings" w:hAnsi="Wingdings" w:hint="default"/>
+      </w:rPr>
+    </w:lvl>
+    <w:lvl w:ilvl="6" w:tplc="04090001" w:tentative="1">
+      <w:start w:val="1"/>
+      <w:numFmt w:val="bullet"/>
+      <w:lvlText w:val=""/>
+      <w:lvlJc w:val="left"/>
+      <w:pPr>
+        <w:ind w:left="5040" w:hanging="360"/>
+      </w:pPr>
+      <w:rPr>
+        <w:rFonts w:ascii="Symbol" w:hAnsi="Symbol" w:hint="default"/>
+      </w:rPr>
+    </w:lvl>
+    <w:lvl w:ilvl="7" w:tplc="04090003" w:tentative="1">
+      <w:start w:val="1"/>
+      <w:numFmt w:val="bullet"/>
+      <w:lvlText w:val="o"/>
+      <w:lvlJc w:val="left"/>
+      <w:pPr>
+        <w:ind w:left="5760" w:hanging="360"/>
+      </w:pPr>
+      <w:rPr>
+        <w:rFonts w:ascii="Courier New" w:hAnsi="Courier New" w:cs="Courier New" w:hint="default"/>
+      </w:rPr>
+    </w:lvl>
+    <w:lvl w:ilvl="8" w:tplc="04090005" w:tentative="1">
+      <w:start w:val="1"/>
+      <w:numFmt w:val="bullet"/>
+      <w:lvlText w:val=""/>
+      <w:lvlJc w:val="left"/>
+      <w:pPr>
+        <w:ind w:left="6480" w:hanging="360"/>
+      </w:pPr>
+      <w:rPr>
+        <w:rFonts w:ascii="Wingdings" w:hAnsi="Wingdings" w:hint="default"/>
+      </w:rPr>
+    </w:lvl>
+  </w:abstractNum>
+  <w:abstractNum w:abstractNumId="15" w15:restartNumberingAfterBreak="0">
     <w:nsid w:val="6CB659F1"/>
     <w:multiLevelType w:val="hybridMultilevel"/>
     <w:tmpl w:val="58DA17EE"/>
@@ -5063,7 +5434,7 @@
       </w:rPr>
     </w:lvl>
   </w:abstractNum>
-  <w:abstractNum w:abstractNumId="14" w15:restartNumberingAfterBreak="0">
+  <w:abstractNum w:abstractNumId="16" w15:restartNumberingAfterBreak="0">
     <w:nsid w:val="6E580522"/>
     <w:multiLevelType w:val="hybridMultilevel"/>
     <w:tmpl w:val="229C3BC4"/>
@@ -5176,7 +5547,7 @@
       </w:rPr>
     </w:lvl>
   </w:abstractNum>
-  <w:abstractNum w:abstractNumId="15" w15:restartNumberingAfterBreak="0">
+  <w:abstractNum w:abstractNumId="17" w15:restartNumberingAfterBreak="0">
     <w:nsid w:val="7FD84F17"/>
     <w:multiLevelType w:val="hybridMultilevel"/>
     <w:tmpl w:val="F82C4D7C"/>
@@ -5288,7 +5659,7 @@
       </w:rPr>
     </w:lvl>
   </w:abstractNum>
-  <w:abstractNum w:abstractNumId="16" w15:restartNumberingAfterBreak="0">
+  <w:abstractNum w:abstractNumId="18" w15:restartNumberingAfterBreak="0">
     <w:nsid w:val="7FE30C0D"/>
     <w:multiLevelType w:val="hybridMultilevel"/>
     <w:tmpl w:val="F72278BE"/>
@@ -5402,55 +5773,61 @@
     </w:lvl>
   </w:abstractNum>
   <w:num w:numId="1" w16cid:durableId="939337541">
-    <w:abstractNumId w:val="5"/>
+    <w:abstractNumId w:val="6"/>
   </w:num>
   <w:num w:numId="2" w16cid:durableId="1579024919">
-    <w:abstractNumId w:val="13"/>
+    <w:abstractNumId w:val="15"/>
   </w:num>
   <w:num w:numId="3" w16cid:durableId="893003061">
     <w:abstractNumId w:val="1"/>
   </w:num>
   <w:num w:numId="4" w16cid:durableId="1558584472">
-    <w:abstractNumId w:val="11"/>
+    <w:abstractNumId w:val="12"/>
   </w:num>
   <w:num w:numId="5" w16cid:durableId="704060150">
-    <w:abstractNumId w:val="14"/>
+    <w:abstractNumId w:val="16"/>
   </w:num>
   <w:num w:numId="6" w16cid:durableId="1758206403">
     <w:abstractNumId w:val="2"/>
   </w:num>
   <w:num w:numId="7" w16cid:durableId="1398169712">
+    <w:abstractNumId w:val="11"/>
+  </w:num>
+  <w:num w:numId="8" w16cid:durableId="848062331">
+    <w:abstractNumId w:val="13"/>
+  </w:num>
+  <w:num w:numId="9" w16cid:durableId="670254751">
     <w:abstractNumId w:val="10"/>
   </w:num>
-  <w:num w:numId="8" w16cid:durableId="848062331">
-    <w:abstractNumId w:val="12"/>
+  <w:num w:numId="10" w16cid:durableId="1915162415">
+    <w:abstractNumId w:val="4"/>
   </w:num>
-  <w:num w:numId="9" w16cid:durableId="670254751">
+  <w:num w:numId="11" w16cid:durableId="717050443">
+    <w:abstractNumId w:val="7"/>
+  </w:num>
+  <w:num w:numId="12" w16cid:durableId="1225338499">
     <w:abstractNumId w:val="9"/>
   </w:num>
-  <w:num w:numId="10" w16cid:durableId="1915162415">
-    <w:abstractNumId w:val="3"/>
-  </w:num>
-  <w:num w:numId="11" w16cid:durableId="717050443">
-    <w:abstractNumId w:val="6"/>
-  </w:num>
-  <w:num w:numId="12" w16cid:durableId="1225338499">
+  <w:num w:numId="13" w16cid:durableId="1790583251">
     <w:abstractNumId w:val="8"/>
   </w:num>
-  <w:num w:numId="13" w16cid:durableId="1790583251">
-    <w:abstractNumId w:val="7"/>
-  </w:num>
   <w:num w:numId="14" w16cid:durableId="1662152078">
-    <w:abstractNumId w:val="4"/>
+    <w:abstractNumId w:val="5"/>
   </w:num>
   <w:num w:numId="15" w16cid:durableId="1912764342">
-    <w:abstractNumId w:val="15"/>
+    <w:abstractNumId w:val="17"/>
   </w:num>
   <w:num w:numId="16" w16cid:durableId="1578204541">
-    <w:abstractNumId w:val="16"/>
+    <w:abstractNumId w:val="18"/>
   </w:num>
   <w:num w:numId="17" w16cid:durableId="1376540827">
     <w:abstractNumId w:val="0"/>
+  </w:num>
+  <w:num w:numId="18" w16cid:durableId="99227281">
+    <w:abstractNumId w:val="3"/>
+  </w:num>
+  <w:num w:numId="19" w16cid:durableId="1108158602">
+    <w:abstractNumId w:val="14"/>
   </w:num>
 </w:numbering>
 </file>

--- a/docs/Billy_Haile-Mariam_Resume.docx
+++ b/docs/Billy_Haile-Mariam_Resume.docx
@@ -912,7 +912,19 @@
         <w:rPr>
           <w:rFonts w:ascii="Times New Roman" w:hAnsi="Times New Roman" w:cs="Times New Roman"/>
         </w:rPr>
-        <w:t xml:space="preserve"> and operationalize the technical strategy for</w:t>
+        <w:t xml:space="preserve"> and operationaliz</w:t>
+      </w:r>
+      <w:r>
+        <w:rPr>
+          <w:rFonts w:ascii="Times New Roman" w:hAnsi="Times New Roman" w:cs="Times New Roman"/>
+        </w:rPr>
+        <w:t>ing</w:t>
+      </w:r>
+      <w:r>
+        <w:rPr>
+          <w:rFonts w:ascii="Times New Roman" w:hAnsi="Times New Roman" w:cs="Times New Roman"/>
+        </w:rPr>
+        <w:t xml:space="preserve"> the technical strategy for</w:t>
       </w:r>
       <w:r>
         <w:rPr>

--- a/docs/Billy_Haile-Mariam_Resume.docx
+++ b/docs/Billy_Haile-Mariam_Resume.docx
@@ -848,7 +848,7 @@
           <w:sz w:val="24"/>
           <w:szCs w:val="24"/>
         </w:rPr>
-        <w:t>ing</w:t>
+        <w:t>e</w:t>
       </w:r>
       <w:r>
         <w:rPr>
@@ -906,7 +906,7 @@
         <w:rPr>
           <w:rFonts w:ascii="Times New Roman" w:hAnsi="Times New Roman" w:cs="Times New Roman"/>
         </w:rPr>
-        <w:t>ing</w:t>
+        <w:t>e</w:t>
       </w:r>
       <w:r>
         <w:rPr>
@@ -918,7 +918,7 @@
         <w:rPr>
           <w:rFonts w:ascii="Times New Roman" w:hAnsi="Times New Roman" w:cs="Times New Roman"/>
         </w:rPr>
-        <w:t>ing</w:t>
+        <w:t>e</w:t>
       </w:r>
       <w:r>
         <w:rPr>
@@ -949,19 +949,7 @@
         <w:rPr>
           <w:rFonts w:ascii="Times New Roman" w:hAnsi="Times New Roman" w:cs="Times New Roman"/>
         </w:rPr>
-        <w:t>Partner</w:t>
-      </w:r>
-      <w:r>
-        <w:rPr>
-          <w:rFonts w:ascii="Times New Roman" w:hAnsi="Times New Roman" w:cs="Times New Roman"/>
-        </w:rPr>
-        <w:t>ing</w:t>
-      </w:r>
-      <w:r>
-        <w:rPr>
-          <w:rFonts w:ascii="Times New Roman" w:hAnsi="Times New Roman" w:cs="Times New Roman"/>
-        </w:rPr>
-        <w:t xml:space="preserve"> with engineering organizations across JPMorgan Chase to translate enterprise open-source controls into scalable workflows that reduce developer friction while maintaining cybersecurity and compliance requirements</w:t>
+        <w:t>Partner with engineering organizations across JPMorgan Chase to translate enterprise open-source controls into scalable workflows that reduce developer friction while maintaining cybersecurity and compliance requirements</w:t>
       </w:r>
     </w:p>
     <w:p>
@@ -986,7 +974,13 @@
         <w:rPr>
           <w:rFonts w:ascii="Times New Roman" w:hAnsi="Times New Roman" w:cs="Times New Roman"/>
         </w:rPr>
-        <w:t>zing</w:t>
+        <w:t>z</w:t>
+      </w:r>
+      <w:r>
+        <w:rPr>
+          <w:rFonts w:ascii="Times New Roman" w:hAnsi="Times New Roman" w:cs="Times New Roman"/>
+        </w:rPr>
+        <w:t>e</w:t>
       </w:r>
       <w:r>
         <w:rPr>
@@ -1017,12 +1011,6 @@
         <w:rPr>
           <w:rFonts w:ascii="Times New Roman" w:hAnsi="Times New Roman" w:cs="Times New Roman"/>
         </w:rPr>
-        <w:t>ing</w:t>
-      </w:r>
-      <w:r>
-        <w:rPr>
-          <w:rFonts w:ascii="Times New Roman" w:hAnsi="Times New Roman" w:cs="Times New Roman"/>
-        </w:rPr>
         <w:t xml:space="preserve"> with Cybersecurity &amp; Technology Controls to align open-source usage with risk and compliance standards</w:t>
       </w:r>
     </w:p>
@@ -1042,19 +1030,7 @@
         <w:rPr>
           <w:rFonts w:ascii="Times New Roman" w:hAnsi="Times New Roman" w:cs="Times New Roman"/>
         </w:rPr>
-        <w:t>Lead</w:t>
-      </w:r>
-      <w:r>
-        <w:rPr>
-          <w:rFonts w:ascii="Times New Roman" w:hAnsi="Times New Roman" w:cs="Times New Roman"/>
-        </w:rPr>
-        <w:t>ing</w:t>
-      </w:r>
-      <w:r>
-        <w:rPr>
-          <w:rFonts w:ascii="Times New Roman" w:hAnsi="Times New Roman" w:cs="Times New Roman"/>
-        </w:rPr>
-        <w:t xml:space="preserve"> open-source initiatives involving AI/ML, GenAI, and large language models</w:t>
+        <w:t>Lead open-source initiatives involving AI/ML, GenAI, and large language models</w:t>
       </w:r>
     </w:p>
     <w:p>
@@ -1073,19 +1049,7 @@
         <w:rPr>
           <w:rFonts w:ascii="Times New Roman" w:hAnsi="Times New Roman" w:cs="Times New Roman"/>
         </w:rPr>
-        <w:t>Support</w:t>
-      </w:r>
-      <w:r>
-        <w:rPr>
-          <w:rFonts w:ascii="Times New Roman" w:hAnsi="Times New Roman" w:cs="Times New Roman"/>
-        </w:rPr>
-        <w:t>ing</w:t>
-      </w:r>
-      <w:r>
-        <w:rPr>
-          <w:rFonts w:ascii="Times New Roman" w:hAnsi="Times New Roman" w:cs="Times New Roman"/>
-        </w:rPr>
-        <w:t xml:space="preserve"> open-source community engagement, contribution workflows, and sponsorship strategy</w:t>
+        <w:t>Support open-source community engagement, contribution workflows, and sponsorship strategy</w:t>
       </w:r>
     </w:p>
     <w:p>
@@ -1287,7 +1251,6 @@
           <w:sz w:val="24"/>
           <w:szCs w:val="24"/>
         </w:rPr>
-        <w:lastRenderedPageBreak/>
         <w:t>Greenwood</w:t>
       </w:r>
       <w:r>
@@ -1335,6 +1298,7 @@
         <w:rPr>
           <w:rFonts w:ascii="Times New Roman" w:hAnsi="Times New Roman" w:cs="Times New Roman"/>
         </w:rPr>
+        <w:lastRenderedPageBreak/>
         <w:t>Contributed significantly to the backend engineering efforts at Greenwood by developing robust microservices and enhancing security measures</w:t>
       </w:r>
     </w:p>
@@ -2379,8 +2343,14 @@
         <w:rPr>
           <w:rFonts w:ascii="Times New Roman" w:hAnsi="Times New Roman" w:cs="Times New Roman"/>
         </w:rPr>
+        <w:t xml:space="preserve">Automated a manual internal audit process using Java, Splunk, and SQL. Splunk logs from our online portal were cross-referenced with loan boarding data to validate that only customers who clicked an "I accept" button on our </w:t>
+      </w:r>
+      <w:r>
+        <w:rPr>
+          <w:rFonts w:ascii="Times New Roman" w:hAnsi="Times New Roman" w:cs="Times New Roman"/>
+        </w:rPr>
         <w:lastRenderedPageBreak/>
-        <w:t>Automated a manual internal audit process using Java, Splunk, and SQL. Splunk logs from our online portal were cross-referenced with loan boarding data to validate that only customers who clicked an "I accept" button on our terms and conditions page were enrolled in recurring payments. A PDF report was then generated outlining every loan that either passed or failed the audit</w:t>
+        <w:t>terms and conditions page were enrolled in recurring payments. A PDF report was then generated outlining every loan that either passed or failed the audit</w:t>
       </w:r>
     </w:p>
     <w:p>

--- a/docs/Billy_Haile-Mariam_Resume.docx
+++ b/docs/Billy_Haile-Mariam_Resume.docx
@@ -1243,7 +1243,11 @@
           <w:szCs w:val="24"/>
         </w:rPr>
       </w:pPr>
-      <w:r>
+    </w:p>
+    <w:p>
+      <w:pPr>
+        <w:spacing w:after="0" w:line="250" w:lineRule="exact"/>
+        <w:contextualSpacing/>
         <w:rPr>
           <w:rFonts w:ascii="Times New Roman" w:hAnsi="Times New Roman" w:cs="Times New Roman"/>
           <w:b/>
@@ -1251,6 +1255,16 @@
           <w:sz w:val="24"/>
           <w:szCs w:val="24"/>
         </w:rPr>
+      </w:pPr>
+      <w:r>
+        <w:rPr>
+          <w:rFonts w:ascii="Times New Roman" w:hAnsi="Times New Roman" w:cs="Times New Roman"/>
+          <w:b/>
+          <w:bCs/>
+          <w:sz w:val="24"/>
+          <w:szCs w:val="24"/>
+        </w:rPr>
+        <w:lastRenderedPageBreak/>
         <w:t>Greenwood</w:t>
       </w:r>
       <w:r>
@@ -1298,7 +1312,6 @@
         <w:rPr>
           <w:rFonts w:ascii="Times New Roman" w:hAnsi="Times New Roman" w:cs="Times New Roman"/>
         </w:rPr>
-        <w:lastRenderedPageBreak/>
         <w:t>Contributed significantly to the backend engineering efforts at Greenwood by developing robust microservices and enhancing security measures</w:t>
       </w:r>
     </w:p>
@@ -2343,14 +2356,8 @@
         <w:rPr>
           <w:rFonts w:ascii="Times New Roman" w:hAnsi="Times New Roman" w:cs="Times New Roman"/>
         </w:rPr>
-        <w:t xml:space="preserve">Automated a manual internal audit process using Java, Splunk, and SQL. Splunk logs from our online portal were cross-referenced with loan boarding data to validate that only customers who clicked an "I accept" button on our </w:t>
-      </w:r>
-      <w:r>
-        <w:rPr>
-          <w:rFonts w:ascii="Times New Roman" w:hAnsi="Times New Roman" w:cs="Times New Roman"/>
-        </w:rPr>
         <w:lastRenderedPageBreak/>
-        <w:t>terms and conditions page were enrolled in recurring payments. A PDF report was then generated outlining every loan that either passed or failed the audit</w:t>
+        <w:t>Automated a manual internal audit process using Java, Splunk, and SQL. Splunk logs from our online portal were cross-referenced with loan boarding data to validate that only customers who clicked an "I accept" button on our terms and conditions page were enrolled in recurring payments. A PDF report was then generated outlining every loan that either passed or failed the audit</w:t>
       </w:r>
     </w:p>
     <w:p>

--- a/docs/Billy_Haile-Mariam_Resume.docx
+++ b/docs/Billy_Haile-Mariam_Resume.docx
@@ -392,7 +392,19 @@
               <w:rPr>
                 <w:rFonts w:ascii="Times New Roman" w:hAnsi="Times New Roman" w:cs="Times New Roman"/>
               </w:rPr>
-              <w:t>Domain Driven Design</w:t>
+              <w:t>Domain</w:t>
+            </w:r>
+            <w:r>
+              <w:rPr>
+                <w:rFonts w:ascii="Times New Roman" w:hAnsi="Times New Roman" w:cs="Times New Roman"/>
+              </w:rPr>
+              <w:t>-</w:t>
+            </w:r>
+            <w:r>
+              <w:rPr>
+                <w:rFonts w:ascii="Times New Roman" w:hAnsi="Times New Roman" w:cs="Times New Roman"/>
+              </w:rPr>
+              <w:t>Driven Design</w:t>
             </w:r>
             <w:r>
               <w:rPr>
@@ -420,7 +432,19 @@
               <w:rPr>
                 <w:rFonts w:ascii="Times New Roman" w:hAnsi="Times New Roman" w:cs="Times New Roman"/>
               </w:rPr>
-              <w:t>Event Driven Architecture</w:t>
+              <w:t>Event</w:t>
+            </w:r>
+            <w:r>
+              <w:rPr>
+                <w:rFonts w:ascii="Times New Roman" w:hAnsi="Times New Roman" w:cs="Times New Roman"/>
+              </w:rPr>
+              <w:t>-</w:t>
+            </w:r>
+            <w:r>
+              <w:rPr>
+                <w:rFonts w:ascii="Times New Roman" w:hAnsi="Times New Roman" w:cs="Times New Roman"/>
+              </w:rPr>
+              <w:t>Driven Architecture</w:t>
             </w:r>
             <w:r>
               <w:rPr>
@@ -448,7 +472,19 @@
               <w:rPr>
                 <w:rFonts w:ascii="Times New Roman" w:hAnsi="Times New Roman" w:cs="Times New Roman"/>
               </w:rPr>
-              <w:t>Test Driven Development</w:t>
+              <w:t>Test</w:t>
+            </w:r>
+            <w:r>
+              <w:rPr>
+                <w:rFonts w:ascii="Times New Roman" w:hAnsi="Times New Roman" w:cs="Times New Roman"/>
+              </w:rPr>
+              <w:t>-</w:t>
+            </w:r>
+            <w:r>
+              <w:rPr>
+                <w:rFonts w:ascii="Times New Roman" w:hAnsi="Times New Roman" w:cs="Times New Roman"/>
+              </w:rPr>
+              <w:t>Driven Development</w:t>
             </w:r>
             <w:r>
               <w:rPr>
